--- a/Unit 2 - 3D Roll A Ball/8-Adding AI Navigation.docx
+++ b/Unit 2 - 3D Roll A Ball/8-Adding AI Navigation.docx
@@ -1,6 +1,6 @@
 
 <file path=word/document.xml><?xml version="1.0" encoding="utf-8"?>
-<w:document xmlns:wpc="http://schemas.microsoft.com/office/word/2010/wordprocessingCanvas" xmlns:cx="http://schemas.microsoft.com/office/drawing/2014/chartex" xmlns:cx1="http://schemas.microsoft.com/office/drawing/2015/9/8/chartex" xmlns:cx2="http://schemas.microsoft.com/office/drawing/2015/10/21/chartex" xmlns:cx3="http://schemas.microsoft.com/office/drawing/2016/5/9/chartex" xmlns:cx4="http://schemas.microsoft.com/office/drawing/2016/5/10/chartex" xmlns:cx5="http://schemas.microsoft.com/office/drawing/2016/5/11/chartex" xmlns:cx6="http://schemas.microsoft.com/office/drawing/2016/5/12/chartex" xmlns:cx7="http://schemas.microsoft.com/office/drawing/2016/5/13/chartex" xmlns:cx8="http://schemas.microsoft.com/office/drawing/2016/5/14/chartex" xmlns:mc="http://schemas.openxmlformats.org/markup-compatibility/2006" xmlns:aink="http://schemas.microsoft.com/office/drawing/2016/ink" xmlns:am3d="http://schemas.microsoft.com/office/drawing/2017/model3d" xmlns:o="urn:schemas-microsoft-com:office:office" xmlns:oel="http://schemas.microsoft.com/office/2019/extlst" xmlns:r="http://schemas.openxmlformats.org/officeDocument/2006/relationships" xmlns:m="http://schemas.openxmlformats.org/officeDocument/2006/math" xmlns:v="urn:schemas-microsoft-com:vml" xmlns:wp14="http://schemas.microsoft.com/office/word/2010/wordprocessingDrawing" xmlns:wp="http://schemas.openxmlformats.org/drawingml/2006/wordprocessingDrawing" xmlns:w10="urn:schemas-microsoft-com:office:word" xmlns:w="http://schemas.openxmlformats.org/wordprocessingml/2006/main" xmlns:w14="http://schemas.microsoft.com/office/word/2010/wordml" xmlns:w15="http://schemas.microsoft.com/office/word/2012/wordml" xmlns:w16cei="http://schemas.microsoft.com/office/word/2026/wordml/cei" xmlns:w16cex="http://schemas.microsoft.com/office/word/2018/wordml/cex" xmlns:w16cid="http://schemas.microsoft.com/office/word/2016/wordml/cid" xmlns:w16="http://schemas.microsoft.com/office/word/2018/wordml" xmlns:w16du="http://schemas.microsoft.com/office/word/2023/wordml/word16du" xmlns:w16sdtdh="http://schemas.microsoft.com/office/word/2020/wordml/sdtdatahash" xmlns:w16sdtfl="http://schemas.microsoft.com/office/word/2024/wordml/sdtformatlock" xmlns:w16se="http://schemas.microsoft.com/office/word/2015/wordml/symex" xmlns:wpg="http://schemas.microsoft.com/office/word/2010/wordprocessingGroup" xmlns:wpi="http://schemas.microsoft.com/office/word/2010/wordprocessingInk" xmlns:wne="http://schemas.microsoft.com/office/word/2006/wordml" xmlns:wps="http://schemas.microsoft.com/office/word/2010/wordprocessingShape" mc:Ignorable="w14 w15 w16se w16cid w16 w16cex w16sdtdh w16sdtfl w16du wp14">
+<w:document xmlns:wpc="http://schemas.microsoft.com/office/word/2010/wordprocessingCanvas" xmlns:cx="http://schemas.microsoft.com/office/drawing/2014/chartex" xmlns:cx1="http://schemas.microsoft.com/office/drawing/2015/9/8/chartex" xmlns:cx2="http://schemas.microsoft.com/office/drawing/2015/10/21/chartex" xmlns:cx3="http://schemas.microsoft.com/office/drawing/2016/5/9/chartex" xmlns:cx4="http://schemas.microsoft.com/office/drawing/2016/5/10/chartex" xmlns:cx5="http://schemas.microsoft.com/office/drawing/2016/5/11/chartex" xmlns:cx6="http://schemas.microsoft.com/office/drawing/2016/5/12/chartex" xmlns:cx7="http://schemas.microsoft.com/office/drawing/2016/5/13/chartex" xmlns:cx8="http://schemas.microsoft.com/office/drawing/2016/5/14/chartex" xmlns:mc="http://schemas.openxmlformats.org/markup-compatibility/2006" xmlns:aink="http://schemas.microsoft.com/office/drawing/2016/ink" xmlns:am3d="http://schemas.microsoft.com/office/drawing/2017/model3d" xmlns:o="urn:schemas-microsoft-com:office:office" xmlns:oel="http://schemas.microsoft.com/office/2019/extlst" xmlns:r="http://schemas.openxmlformats.org/officeDocument/2006/relationships" xmlns:m="http://schemas.openxmlformats.org/officeDocument/2006/math" xmlns:v="urn:schemas-microsoft-com:vml" xmlns:wp14="http://schemas.microsoft.com/office/word/2010/wordprocessingDrawing" xmlns:wp="http://schemas.openxmlformats.org/drawingml/2006/wordprocessingDrawing" xmlns:w10="urn:schemas-microsoft-com:office:word" xmlns:w="http://schemas.openxmlformats.org/wordprocessingml/2006/main" xmlns:w14="http://schemas.microsoft.com/office/word/2010/wordml" xmlns:w15="http://schemas.microsoft.com/office/word/2012/wordml" xmlns:w16cex="http://schemas.microsoft.com/office/word/2018/wordml/cex" xmlns:w16cid="http://schemas.microsoft.com/office/word/2016/wordml/cid" xmlns:w16="http://schemas.microsoft.com/office/word/2018/wordml" xmlns:w16du="http://schemas.microsoft.com/office/word/2023/wordml/word16du" xmlns:w16sdtdh="http://schemas.microsoft.com/office/word/2020/wordml/sdtdatahash" xmlns:w16sdtfl="http://schemas.microsoft.com/office/word/2024/wordml/sdtformatlock" xmlns:w16se="http://schemas.microsoft.com/office/word/2015/wordml/symex" xmlns:wpg="http://schemas.microsoft.com/office/word/2010/wordprocessingGroup" xmlns:wpi="http://schemas.microsoft.com/office/word/2010/wordprocessingInk" xmlns:wne="http://schemas.microsoft.com/office/word/2006/wordml" xmlns:wps="http://schemas.microsoft.com/office/word/2010/wordprocessingShape" mc:Ignorable="w14 w15 w16se w16cid w16 w16cex w16sdtdh w16sdtfl w16du wp14">
   <w:body>
     <w:p>
       <w:r>
@@ -54,137 +54,6 @@
       </w:r>
     </w:p>
     <w:p>
-      <w:r>
-        <w:t>Resources</w:t>
-      </w:r>
-    </w:p>
-    <w:p>
-      <w:pPr>
-        <w:numPr>
-          <w:ilvl w:val="0"/>
-          <w:numId w:val="2"/>
-        </w:numPr>
-      </w:pPr>
-      <w:hyperlink r:id="rId5" w:tgtFrame="_blank" w:history="1">
-        <w:r>
-          <w:rPr>
-            <w:rStyle w:val="Hyperlink"/>
-          </w:rPr>
-          <w:t>8.1 - Install the AI Navigation package - Transcript.txt</w:t>
-        </w:r>
-      </w:hyperlink>
-    </w:p>
-    <w:p>
-      <w:pPr>
-        <w:numPr>
-          <w:ilvl w:val="0"/>
-          <w:numId w:val="2"/>
-        </w:numPr>
-      </w:pPr>
-      <w:hyperlink r:id="rId6" w:tgtFrame="_blank" w:history="1">
-        <w:r>
-          <w:rPr>
-            <w:rStyle w:val="Hyperlink"/>
-          </w:rPr>
-          <w:t>8.2 - Create an enemy - Transcript.txt</w:t>
-        </w:r>
-      </w:hyperlink>
-    </w:p>
-    <w:p>
-      <w:pPr>
-        <w:numPr>
-          <w:ilvl w:val="0"/>
-          <w:numId w:val="2"/>
-        </w:numPr>
-      </w:pPr>
-      <w:hyperlink r:id="rId7" w:tgtFrame="_blank" w:history="1">
-        <w:r>
-          <w:rPr>
-            <w:rStyle w:val="Hyperlink"/>
-          </w:rPr>
-          <w:t xml:space="preserve">8.3 - Bake a </w:t>
-        </w:r>
-        <w:proofErr w:type="spellStart"/>
-        <w:r>
-          <w:rPr>
-            <w:rStyle w:val="Hyperlink"/>
-          </w:rPr>
-          <w:t>NavMesh</w:t>
-        </w:r>
-        <w:proofErr w:type="spellEnd"/>
-        <w:r>
-          <w:rPr>
-            <w:rStyle w:val="Hyperlink"/>
-          </w:rPr>
-          <w:t xml:space="preserve"> - Transcript.txt</w:t>
-        </w:r>
-      </w:hyperlink>
-    </w:p>
-    <w:p>
-      <w:pPr>
-        <w:numPr>
-          <w:ilvl w:val="0"/>
-          <w:numId w:val="2"/>
-        </w:numPr>
-      </w:pPr>
-      <w:hyperlink r:id="rId8" w:tgtFrame="_blank" w:history="1">
-        <w:r>
-          <w:rPr>
-            <w:rStyle w:val="Hyperlink"/>
-          </w:rPr>
-          <w:t>8.4 - Make the enemy chase the player - Transcript.txt</w:t>
-        </w:r>
-      </w:hyperlink>
-    </w:p>
-    <w:p>
-      <w:pPr>
-        <w:numPr>
-          <w:ilvl w:val="0"/>
-          <w:numId w:val="2"/>
-        </w:numPr>
-      </w:pPr>
-      <w:hyperlink r:id="rId9" w:tgtFrame="_blank" w:history="1">
-        <w:r>
-          <w:rPr>
-            <w:rStyle w:val="Hyperlink"/>
-          </w:rPr>
-          <w:t>8.5 - Create static obstacles - Transcript.txt</w:t>
-        </w:r>
-      </w:hyperlink>
-    </w:p>
-    <w:p>
-      <w:pPr>
-        <w:numPr>
-          <w:ilvl w:val="0"/>
-          <w:numId w:val="2"/>
-        </w:numPr>
-      </w:pPr>
-      <w:hyperlink r:id="rId10" w:tgtFrame="_blank" w:history="1">
-        <w:r>
-          <w:rPr>
-            <w:rStyle w:val="Hyperlink"/>
-          </w:rPr>
-          <w:t>8.6 - Create dynamic obstacles - Transcript.txt</w:t>
-        </w:r>
-      </w:hyperlink>
-    </w:p>
-    <w:p>
-      <w:pPr>
-        <w:numPr>
-          <w:ilvl w:val="0"/>
-          <w:numId w:val="2"/>
-        </w:numPr>
-      </w:pPr>
-      <w:hyperlink r:id="rId11" w:tgtFrame="_blank" w:history="1">
-        <w:r>
-          <w:rPr>
-            <w:rStyle w:val="Hyperlink"/>
-          </w:rPr>
-          <w:t>8.7 - Set the win and lose conditions - Transcript.txt</w:t>
-        </w:r>
-      </w:hyperlink>
-    </w:p>
-    <w:p>
       <w:pPr>
         <w:rPr>
           <w:b/>
@@ -343,7 +212,7 @@
       </w:r>
     </w:p>
     <w:p>
-      <w:hyperlink r:id="rId12" w:tgtFrame="_self" w:history="1">
+      <w:hyperlink r:id="rId5" w:tgtFrame="_self" w:history="1">
         <w:r>
           <w:rPr>
             <w:rStyle w:val="Hyperlink"/>
@@ -464,6 +333,7 @@
         </w:numPr>
       </w:pPr>
       <w:r>
+        <w:lastRenderedPageBreak/>
         <w:t>In the </w:t>
       </w:r>
       <w:r>
@@ -841,6 +711,10 @@
     </w:p>
     <w:p>
       <w:r>
+        <w:rPr>
+          <w:noProof/>
+        </w:rPr>
+        <w:lastRenderedPageBreak/>
         <w:drawing>
           <wp:inline distT="0" distB="0" distL="0" distR="0" wp14:anchorId="5A99A1E3" wp14:editId="3629F4C1">
             <wp:extent cx="20117435" cy="12244070"/>
@@ -859,7 +733,7 @@
                     </pic:cNvPicPr>
                   </pic:nvPicPr>
                   <pic:blipFill>
-                    <a:blip r:embed="rId13">
+                    <a:blip r:embed="rId6">
                       <a:extLst>
                         <a:ext uri="{28A0092B-C50C-407E-A947-70E740481C1C}">
                           <a14:useLocalDpi xmlns:a14="http://schemas.microsoft.com/office/drawing/2010/main" val="0"/>
@@ -892,22 +766,18 @@
       </w:r>
     </w:p>
     <w:p>
-      <w:r>
-        <w:t>Mark step incomplete</w:t>
-      </w:r>
-    </w:p>
-    <w:p>
-      <w:pPr>
-        <w:rPr>
-          <w:b/>
-          <w:bCs/>
-        </w:rPr>
-      </w:pPr>
-      <w:r>
-        <w:rPr>
-          <w:b/>
-          <w:bCs/>
-        </w:rPr>
+      <w:pPr>
+        <w:rPr>
+          <w:b/>
+          <w:bCs/>
+        </w:rPr>
+      </w:pPr>
+      <w:r>
+        <w:rPr>
+          <w:b/>
+          <w:bCs/>
+        </w:rPr>
+        <w:lastRenderedPageBreak/>
         <w:t xml:space="preserve">3. Bake a </w:t>
       </w:r>
       <w:proofErr w:type="spellStart"/>
@@ -921,25 +791,126 @@
       <w:proofErr w:type="spellEnd"/>
     </w:p>
     <w:p>
-      <w:r>
-        <w:rPr>
-          <w:b/>
-          <w:bCs/>
-        </w:rPr>
-        <w:t>Q&amp;A (0)</w:t>
-      </w:r>
-    </w:p>
-    <w:p>
-      <w:r>
-        <w:t xml:space="preserve">Follow the video or text instructions below to bake a </w:t>
-      </w:r>
-      <w:proofErr w:type="spellStart"/>
-      <w:r>
+      <w:pPr>
+        <w:rPr>
+          <w:b/>
+          <w:bCs/>
+        </w:rPr>
+      </w:pPr>
+      <w:r>
+        <w:rPr>
+          <w:b/>
+          <w:bCs/>
+        </w:rPr>
+        <w:t xml:space="preserve">A navigation mesh (or </w:t>
+      </w:r>
+      <w:proofErr w:type="spellStart"/>
+      <w:r>
+        <w:rPr>
+          <w:b/>
+          <w:bCs/>
+        </w:rPr>
+        <w:t>navmesh</w:t>
+      </w:r>
+      <w:proofErr w:type="spellEnd"/>
+      <w:r>
+        <w:rPr>
+          <w:b/>
+          <w:bCs/>
+        </w:rPr>
+        <w:t>) is a data structure made of flat polygons that tells non-player characters (NPCs) and AI agents where they can walk in a 3D virtual environment. [</w:t>
+      </w:r>
+      <w:hyperlink r:id="rId7" w:history="1">
+        <w:r>
+          <w:rPr>
+            <w:rStyle w:val="Hyperlink"/>
+            <w:b/>
+            <w:bCs/>
+          </w:rPr>
+          <w:t>1</w:t>
+        </w:r>
+      </w:hyperlink>
+      <w:r>
+        <w:rPr>
+          <w:b/>
+          <w:bCs/>
+        </w:rPr>
+        <w:t xml:space="preserve">, </w:t>
+      </w:r>
+      <w:hyperlink r:id="rId8" w:history="1">
+        <w:r>
+          <w:rPr>
+            <w:rStyle w:val="Hyperlink"/>
+            <w:b/>
+            <w:bCs/>
+          </w:rPr>
+          <w:t>2</w:t>
+        </w:r>
+      </w:hyperlink>
+      <w:r>
+        <w:rPr>
+          <w:b/>
+          <w:bCs/>
+        </w:rPr>
+        <w:t>]</w:t>
+      </w:r>
+    </w:p>
+    <w:p>
+      <w:pPr>
+        <w:rPr>
+          <w:b/>
+          <w:bCs/>
+        </w:rPr>
+      </w:pPr>
+      <w:r>
+        <w:rPr>
+          <w:b/>
+          <w:bCs/>
+        </w:rPr>
+        <w:t xml:space="preserve">1. Bake a </w:t>
+      </w:r>
+      <w:proofErr w:type="spellStart"/>
+      <w:r>
+        <w:rPr>
+          <w:b/>
+          <w:bCs/>
+        </w:rPr>
         <w:t>NavMesh</w:t>
       </w:r>
       <w:proofErr w:type="spellEnd"/>
       <w:r>
-        <w:t xml:space="preserve"> on the </w:t>
+        <w:rPr>
+          <w:b/>
+          <w:bCs/>
+        </w:rPr>
+        <w:t xml:space="preserve"> on the Ground </w:t>
+      </w:r>
+      <w:proofErr w:type="spellStart"/>
+      <w:r>
+        <w:rPr>
+          <w:b/>
+          <w:bCs/>
+        </w:rPr>
+        <w:t>GameObject</w:t>
+      </w:r>
+      <w:proofErr w:type="spellEnd"/>
+      <w:r>
+        <w:rPr>
+          <w:b/>
+          <w:bCs/>
+        </w:rPr>
+        <w:t>.</w:t>
+      </w:r>
+    </w:p>
+    <w:p>
+      <w:pPr>
+        <w:numPr>
+          <w:ilvl w:val="0"/>
+          <w:numId w:val="7"/>
+        </w:numPr>
+      </w:pPr>
+      <w:r>
+        <w:t>Select the </w:t>
       </w:r>
       <w:r>
         <w:rPr>
@@ -957,98 +928,344 @@
       </w:r>
       <w:proofErr w:type="spellEnd"/>
       <w:r>
-        <w:t xml:space="preserve">, and configure what to include in the </w:t>
-      </w:r>
-      <w:proofErr w:type="spellStart"/>
-      <w:r>
+        <w:t>.</w:t>
+      </w:r>
+    </w:p>
+    <w:p>
+      <w:pPr>
+        <w:numPr>
+          <w:ilvl w:val="0"/>
+          <w:numId w:val="7"/>
+        </w:numPr>
+      </w:pPr>
+      <w:r>
+        <w:t>In the </w:t>
+      </w:r>
+      <w:r>
+        <w:rPr>
+          <w:b/>
+          <w:bCs/>
+        </w:rPr>
+        <w:t>Inspector </w:t>
+      </w:r>
+      <w:r>
+        <w:t>window, select </w:t>
+      </w:r>
+      <w:r>
+        <w:rPr>
+          <w:b/>
+          <w:bCs/>
+        </w:rPr>
+        <w:t>Add Component</w:t>
+      </w:r>
+      <w:r>
+        <w:t> &gt; </w:t>
+      </w:r>
+      <w:proofErr w:type="spellStart"/>
+      <w:r>
+        <w:rPr>
+          <w:b/>
+          <w:bCs/>
+        </w:rPr>
+        <w:t>NavMeshSurface</w:t>
+      </w:r>
+      <w:proofErr w:type="spellEnd"/>
+      <w:r>
+        <w:t>.</w:t>
+      </w:r>
+    </w:p>
+    <w:p>
+      <w:pPr>
+        <w:numPr>
+          <w:ilvl w:val="0"/>
+          <w:numId w:val="7"/>
+        </w:numPr>
+      </w:pPr>
+      <w:r>
+        <w:t>Select </w:t>
+      </w:r>
+      <w:r>
+        <w:rPr>
+          <w:b/>
+          <w:bCs/>
+        </w:rPr>
+        <w:t>Bake</w:t>
+      </w:r>
+      <w:r>
+        <w:t> in the </w:t>
+      </w:r>
+      <w:proofErr w:type="spellStart"/>
+      <w:r>
+        <w:rPr>
+          <w:b/>
+          <w:bCs/>
+        </w:rPr>
+        <w:t>NavMeshSurface</w:t>
+      </w:r>
+      <w:proofErr w:type="spellEnd"/>
+      <w:r>
+        <w:t> component.</w:t>
+      </w:r>
+    </w:p>
+    <w:p>
+      <w:pPr>
+        <w:rPr>
+          <w:b/>
+          <w:bCs/>
+        </w:rPr>
+      </w:pPr>
+      <w:r>
+        <w:rPr>
+          <w:b/>
+          <w:bCs/>
+        </w:rPr>
+        <w:t xml:space="preserve">2. Configure what to include in the </w:t>
+      </w:r>
+      <w:proofErr w:type="spellStart"/>
+      <w:r>
+        <w:rPr>
+          <w:b/>
+          <w:bCs/>
+        </w:rPr>
         <w:t>NavMesh</w:t>
       </w:r>
       <w:proofErr w:type="spellEnd"/>
       <w:r>
-        <w:t xml:space="preserve"> surface:</w:t>
-      </w:r>
-    </w:p>
-    <w:p>
-      <w:r>
-        <w:t>Play Video</w:t>
-      </w:r>
-    </w:p>
-    <w:p>
-      <w:hyperlink r:id="rId14" w:tgtFrame="_self" w:history="1">
+        <w:rPr>
+          <w:b/>
+          <w:bCs/>
+        </w:rPr>
+        <w:t xml:space="preserve"> surface.</w:t>
+      </w:r>
+    </w:p>
+    <w:p>
+      <w:pPr>
+        <w:numPr>
+          <w:ilvl w:val="0"/>
+          <w:numId w:val="8"/>
+        </w:numPr>
+      </w:pPr>
+      <w:r>
+        <w:t>In the </w:t>
+      </w:r>
+      <w:r>
+        <w:rPr>
+          <w:b/>
+          <w:bCs/>
+        </w:rPr>
+        <w:t>Inspector</w:t>
+      </w:r>
+      <w:r>
+        <w:t> window, in the </w:t>
+      </w:r>
+      <w:proofErr w:type="spellStart"/>
+      <w:r>
+        <w:rPr>
+          <w:b/>
+          <w:bCs/>
+        </w:rPr>
+        <w:t>NavMeshSurface</w:t>
+      </w:r>
+      <w:proofErr w:type="spellEnd"/>
+      <w:r>
+        <w:t xml:space="preserve"> component </w:t>
+      </w:r>
+      <w:proofErr w:type="spellStart"/>
+      <w:r>
+        <w:t>settings,use</w:t>
+      </w:r>
+      <w:proofErr w:type="spellEnd"/>
+      <w:r>
+        <w:t xml:space="preserve"> the foldout (triangle) to expand the </w:t>
+      </w:r>
+      <w:r>
+        <w:rPr>
+          <w:b/>
+          <w:bCs/>
+        </w:rPr>
+        <w:t>Object Collection</w:t>
+      </w:r>
+      <w:r>
+        <w:t> module.</w:t>
+      </w:r>
+    </w:p>
+    <w:p>
+      <w:pPr>
+        <w:numPr>
+          <w:ilvl w:val="0"/>
+          <w:numId w:val="8"/>
+        </w:numPr>
+      </w:pPr>
+      <w:r>
+        <w:t>Open the </w:t>
+      </w:r>
+      <w:r>
+        <w:rPr>
+          <w:b/>
+          <w:bCs/>
+        </w:rPr>
+        <w:t>Collect Objects </w:t>
+      </w:r>
+      <w:r>
+        <w:t>property dropdown menu and select </w:t>
+      </w:r>
+      <w:r>
+        <w:rPr>
+          <w:b/>
+          <w:bCs/>
+        </w:rPr>
+        <w:t>Current Object Hierarchy</w:t>
+      </w:r>
+      <w:r>
+        <w:t>.</w:t>
+      </w:r>
+    </w:p>
+    <w:p>
+      <w:pPr>
+        <w:numPr>
+          <w:ilvl w:val="0"/>
+          <w:numId w:val="8"/>
+        </w:numPr>
+      </w:pPr>
+      <w:r>
+        <w:t>Select the </w:t>
+      </w:r>
+      <w:r>
+        <w:rPr>
+          <w:b/>
+          <w:bCs/>
+        </w:rPr>
+        <w:t>Bake</w:t>
+      </w:r>
+      <w:r>
+        <w:t> button again.</w:t>
+      </w:r>
+    </w:p>
+    <w:p>
+      <w:pPr>
+        <w:numPr>
+          <w:ilvl w:val="0"/>
+          <w:numId w:val="8"/>
+        </w:numPr>
+      </w:pPr>
+      <w:r>
+        <w:t>The </w:t>
+      </w:r>
+      <w:proofErr w:type="spellStart"/>
+      <w:r>
+        <w:rPr>
+          <w:b/>
+          <w:bCs/>
+        </w:rPr>
+        <w:t>PickUp</w:t>
+      </w:r>
+      <w:proofErr w:type="spellEnd"/>
+      <w:r>
+        <w:t> </w:t>
+      </w:r>
+      <w:proofErr w:type="spellStart"/>
+      <w:r>
+        <w:t>GameObject</w:t>
+      </w:r>
+      <w:proofErr w:type="spellEnd"/>
+      <w:r>
+        <w:t xml:space="preserve"> collectibles should now be ignored in the </w:t>
+      </w:r>
+      <w:proofErr w:type="spellStart"/>
+      <w:r>
+        <w:t>NavMesh</w:t>
+      </w:r>
+      <w:proofErr w:type="spellEnd"/>
+      <w:r>
+        <w:t>.</w:t>
+      </w:r>
+    </w:p>
+    <w:p/>
+    <w:p>
+      <w:r>
+        <w:t xml:space="preserve">Note: </w:t>
+      </w:r>
+      <w:r>
+        <w:t xml:space="preserve">The "Current Object Hierarchy" option in Unity's </w:t>
+      </w:r>
+      <w:hyperlink r:id="rId9" w:tgtFrame="_blank" w:history="1">
+        <w:proofErr w:type="spellStart"/>
         <w:r>
           <w:rPr>
             <w:rStyle w:val="Hyperlink"/>
           </w:rPr>
-          <w:t>Download Transcript</w:t>
+          <w:t>NavMesh</w:t>
+        </w:r>
+        <w:proofErr w:type="spellEnd"/>
+        <w:r>
+          <w:rPr>
+            <w:rStyle w:val="Hyperlink"/>
+          </w:rPr>
+          <w:t xml:space="preserve"> Surface component reference</w:t>
         </w:r>
       </w:hyperlink>
-    </w:p>
-    <w:p>
-      <w:pPr>
-        <w:rPr>
-          <w:b/>
-          <w:bCs/>
-        </w:rPr>
-      </w:pPr>
-      <w:r>
-        <w:rPr>
-          <w:b/>
-          <w:bCs/>
-        </w:rPr>
-        <w:t xml:space="preserve">1. Bake a </w:t>
-      </w:r>
-      <w:proofErr w:type="spellStart"/>
-      <w:r>
-        <w:rPr>
-          <w:b/>
-          <w:bCs/>
-        </w:rPr>
-        <w:t>NavMesh</w:t>
-      </w:r>
-      <w:proofErr w:type="spellEnd"/>
-      <w:r>
-        <w:rPr>
-          <w:b/>
-          <w:bCs/>
-        </w:rPr>
-        <w:t xml:space="preserve"> on the Ground </w:t>
-      </w:r>
-      <w:proofErr w:type="spellStart"/>
-      <w:r>
-        <w:rPr>
-          <w:b/>
-          <w:bCs/>
-        </w:rPr>
+      <w:r>
+        <w:t xml:space="preserve"> tells the baker to use only the specific </w:t>
+      </w:r>
+      <w:proofErr w:type="spellStart"/>
+      <w:r>
         <w:t>GameObject</w:t>
       </w:r>
       <w:proofErr w:type="spellEnd"/>
       <w:r>
-        <w:rPr>
-          <w:b/>
-          <w:bCs/>
-        </w:rPr>
-        <w:t>.</w:t>
+        <w:t xml:space="preserve"> with the component and all active </w:t>
+      </w:r>
+      <w:proofErr w:type="spellStart"/>
+      <w:r>
+        <w:t>GameObjects</w:t>
+      </w:r>
+      <w:proofErr w:type="spellEnd"/>
+      <w:r>
+        <w:t xml:space="preserve"> parented under it. [</w:t>
+      </w:r>
+      <w:hyperlink r:id="rId10" w:history="1">
+        <w:r>
+          <w:rPr>
+            <w:rStyle w:val="Hyperlink"/>
+          </w:rPr>
+          <w:t>1</w:t>
+        </w:r>
+      </w:hyperlink>
+      <w:r>
+        <w:t>]</w:t>
+      </w:r>
+    </w:p>
+    <w:p>
+      <w:pPr>
+        <w:rPr>
+          <w:b/>
+          <w:bCs/>
+        </w:rPr>
+      </w:pPr>
+      <w:r>
+        <w:rPr>
+          <w:b/>
+          <w:bCs/>
+        </w:rPr>
+        <w:t>How It Works</w:t>
       </w:r>
     </w:p>
     <w:p>
       <w:pPr>
         <w:numPr>
           <w:ilvl w:val="0"/>
-          <w:numId w:val="7"/>
+          <w:numId w:val="29"/>
         </w:numPr>
       </w:pPr>
       <w:r>
-        <w:t>Select the </w:t>
-      </w:r>
-      <w:r>
-        <w:rPr>
-          <w:b/>
-          <w:bCs/>
-        </w:rPr>
-        <w:t>Ground</w:t>
-      </w:r>
-      <w:r>
-        <w:t> </w:t>
+        <w:rPr>
+          <w:b/>
+          <w:bCs/>
+        </w:rPr>
+        <w:t>Root Object:</w:t>
+      </w:r>
+      <w:r>
+        <w:t xml:space="preserve"> The </w:t>
       </w:r>
       <w:proofErr w:type="spellStart"/>
       <w:r>
@@ -1056,262 +1273,79 @@
       </w:r>
       <w:proofErr w:type="spellEnd"/>
       <w:r>
-        <w:t>.</w:t>
+        <w:t xml:space="preserve"> that holds the </w:t>
+      </w:r>
+      <w:proofErr w:type="spellStart"/>
+      <w:r>
+        <w:t>NavMeshSurface</w:t>
+      </w:r>
+      <w:proofErr w:type="spellEnd"/>
+      <w:r>
+        <w:t xml:space="preserve"> script.</w:t>
       </w:r>
     </w:p>
     <w:p>
       <w:pPr>
         <w:numPr>
           <w:ilvl w:val="0"/>
-          <w:numId w:val="7"/>
+          <w:numId w:val="29"/>
         </w:numPr>
       </w:pPr>
       <w:r>
-        <w:t>In the </w:t>
-      </w:r>
-      <w:r>
-        <w:rPr>
-          <w:b/>
-          <w:bCs/>
-        </w:rPr>
-        <w:t>Inspector </w:t>
-      </w:r>
-      <w:r>
-        <w:t>window, select </w:t>
-      </w:r>
-      <w:r>
-        <w:rPr>
-          <w:b/>
-          <w:bCs/>
-        </w:rPr>
-        <w:t>Add Component</w:t>
-      </w:r>
-      <w:r>
-        <w:t> &gt; </w:t>
-      </w:r>
-      <w:proofErr w:type="spellStart"/>
-      <w:r>
-        <w:rPr>
-          <w:b/>
-          <w:bCs/>
-        </w:rPr>
-        <w:t>NavMeshSurface</w:t>
-      </w:r>
-      <w:proofErr w:type="spellEnd"/>
-      <w:r>
-        <w:t>.</w:t>
+        <w:rPr>
+          <w:b/>
+          <w:bCs/>
+        </w:rPr>
+        <w:t>Child Objects:</w:t>
+      </w:r>
+      <w:r>
+        <w:t xml:space="preserve"> Every active </w:t>
+      </w:r>
+      <w:proofErr w:type="spellStart"/>
+      <w:r>
+        <w:t>GameObject</w:t>
+      </w:r>
+      <w:proofErr w:type="spellEnd"/>
+      <w:r>
+        <w:t xml:space="preserve"> nested below the root object in the hierarchy.</w:t>
       </w:r>
     </w:p>
     <w:p>
       <w:pPr>
         <w:numPr>
           <w:ilvl w:val="0"/>
-          <w:numId w:val="7"/>
+          <w:numId w:val="29"/>
         </w:numPr>
       </w:pPr>
       <w:r>
-        <w:t>Select </w:t>
-      </w:r>
-      <w:r>
-        <w:rPr>
-          <w:b/>
-          <w:bCs/>
-        </w:rPr>
-        <w:t>Bake</w:t>
-      </w:r>
-      <w:r>
-        <w:t> in the </w:t>
-      </w:r>
-      <w:proofErr w:type="spellStart"/>
-      <w:r>
-        <w:rPr>
-          <w:b/>
-          <w:bCs/>
-        </w:rPr>
-        <w:t>NavMeshSurface</w:t>
-      </w:r>
-      <w:proofErr w:type="spellEnd"/>
-      <w:r>
-        <w:t> component.</w:t>
-      </w:r>
-    </w:p>
-    <w:p>
-      <w:pPr>
-        <w:rPr>
-          <w:b/>
-          <w:bCs/>
-        </w:rPr>
-      </w:pPr>
-      <w:r>
-        <w:rPr>
-          <w:b/>
-          <w:bCs/>
-        </w:rPr>
-        <w:t xml:space="preserve">2. Configure what to include in the </w:t>
-      </w:r>
-      <w:proofErr w:type="spellStart"/>
-      <w:r>
-        <w:rPr>
-          <w:b/>
-          <w:bCs/>
-        </w:rPr>
-        <w:t>NavMesh</w:t>
-      </w:r>
-      <w:proofErr w:type="spellEnd"/>
-      <w:r>
-        <w:rPr>
-          <w:b/>
-          <w:bCs/>
-        </w:rPr>
-        <w:t xml:space="preserve"> surface.</w:t>
-      </w:r>
-    </w:p>
-    <w:p>
-      <w:pPr>
-        <w:numPr>
-          <w:ilvl w:val="0"/>
-          <w:numId w:val="8"/>
-        </w:numPr>
-      </w:pPr>
-      <w:r>
-        <w:t>In the </w:t>
-      </w:r>
-      <w:r>
-        <w:rPr>
-          <w:b/>
-          <w:bCs/>
-        </w:rPr>
-        <w:t>Inspector</w:t>
-      </w:r>
-      <w:r>
-        <w:t> window, in the </w:t>
-      </w:r>
-      <w:proofErr w:type="spellStart"/>
-      <w:r>
-        <w:rPr>
-          <w:b/>
-          <w:bCs/>
-        </w:rPr>
-        <w:t>NavMeshSurface</w:t>
-      </w:r>
-      <w:proofErr w:type="spellEnd"/>
-      <w:r>
-        <w:t xml:space="preserve"> component </w:t>
-      </w:r>
-      <w:proofErr w:type="spellStart"/>
-      <w:proofErr w:type="gramStart"/>
-      <w:r>
-        <w:t>settings,use</w:t>
-      </w:r>
-      <w:proofErr w:type="spellEnd"/>
-      <w:proofErr w:type="gramEnd"/>
-      <w:r>
-        <w:t xml:space="preserve"> the foldout (triangle) to expand the </w:t>
-      </w:r>
-      <w:r>
-        <w:rPr>
-          <w:b/>
-          <w:bCs/>
-        </w:rPr>
-        <w:t>Object Collection</w:t>
-      </w:r>
-      <w:r>
-        <w:t> module.</w:t>
-      </w:r>
-    </w:p>
-    <w:p>
-      <w:pPr>
-        <w:numPr>
-          <w:ilvl w:val="0"/>
-          <w:numId w:val="8"/>
-        </w:numPr>
-      </w:pPr>
-      <w:r>
-        <w:t>Open the </w:t>
-      </w:r>
-      <w:r>
-        <w:rPr>
-          <w:b/>
-          <w:bCs/>
-        </w:rPr>
-        <w:t>Collect Objects </w:t>
-      </w:r>
-      <w:r>
-        <w:t>property dropdown menu and select </w:t>
-      </w:r>
-      <w:r>
-        <w:rPr>
-          <w:b/>
-          <w:bCs/>
-        </w:rPr>
-        <w:t>Current Object Hierarchy</w:t>
-      </w:r>
-      <w:r>
-        <w:t>.</w:t>
-      </w:r>
-    </w:p>
-    <w:p>
-      <w:pPr>
-        <w:numPr>
-          <w:ilvl w:val="0"/>
-          <w:numId w:val="8"/>
-        </w:numPr>
-      </w:pPr>
-      <w:r>
-        <w:t>Select the </w:t>
-      </w:r>
-      <w:r>
-        <w:rPr>
-          <w:b/>
-          <w:bCs/>
-        </w:rPr>
-        <w:t>Bake</w:t>
-      </w:r>
-      <w:r>
-        <w:t> button again.</w:t>
-      </w:r>
-    </w:p>
-    <w:p>
-      <w:pPr>
-        <w:numPr>
-          <w:ilvl w:val="0"/>
-          <w:numId w:val="8"/>
-        </w:numPr>
-      </w:pPr>
-      <w:r>
-        <w:t>The </w:t>
-      </w:r>
-      <w:proofErr w:type="spellStart"/>
-      <w:r>
-        <w:rPr>
-          <w:b/>
-          <w:bCs/>
-        </w:rPr>
-        <w:t>PickUp</w:t>
-      </w:r>
-      <w:proofErr w:type="spellEnd"/>
-      <w:r>
-        <w:t> </w:t>
-      </w:r>
-      <w:proofErr w:type="spellStart"/>
-      <w:r>
-        <w:t>GameObject</w:t>
-      </w:r>
-      <w:proofErr w:type="spellEnd"/>
-      <w:r>
-        <w:t xml:space="preserve"> collectibles should now be ignored in the </w:t>
-      </w:r>
-      <w:proofErr w:type="spellStart"/>
-      <w:r>
-        <w:t>NavMesh</w:t>
-      </w:r>
-      <w:proofErr w:type="spellEnd"/>
-      <w:r>
-        <w:t>.</w:t>
-      </w:r>
-    </w:p>
-    <w:p>
-      <w:r>
+        <w:rPr>
+          <w:b/>
+          <w:bCs/>
+        </w:rPr>
+        <w:t>Exclusions:</w:t>
+      </w:r>
+      <w:r>
+        <w:t xml:space="preserve"> Any objects outside this specific branch of the hierarchy are ignored during the bake process. [</w:t>
+      </w:r>
+      <w:hyperlink r:id="rId11" w:history="1">
+        <w:r>
+          <w:rPr>
+            <w:rStyle w:val="Hyperlink"/>
+          </w:rPr>
+          <w:t>1</w:t>
+        </w:r>
+      </w:hyperlink>
+      <w:r>
+        <w:t>]</w:t>
+      </w:r>
+    </w:p>
+    <w:p/>
+    <w:p>
+      <w:r>
+        <w:rPr>
+          <w:noProof/>
+        </w:rPr>
+        <w:lastRenderedPageBreak/>
         <w:drawing>
           <wp:inline distT="0" distB="0" distL="0" distR="0" wp14:anchorId="52E465CB" wp14:editId="6AE7D9C5">
             <wp:extent cx="20117435" cy="8488680"/>
@@ -1330,7 +1364,7 @@
                     </pic:cNvPicPr>
                   </pic:nvPicPr>
                   <pic:blipFill>
-                    <a:blip r:embed="rId15">
+                    <a:blip r:embed="rId12">
                       <a:extLst>
                         <a:ext uri="{28A0092B-C50C-407E-A947-70E740481C1C}">
                           <a14:useLocalDpi xmlns:a14="http://schemas.microsoft.com/office/drawing/2010/main" val="0"/>
@@ -1364,6 +1398,7 @@
     </w:p>
     <w:p>
       <w:r>
+        <w:lastRenderedPageBreak/>
         <w:t>Mark step incomplete</w:t>
       </w:r>
     </w:p>
@@ -1410,7 +1445,7 @@
       </w:r>
     </w:p>
     <w:p>
-      <w:hyperlink r:id="rId16" w:tgtFrame="_self" w:history="1">
+      <w:hyperlink r:id="rId13" w:tgtFrame="_self" w:history="1">
         <w:r>
           <w:rPr>
             <w:rStyle w:val="Hyperlink"/>
@@ -1873,13 +1908,8 @@
         <w:t>NavMeshAgent</w:t>
       </w:r>
       <w:proofErr w:type="spellEnd"/>
-      <w:proofErr w:type="gramStart"/>
-      <w:r>
-        <w:t>&gt;(</w:t>
-      </w:r>
-      <w:proofErr w:type="gramEnd"/>
-      <w:r>
-        <w:t>);</w:t>
+      <w:r>
+        <w:t>&gt;();</w:t>
       </w:r>
     </w:p>
     <w:p>
@@ -1988,19 +2018,12 @@
     </w:p>
     <w:p>
       <w:r>
-        <w:t xml:space="preserve">       if (</w:t>
-      </w:r>
-      <w:proofErr w:type="gramStart"/>
-      <w:r>
-        <w:t>player !</w:t>
-      </w:r>
-      <w:proofErr w:type="gramEnd"/>
-      <w:r>
-        <w:t>= null)</w:t>
-      </w:r>
-    </w:p>
-    <w:p>
-      <w:r>
+        <w:t xml:space="preserve">       if (player != null)</w:t>
+      </w:r>
+    </w:p>
+    <w:p>
+      <w:r>
+        <w:lastRenderedPageBreak/>
         <w:t xml:space="preserve">       {    </w:t>
       </w:r>
     </w:p>
@@ -2017,12 +2040,10 @@
         <w:t>(</w:t>
       </w:r>
       <w:proofErr w:type="spellStart"/>
-      <w:proofErr w:type="gramStart"/>
       <w:r>
         <w:t>player.position</w:t>
       </w:r>
       <w:proofErr w:type="spellEnd"/>
-      <w:proofErr w:type="gramEnd"/>
       <w:r>
         <w:t>);</w:t>
       </w:r>
@@ -2190,6 +2211,10 @@
     </w:p>
     <w:p>
       <w:r>
+        <w:rPr>
+          <w:noProof/>
+        </w:rPr>
+        <w:lastRenderedPageBreak/>
         <w:drawing>
           <wp:inline distT="0" distB="0" distL="0" distR="0" wp14:anchorId="1F21FEE8" wp14:editId="500212B3">
             <wp:extent cx="20117435" cy="8950325"/>
@@ -2208,7 +2233,7 @@
                     </pic:cNvPicPr>
                   </pic:nvPicPr>
                   <pic:blipFill>
-                    <a:blip r:embed="rId17">
+                    <a:blip r:embed="rId14">
                       <a:extLst>
                         <a:ext uri="{28A0092B-C50C-407E-A947-70E740481C1C}">
                           <a14:useLocalDpi xmlns:a14="http://schemas.microsoft.com/office/drawing/2010/main" val="0"/>
@@ -2252,6 +2277,7 @@
           <w:b/>
           <w:bCs/>
         </w:rPr>
+        <w:lastRenderedPageBreak/>
         <w:t>6. Test the game.</w:t>
       </w:r>
     </w:p>
@@ -2377,7 +2403,7 @@
       </w:r>
     </w:p>
     <w:p>
-      <w:hyperlink r:id="rId18" w:tgtFrame="_self" w:history="1">
+      <w:hyperlink r:id="rId15" w:tgtFrame="_self" w:history="1">
         <w:r>
           <w:rPr>
             <w:rStyle w:val="Hyperlink"/>
@@ -2761,6 +2787,10 @@
     </w:p>
     <w:p>
       <w:r>
+        <w:rPr>
+          <w:noProof/>
+        </w:rPr>
+        <w:lastRenderedPageBreak/>
         <w:drawing>
           <wp:inline distT="0" distB="0" distL="0" distR="0" wp14:anchorId="763CBBCE" wp14:editId="7E4FAEE6">
             <wp:extent cx="20117435" cy="10894060"/>
@@ -2779,7 +2809,7 @@
                     </pic:cNvPicPr>
                   </pic:nvPicPr>
                   <pic:blipFill>
-                    <a:blip r:embed="rId19">
+                    <a:blip r:embed="rId16">
                       <a:extLst>
                         <a:ext uri="{28A0092B-C50C-407E-A947-70E740481C1C}">
                           <a14:useLocalDpi xmlns:a14="http://schemas.microsoft.com/office/drawing/2010/main" val="0"/>
@@ -2891,7 +2921,7 @@
       </w:r>
     </w:p>
     <w:p>
-      <w:hyperlink r:id="rId20" w:tgtFrame="_self" w:history="1">
+      <w:hyperlink r:id="rId17" w:tgtFrame="_self" w:history="1">
         <w:r>
           <w:rPr>
             <w:rStyle w:val="Hyperlink"/>
@@ -3302,15 +3332,7 @@
         <w:t>Note: </w:t>
       </w:r>
       <w:r>
-        <w:t xml:space="preserve">You may want to create an empty parent object to hold </w:t>
-      </w:r>
-      <w:proofErr w:type="gramStart"/>
-      <w:r>
-        <w:t>all of</w:t>
-      </w:r>
-      <w:proofErr w:type="gramEnd"/>
-      <w:r>
-        <w:t xml:space="preserve"> these </w:t>
+        <w:t>You may want to create an empty parent object to hold all of these </w:t>
       </w:r>
       <w:proofErr w:type="spellStart"/>
       <w:r>
@@ -3345,6 +3367,10 @@
     </w:p>
     <w:p>
       <w:r>
+        <w:rPr>
+          <w:noProof/>
+        </w:rPr>
+        <w:lastRenderedPageBreak/>
         <w:drawing>
           <wp:inline distT="0" distB="0" distL="0" distR="0" wp14:anchorId="12FDD084" wp14:editId="50EF51B7">
             <wp:extent cx="20117435" cy="8289290"/>
@@ -3363,7 +3389,7 @@
                     </pic:cNvPicPr>
                   </pic:nvPicPr>
                   <pic:blipFill>
-                    <a:blip r:embed="rId21">
+                    <a:blip r:embed="rId18">
                       <a:extLst>
                         <a:ext uri="{28A0092B-C50C-407E-A947-70E740481C1C}">
                           <a14:useLocalDpi xmlns:a14="http://schemas.microsoft.com/office/drawing/2010/main" val="0"/>
@@ -3407,6 +3433,7 @@
           <w:b/>
           <w:bCs/>
         </w:rPr>
+        <w:lastRenderedPageBreak/>
         <w:t>4. Test your game.</w:t>
       </w:r>
     </w:p>
@@ -3457,15 +3484,7 @@
     </w:p>
     <w:p>
       <w:r>
-        <w:t xml:space="preserve">Follow the video or text instructions below to add a lose condition that destroys the player and </w:t>
-      </w:r>
-      <w:proofErr w:type="gramStart"/>
-      <w:r>
-        <w:t>says</w:t>
-      </w:r>
-      <w:proofErr w:type="gramEnd"/>
-      <w:r>
-        <w:t xml:space="preserve"> “You lose!”, add an “Enemy” tag to the </w:t>
+        <w:t>Follow the video or text instructions below to add a lose condition that destroys the player and says “You lose!”, add an “Enemy” tag to the </w:t>
       </w:r>
       <w:proofErr w:type="spellStart"/>
       <w:r>
@@ -3509,6 +3528,10 @@
     </w:p>
     <w:p>
       <w:r>
+        <w:rPr>
+          <w:noProof/>
+        </w:rPr>
+        <w:lastRenderedPageBreak/>
         <w:drawing>
           <wp:inline distT="0" distB="0" distL="0" distR="0" wp14:anchorId="2E35030A" wp14:editId="40E9AF04">
             <wp:extent cx="12192000" cy="6858000"/>
@@ -3527,7 +3550,7 @@
                     </pic:cNvPicPr>
                   </pic:nvPicPr>
                   <pic:blipFill>
-                    <a:blip r:embed="rId22">
+                    <a:blip r:embed="rId19">
                       <a:extLst>
                         <a:ext uri="{28A0092B-C50C-407E-A947-70E740481C1C}">
                           <a14:useLocalDpi xmlns:a14="http://schemas.microsoft.com/office/drawing/2010/main" val="0"/>
@@ -3565,7 +3588,7 @@
       </w:r>
     </w:p>
     <w:p>
-      <w:hyperlink r:id="rId23" w:tgtFrame="_self" w:history="1">
+      <w:hyperlink r:id="rId20" w:tgtFrame="_self" w:history="1">
         <w:r>
           <w:rPr>
             <w:rStyle w:val="Hyperlink"/>
@@ -3586,23 +3609,7 @@
           <w:b/>
           <w:bCs/>
         </w:rPr>
-        <w:t xml:space="preserve">1. Add a lose condition that destroys the player and </w:t>
-      </w:r>
-      <w:proofErr w:type="gramStart"/>
-      <w:r>
-        <w:rPr>
-          <w:b/>
-          <w:bCs/>
-        </w:rPr>
-        <w:t>says</w:t>
-      </w:r>
-      <w:proofErr w:type="gramEnd"/>
-      <w:r>
-        <w:rPr>
-          <w:b/>
-          <w:bCs/>
-        </w:rPr>
-        <w:t xml:space="preserve"> “You lose!”</w:t>
+        <w:t>1. Add a lose condition that destroys the player and says “You lose!”</w:t>
       </w:r>
     </w:p>
     <w:p>
@@ -3636,6 +3643,7 @@
         </w:numPr>
       </w:pPr>
       <w:r>
+        <w:lastRenderedPageBreak/>
         <w:t>Add the following new </w:t>
       </w:r>
       <w:proofErr w:type="spellStart"/>
@@ -3656,17 +3664,12 @@
         <w:t xml:space="preserve">private void </w:t>
       </w:r>
       <w:proofErr w:type="spellStart"/>
-      <w:proofErr w:type="gramStart"/>
       <w:r>
         <w:t>OnCollisionEnter</w:t>
       </w:r>
       <w:proofErr w:type="spellEnd"/>
       <w:r>
-        <w:t>(</w:t>
-      </w:r>
-      <w:proofErr w:type="gramEnd"/>
-      <w:r>
-        <w:t>Collision collision)</w:t>
+        <w:t>(Collision collision)</w:t>
       </w:r>
     </w:p>
     <w:p>
@@ -3679,12 +3682,10 @@
         <w:t xml:space="preserve">   if (</w:t>
       </w:r>
       <w:proofErr w:type="spellStart"/>
-      <w:proofErr w:type="gramStart"/>
       <w:r>
         <w:t>collision.gameObject.CompareTag</w:t>
       </w:r>
       <w:proofErr w:type="spellEnd"/>
-      <w:proofErr w:type="gramEnd"/>
       <w:r>
         <w:t>("Enemy"))</w:t>
       </w:r>
@@ -3730,12 +3731,10 @@
         <w:t xml:space="preserve">       </w:t>
       </w:r>
       <w:proofErr w:type="spellStart"/>
-      <w:proofErr w:type="gramStart"/>
       <w:r>
         <w:t>winTextObject.gameObject.SetActive</w:t>
       </w:r>
       <w:proofErr w:type="spellEnd"/>
-      <w:proofErr w:type="gramEnd"/>
       <w:r>
         <w:t>(true);</w:t>
       </w:r>
@@ -3757,13 +3756,8 @@
         <w:t>TextMeshProUGUI</w:t>
       </w:r>
       <w:proofErr w:type="spellEnd"/>
-      <w:proofErr w:type="gramStart"/>
-      <w:r>
-        <w:t>&gt;(</w:t>
-      </w:r>
-      <w:proofErr w:type="gramEnd"/>
-      <w:r>
-        <w:t>).text = "You Lose!";</w:t>
+      <w:r>
+        <w:t>&gt;().text = "You Lose!";</w:t>
       </w:r>
     </w:p>
     <w:p>
@@ -3944,15 +3938,7 @@
         <w:t>+</w:t>
       </w:r>
       <w:r>
-        <w:t xml:space="preserve">) button to create a new tag and name </w:t>
-      </w:r>
-      <w:proofErr w:type="gramStart"/>
-      <w:r>
-        <w:t>it</w:t>
-      </w:r>
-      <w:proofErr w:type="gramEnd"/>
-      <w:r>
-        <w:t xml:space="preserve"> "Enemy" Make sure the capitalization matches what you wrote in your code.</w:t>
+        <w:t>) button to create a new tag and name it "Enemy" Make sure the capitalization matches what you wrote in your code.</w:t>
       </w:r>
     </w:p>
     <w:p>
@@ -4196,12 +4182,10 @@
       </w:r>
     </w:p>
     <w:p>
-      <w:proofErr w:type="gramStart"/>
       <w:r>
         <w:t>Destroy(</w:t>
       </w:r>
       <w:proofErr w:type="spellStart"/>
-      <w:proofErr w:type="gramEnd"/>
       <w:r>
         <w:t>GameObject.FindGameObjectWithTag</w:t>
       </w:r>
@@ -4222,6 +4206,7 @@
           <w:b/>
           <w:bCs/>
         </w:rPr>
+        <w:lastRenderedPageBreak/>
         <w:t>4. Test your completed game.</w:t>
       </w:r>
     </w:p>
@@ -4392,23 +4377,780 @@
         <w:t xml:space="preserve">public class </w:t>
       </w:r>
       <w:proofErr w:type="spellStart"/>
-      <w:proofErr w:type="gramStart"/>
       <w:r>
         <w:t>PlayerController</w:t>
       </w:r>
       <w:proofErr w:type="spellEnd"/>
       <w:r>
-        <w:t xml:space="preserve"> :</w:t>
-      </w:r>
-      <w:proofErr w:type="gramEnd"/>
+        <w:t xml:space="preserve"> : </w:t>
+      </w:r>
+      <w:proofErr w:type="spellStart"/>
+      <w:r>
+        <w:t>MonoBehaviour</w:t>
+      </w:r>
+      <w:proofErr w:type="spellEnd"/>
+    </w:p>
+    <w:p>
+      <w:r>
+        <w:t>{</w:t>
+      </w:r>
+    </w:p>
+    <w:p>
+      <w:r>
+        <w:t xml:space="preserve"> // </w:t>
+      </w:r>
+      <w:proofErr w:type="spellStart"/>
+      <w:r>
+        <w:t>Rigidbody</w:t>
+      </w:r>
+      <w:proofErr w:type="spellEnd"/>
+      <w:r>
+        <w:t xml:space="preserve"> of the player.</w:t>
+      </w:r>
+    </w:p>
+    <w:p>
+      <w:r>
+        <w:t xml:space="preserve"> private </w:t>
+      </w:r>
+      <w:proofErr w:type="spellStart"/>
+      <w:r>
+        <w:t>Rigidbody</w:t>
+      </w:r>
+      <w:proofErr w:type="spellEnd"/>
       <w:r>
         <w:t xml:space="preserve"> </w:t>
       </w:r>
       <w:proofErr w:type="spellStart"/>
       <w:r>
-        <w:t>MonoBehaviour</w:t>
-      </w:r>
-      <w:proofErr w:type="spellEnd"/>
+        <w:t>rb</w:t>
+      </w:r>
+      <w:proofErr w:type="spellEnd"/>
+      <w:r>
+        <w:t xml:space="preserve">; </w:t>
+      </w:r>
+    </w:p>
+    <w:p/>
+    <w:p>
+      <w:r>
+        <w:t xml:space="preserve"> // Variable to keep track of collected "</w:t>
+      </w:r>
+      <w:proofErr w:type="spellStart"/>
+      <w:r>
+        <w:t>PickUp</w:t>
+      </w:r>
+      <w:proofErr w:type="spellEnd"/>
+      <w:r>
+        <w:t>" objects.</w:t>
+      </w:r>
+    </w:p>
+    <w:p>
+      <w:r>
+        <w:t xml:space="preserve"> private int count;</w:t>
+      </w:r>
+    </w:p>
+    <w:p/>
+    <w:p>
+      <w:r>
+        <w:t xml:space="preserve"> // Movement along X and Y axes.</w:t>
+      </w:r>
+    </w:p>
+    <w:p>
+      <w:r>
+        <w:t xml:space="preserve"> private float </w:t>
+      </w:r>
+      <w:proofErr w:type="spellStart"/>
+      <w:r>
+        <w:t>movementX</w:t>
+      </w:r>
+      <w:proofErr w:type="spellEnd"/>
+      <w:r>
+        <w:t>;</w:t>
+      </w:r>
+    </w:p>
+    <w:p>
+      <w:r>
+        <w:t xml:space="preserve"> private float </w:t>
+      </w:r>
+      <w:proofErr w:type="spellStart"/>
+      <w:r>
+        <w:t>movementY</w:t>
+      </w:r>
+      <w:proofErr w:type="spellEnd"/>
+      <w:r>
+        <w:t>;</w:t>
+      </w:r>
+    </w:p>
+    <w:p/>
+    <w:p>
+      <w:r>
+        <w:t xml:space="preserve"> // Speed at which the player moves.</w:t>
+      </w:r>
+    </w:p>
+    <w:p>
+      <w:r>
+        <w:lastRenderedPageBreak/>
+        <w:t xml:space="preserve"> public float speed = 0;</w:t>
+      </w:r>
+    </w:p>
+    <w:p/>
+    <w:p>
+      <w:r>
+        <w:t xml:space="preserve"> // UI text component to display count of "</w:t>
+      </w:r>
+      <w:proofErr w:type="spellStart"/>
+      <w:r>
+        <w:t>PickUp</w:t>
+      </w:r>
+      <w:proofErr w:type="spellEnd"/>
+      <w:r>
+        <w:t>" objects collected.</w:t>
+      </w:r>
+    </w:p>
+    <w:p>
+      <w:r>
+        <w:t xml:space="preserve"> public </w:t>
+      </w:r>
+      <w:proofErr w:type="spellStart"/>
+      <w:r>
+        <w:t>TextMeshProUGUI</w:t>
+      </w:r>
+      <w:proofErr w:type="spellEnd"/>
+      <w:r>
+        <w:t xml:space="preserve"> </w:t>
+      </w:r>
+      <w:proofErr w:type="spellStart"/>
+      <w:r>
+        <w:t>countText</w:t>
+      </w:r>
+      <w:proofErr w:type="spellEnd"/>
+      <w:r>
+        <w:t>;</w:t>
+      </w:r>
+    </w:p>
+    <w:p/>
+    <w:p>
+      <w:r>
+        <w:t xml:space="preserve"> // UI object to display winning text.</w:t>
+      </w:r>
+    </w:p>
+    <w:p>
+      <w:r>
+        <w:t xml:space="preserve"> public </w:t>
+      </w:r>
+      <w:proofErr w:type="spellStart"/>
+      <w:r>
+        <w:t>GameObject</w:t>
+      </w:r>
+      <w:proofErr w:type="spellEnd"/>
+      <w:r>
+        <w:t xml:space="preserve"> </w:t>
+      </w:r>
+      <w:proofErr w:type="spellStart"/>
+      <w:r>
+        <w:t>winTextObject</w:t>
+      </w:r>
+      <w:proofErr w:type="spellEnd"/>
+      <w:r>
+        <w:t>;</w:t>
+      </w:r>
+    </w:p>
+    <w:p/>
+    <w:p>
+      <w:r>
+        <w:t xml:space="preserve"> // Start is called before the first frame update.</w:t>
+      </w:r>
+    </w:p>
+    <w:p>
+      <w:r>
+        <w:t xml:space="preserve"> void Start()</w:t>
+      </w:r>
+    </w:p>
+    <w:p>
+      <w:r>
+        <w:t xml:space="preserve">    {</w:t>
+      </w:r>
+    </w:p>
+    <w:p>
+      <w:r>
+        <w:t xml:space="preserve"> // Get and store the </w:t>
+      </w:r>
+      <w:proofErr w:type="spellStart"/>
+      <w:r>
+        <w:t>Rigidbody</w:t>
+      </w:r>
+      <w:proofErr w:type="spellEnd"/>
+      <w:r>
+        <w:t xml:space="preserve"> component attached to the player.</w:t>
+      </w:r>
+    </w:p>
+    <w:p>
+      <w:r>
+        <w:t xml:space="preserve">        </w:t>
+      </w:r>
+      <w:proofErr w:type="spellStart"/>
+      <w:r>
+        <w:t>rb</w:t>
+      </w:r>
+      <w:proofErr w:type="spellEnd"/>
+      <w:r>
+        <w:t xml:space="preserve"> = </w:t>
+      </w:r>
+      <w:proofErr w:type="spellStart"/>
+      <w:r>
+        <w:t>GetComponent</w:t>
+      </w:r>
+      <w:proofErr w:type="spellEnd"/>
+      <w:r>
+        <w:t>&lt;</w:t>
+      </w:r>
+      <w:proofErr w:type="spellStart"/>
+      <w:r>
+        <w:t>Rigidbody</w:t>
+      </w:r>
+      <w:proofErr w:type="spellEnd"/>
+      <w:r>
+        <w:t>&gt;();</w:t>
+      </w:r>
+    </w:p>
+    <w:p/>
+    <w:p>
+      <w:r>
+        <w:t xml:space="preserve"> // Initialize count to zero.</w:t>
+      </w:r>
+    </w:p>
+    <w:p>
+      <w:r>
+        <w:t xml:space="preserve">        count = 0;</w:t>
+      </w:r>
+    </w:p>
+    <w:p/>
+    <w:p>
+      <w:r>
+        <w:t xml:space="preserve"> // Update the count display.</w:t>
+      </w:r>
+    </w:p>
+    <w:p>
+      <w:r>
+        <w:t xml:space="preserve">        </w:t>
+      </w:r>
+      <w:proofErr w:type="spellStart"/>
+      <w:r>
+        <w:t>SetCountText</w:t>
+      </w:r>
+      <w:proofErr w:type="spellEnd"/>
+      <w:r>
+        <w:t>();</w:t>
+      </w:r>
+    </w:p>
+    <w:p/>
+    <w:p>
+      <w:r>
+        <w:t xml:space="preserve"> // Initially set the win text to be inactive.</w:t>
+      </w:r>
+    </w:p>
+    <w:p>
+      <w:r>
+        <w:t xml:space="preserve">        </w:t>
+      </w:r>
+      <w:proofErr w:type="spellStart"/>
+      <w:r>
+        <w:t>winTextObject.SetActive</w:t>
+      </w:r>
+      <w:proofErr w:type="spellEnd"/>
+      <w:r>
+        <w:t>(false);</w:t>
+      </w:r>
+    </w:p>
+    <w:p>
+      <w:r>
+        <w:t xml:space="preserve">    }</w:t>
+      </w:r>
+    </w:p>
+    <w:p>
+      <w:r>
+        <w:t xml:space="preserve"> </w:t>
+      </w:r>
+    </w:p>
+    <w:p>
+      <w:r>
+        <w:t xml:space="preserve"> // This function is called when a move input is detected.</w:t>
+      </w:r>
+    </w:p>
+    <w:p>
+      <w:r>
+        <w:t xml:space="preserve"> void </w:t>
+      </w:r>
+      <w:proofErr w:type="spellStart"/>
+      <w:r>
+        <w:t>OnMove</w:t>
+      </w:r>
+      <w:proofErr w:type="spellEnd"/>
+      <w:r>
+        <w:t>(</w:t>
+      </w:r>
+      <w:proofErr w:type="spellStart"/>
+      <w:r>
+        <w:t>InputValue</w:t>
+      </w:r>
+      <w:proofErr w:type="spellEnd"/>
+      <w:r>
+        <w:t xml:space="preserve"> </w:t>
+      </w:r>
+      <w:proofErr w:type="spellStart"/>
+      <w:r>
+        <w:t>movementValue</w:t>
+      </w:r>
+      <w:proofErr w:type="spellEnd"/>
+      <w:r>
+        <w:t>)</w:t>
+      </w:r>
+    </w:p>
+    <w:p>
+      <w:r>
+        <w:t xml:space="preserve">    {</w:t>
+      </w:r>
+    </w:p>
+    <w:p>
+      <w:r>
+        <w:t xml:space="preserve"> // Convert the input value into a Vector2 for movement.</w:t>
+      </w:r>
+    </w:p>
+    <w:p>
+      <w:r>
+        <w:t xml:space="preserve">        Vector2 </w:t>
+      </w:r>
+      <w:proofErr w:type="spellStart"/>
+      <w:r>
+        <w:t>movementVector</w:t>
+      </w:r>
+      <w:proofErr w:type="spellEnd"/>
+      <w:r>
+        <w:t xml:space="preserve"> = </w:t>
+      </w:r>
+      <w:proofErr w:type="spellStart"/>
+      <w:r>
+        <w:t>movementValue.Get</w:t>
+      </w:r>
+      <w:proofErr w:type="spellEnd"/>
+      <w:r>
+        <w:t>&lt;Vector2&gt;();</w:t>
+      </w:r>
+    </w:p>
+    <w:p/>
+    <w:p>
+      <w:r>
+        <w:t xml:space="preserve"> // Store the X and Y components of the movement.</w:t>
+      </w:r>
+    </w:p>
+    <w:p>
+      <w:r>
+        <w:t xml:space="preserve">        </w:t>
+      </w:r>
+      <w:proofErr w:type="spellStart"/>
+      <w:r>
+        <w:t>movementX</w:t>
+      </w:r>
+      <w:proofErr w:type="spellEnd"/>
+      <w:r>
+        <w:t xml:space="preserve"> = </w:t>
+      </w:r>
+      <w:proofErr w:type="spellStart"/>
+      <w:r>
+        <w:t>movementVector.x</w:t>
+      </w:r>
+      <w:proofErr w:type="spellEnd"/>
+      <w:r>
+        <w:t xml:space="preserve">; </w:t>
+      </w:r>
+    </w:p>
+    <w:p>
+      <w:r>
+        <w:t xml:space="preserve">        </w:t>
+      </w:r>
+      <w:proofErr w:type="spellStart"/>
+      <w:r>
+        <w:t>movementY</w:t>
+      </w:r>
+      <w:proofErr w:type="spellEnd"/>
+      <w:r>
+        <w:t xml:space="preserve"> = </w:t>
+      </w:r>
+      <w:proofErr w:type="spellStart"/>
+      <w:r>
+        <w:t>movementVector.y</w:t>
+      </w:r>
+      <w:proofErr w:type="spellEnd"/>
+      <w:r>
+        <w:t xml:space="preserve">; </w:t>
+      </w:r>
+    </w:p>
+    <w:p>
+      <w:r>
+        <w:t xml:space="preserve">    }</w:t>
+      </w:r>
+    </w:p>
+    <w:p/>
+    <w:p>
+      <w:r>
+        <w:t xml:space="preserve"> // </w:t>
+      </w:r>
+      <w:proofErr w:type="spellStart"/>
+      <w:r>
+        <w:t>FixedUpdate</w:t>
+      </w:r>
+      <w:proofErr w:type="spellEnd"/>
+      <w:r>
+        <w:t xml:space="preserve"> is called once per fixed frame-rate frame.</w:t>
+      </w:r>
+    </w:p>
+    <w:p>
+      <w:r>
+        <w:t xml:space="preserve"> void </w:t>
+      </w:r>
+      <w:proofErr w:type="spellStart"/>
+      <w:r>
+        <w:t>FixedUpdate</w:t>
+      </w:r>
+      <w:proofErr w:type="spellEnd"/>
+      <w:r>
+        <w:t xml:space="preserve">() </w:t>
+      </w:r>
+    </w:p>
+    <w:p>
+      <w:r>
+        <w:t xml:space="preserve">    {</w:t>
+      </w:r>
+    </w:p>
+    <w:p>
+      <w:r>
+        <w:t xml:space="preserve"> // Create a 3D movement vector using the X and Y inputs.</w:t>
+      </w:r>
+    </w:p>
+    <w:p>
+      <w:r>
+        <w:t xml:space="preserve">        Vector3 movement = new Vector3 (</w:t>
+      </w:r>
+      <w:proofErr w:type="spellStart"/>
+      <w:r>
+        <w:t>movementX</w:t>
+      </w:r>
+      <w:proofErr w:type="spellEnd"/>
+      <w:r>
+        <w:t xml:space="preserve">, 0.0f, </w:t>
+      </w:r>
+      <w:proofErr w:type="spellStart"/>
+      <w:r>
+        <w:t>movementY</w:t>
+      </w:r>
+      <w:proofErr w:type="spellEnd"/>
+      <w:r>
+        <w:t>);</w:t>
+      </w:r>
+    </w:p>
+    <w:p/>
+    <w:p>
+      <w:r>
+        <w:t xml:space="preserve"> // Apply force to the </w:t>
+      </w:r>
+      <w:proofErr w:type="spellStart"/>
+      <w:r>
+        <w:t>Rigidbody</w:t>
+      </w:r>
+      <w:proofErr w:type="spellEnd"/>
+      <w:r>
+        <w:t xml:space="preserve"> to move the player.</w:t>
+      </w:r>
+    </w:p>
+    <w:p>
+      <w:r>
+        <w:t xml:space="preserve">        </w:t>
+      </w:r>
+      <w:proofErr w:type="spellStart"/>
+      <w:r>
+        <w:t>rb.AddForce</w:t>
+      </w:r>
+      <w:proofErr w:type="spellEnd"/>
+      <w:r>
+        <w:t xml:space="preserve">(movement * speed); </w:t>
+      </w:r>
+    </w:p>
+    <w:p>
+      <w:r>
+        <w:t xml:space="preserve">    }</w:t>
+      </w:r>
+    </w:p>
+    <w:p/>
+    <w:p>
+      <w:r>
+        <w:t xml:space="preserve"> </w:t>
+      </w:r>
+    </w:p>
+    <w:p>
+      <w:r>
+        <w:t xml:space="preserve"> void </w:t>
+      </w:r>
+      <w:proofErr w:type="spellStart"/>
+      <w:r>
+        <w:t>OnTriggerEnter</w:t>
+      </w:r>
+      <w:proofErr w:type="spellEnd"/>
+      <w:r>
+        <w:t xml:space="preserve">(Collider other) </w:t>
+      </w:r>
+    </w:p>
+    <w:p>
+      <w:r>
+        <w:t xml:space="preserve">    {</w:t>
+      </w:r>
+    </w:p>
+    <w:p>
+      <w:r>
+        <w:t xml:space="preserve"> // Check if the object the player collided with has the "</w:t>
+      </w:r>
+      <w:proofErr w:type="spellStart"/>
+      <w:r>
+        <w:t>PickUp</w:t>
+      </w:r>
+      <w:proofErr w:type="spellEnd"/>
+      <w:r>
+        <w:t>" tag.</w:t>
+      </w:r>
+    </w:p>
+    <w:p>
+      <w:r>
+        <w:t xml:space="preserve"> if (</w:t>
+      </w:r>
+      <w:proofErr w:type="spellStart"/>
+      <w:r>
+        <w:t>other.gameObject.CompareTag</w:t>
+      </w:r>
+      <w:proofErr w:type="spellEnd"/>
+      <w:r>
+        <w:t>("</w:t>
+      </w:r>
+      <w:proofErr w:type="spellStart"/>
+      <w:r>
+        <w:t>PickUp</w:t>
+      </w:r>
+      <w:proofErr w:type="spellEnd"/>
+      <w:r>
+        <w:t xml:space="preserve">")) </w:t>
+      </w:r>
+    </w:p>
+    <w:p>
+      <w:r>
+        <w:t xml:space="preserve">        {</w:t>
+      </w:r>
+    </w:p>
+    <w:p>
+      <w:r>
+        <w:t xml:space="preserve"> // Deactivate the collided object (making it disappear).</w:t>
+      </w:r>
+    </w:p>
+    <w:p>
+      <w:r>
+        <w:t xml:space="preserve">            </w:t>
+      </w:r>
+      <w:proofErr w:type="spellStart"/>
+      <w:r>
+        <w:t>other.gameObject.SetActive</w:t>
+      </w:r>
+      <w:proofErr w:type="spellEnd"/>
+      <w:r>
+        <w:t>(false);</w:t>
+      </w:r>
+    </w:p>
+    <w:p/>
+    <w:p>
+      <w:r>
+        <w:t xml:space="preserve"> // Increment the count of "</w:t>
+      </w:r>
+      <w:proofErr w:type="spellStart"/>
+      <w:r>
+        <w:t>PickUp</w:t>
+      </w:r>
+      <w:proofErr w:type="spellEnd"/>
+      <w:r>
+        <w:t>" objects collected.</w:t>
+      </w:r>
+    </w:p>
+    <w:p>
+      <w:r>
+        <w:t xml:space="preserve">            count = count + 1;</w:t>
+      </w:r>
+    </w:p>
+    <w:p/>
+    <w:p>
+      <w:r>
+        <w:t xml:space="preserve"> // Update the count display.</w:t>
+      </w:r>
+    </w:p>
+    <w:p>
+      <w:r>
+        <w:lastRenderedPageBreak/>
+        <w:t xml:space="preserve">            </w:t>
+      </w:r>
+      <w:proofErr w:type="spellStart"/>
+      <w:r>
+        <w:t>SetCountText</w:t>
+      </w:r>
+      <w:proofErr w:type="spellEnd"/>
+      <w:r>
+        <w:t>();</w:t>
+      </w:r>
+    </w:p>
+    <w:p>
+      <w:r>
+        <w:t xml:space="preserve">        }</w:t>
+      </w:r>
+    </w:p>
+    <w:p>
+      <w:r>
+        <w:t xml:space="preserve">    }</w:t>
+      </w:r>
+    </w:p>
+    <w:p/>
+    <w:p>
+      <w:r>
+        <w:t xml:space="preserve"> // Function to update the displayed count of "</w:t>
+      </w:r>
+      <w:proofErr w:type="spellStart"/>
+      <w:r>
+        <w:t>PickUp</w:t>
+      </w:r>
+      <w:proofErr w:type="spellEnd"/>
+      <w:r>
+        <w:t>" objects collected.</w:t>
+      </w:r>
+    </w:p>
+    <w:p>
+      <w:r>
+        <w:t xml:space="preserve"> void </w:t>
+      </w:r>
+      <w:proofErr w:type="spellStart"/>
+      <w:r>
+        <w:t>SetCountText</w:t>
+      </w:r>
+      <w:proofErr w:type="spellEnd"/>
+      <w:r>
+        <w:t xml:space="preserve">() </w:t>
+      </w:r>
+    </w:p>
+    <w:p>
+      <w:r>
+        <w:t xml:space="preserve">    {</w:t>
+      </w:r>
+    </w:p>
+    <w:p>
+      <w:r>
+        <w:t xml:space="preserve"> // Update the count text with the current count.</w:t>
+      </w:r>
+    </w:p>
+    <w:p>
+      <w:r>
+        <w:t xml:space="preserve">        </w:t>
+      </w:r>
+      <w:proofErr w:type="spellStart"/>
+      <w:r>
+        <w:t>countText.text</w:t>
+      </w:r>
+      <w:proofErr w:type="spellEnd"/>
+      <w:r>
+        <w:t xml:space="preserve"> = "Count: " + </w:t>
+      </w:r>
+      <w:proofErr w:type="spellStart"/>
+      <w:r>
+        <w:t>count.ToString</w:t>
+      </w:r>
+      <w:proofErr w:type="spellEnd"/>
+      <w:r>
+        <w:t>();</w:t>
+      </w:r>
+    </w:p>
+    <w:p/>
+    <w:p>
+      <w:r>
+        <w:t xml:space="preserve"> // Check if the count has reached or exceeded the win condition.</w:t>
+      </w:r>
+    </w:p>
+    <w:p>
+      <w:r>
+        <w:t xml:space="preserve"> if (count &gt;= 12)</w:t>
+      </w:r>
+    </w:p>
+    <w:p>
+      <w:r>
+        <w:t xml:space="preserve">        {</w:t>
+      </w:r>
+    </w:p>
+    <w:p>
+      <w:r>
+        <w:t xml:space="preserve"> // Display the win text.</w:t>
+      </w:r>
+    </w:p>
+    <w:p>
+      <w:r>
+        <w:t xml:space="preserve">            </w:t>
+      </w:r>
+      <w:proofErr w:type="spellStart"/>
+      <w:r>
+        <w:t>winTextObject.SetActive</w:t>
+      </w:r>
+      <w:proofErr w:type="spellEnd"/>
+      <w:r>
+        <w:t>(true);</w:t>
+      </w:r>
+    </w:p>
+    <w:p/>
+    <w:p>
+      <w:r>
+        <w:t xml:space="preserve"> // Destroy the enemy </w:t>
+      </w:r>
+      <w:proofErr w:type="spellStart"/>
+      <w:r>
+        <w:t>GameObject</w:t>
+      </w:r>
+      <w:proofErr w:type="spellEnd"/>
+      <w:r>
+        <w:t>.</w:t>
+      </w:r>
+    </w:p>
+    <w:p>
+      <w:r>
+        <w:t xml:space="preserve">            Destroy(</w:t>
+      </w:r>
+      <w:proofErr w:type="spellStart"/>
+      <w:r>
+        <w:t>GameObject.FindGameObjectWithTag</w:t>
+      </w:r>
+      <w:proofErr w:type="spellEnd"/>
+      <w:r>
+        <w:t>("Enemy"));</w:t>
+      </w:r>
+    </w:p>
+    <w:p>
+      <w:r>
+        <w:t xml:space="preserve">        }</w:t>
+      </w:r>
+    </w:p>
+    <w:p>
+      <w:r>
+        <w:t xml:space="preserve">    }</w:t>
+      </w:r>
+    </w:p>
+    <w:p/>
+    <w:p>
+      <w:r>
+        <w:t xml:space="preserve">private void </w:t>
+      </w:r>
+      <w:proofErr w:type="spellStart"/>
+      <w:r>
+        <w:t>OnCollisionEnter</w:t>
+      </w:r>
+      <w:proofErr w:type="spellEnd"/>
+      <w:r>
+        <w:t>(Collision collision)</w:t>
+      </w:r>
     </w:p>
     <w:p>
       <w:r>
@@ -4417,117 +5159,83 @@
     </w:p>
     <w:p>
       <w:r>
-        <w:t xml:space="preserve"> // </w:t>
-      </w:r>
-      <w:proofErr w:type="spellStart"/>
-      <w:r>
-        <w:t>Rigidbody</w:t>
-      </w:r>
-      <w:proofErr w:type="spellEnd"/>
-      <w:r>
-        <w:t xml:space="preserve"> of the player.</w:t>
-      </w:r>
-    </w:p>
-    <w:p>
-      <w:r>
-        <w:t xml:space="preserve"> private </w:t>
-      </w:r>
-      <w:proofErr w:type="spellStart"/>
-      <w:r>
-        <w:t>Rigidbody</w:t>
-      </w:r>
-      <w:proofErr w:type="spellEnd"/>
+        <w:t xml:space="preserve"> if (</w:t>
+      </w:r>
+      <w:proofErr w:type="spellStart"/>
+      <w:r>
+        <w:t>collision.gameObject.CompareTag</w:t>
+      </w:r>
+      <w:proofErr w:type="spellEnd"/>
+      <w:r>
+        <w:t>("Enemy"))</w:t>
+      </w:r>
+    </w:p>
+    <w:p>
+      <w:r>
+        <w:t xml:space="preserve">    {</w:t>
+      </w:r>
+    </w:p>
+    <w:p>
+      <w:r>
+        <w:t xml:space="preserve"> // Destroy the current object</w:t>
+      </w:r>
+    </w:p>
+    <w:p>
+      <w:r>
+        <w:t xml:space="preserve">        Destroy(</w:t>
+      </w:r>
+      <w:proofErr w:type="spellStart"/>
+      <w:r>
+        <w:t>gameObject</w:t>
+      </w:r>
+      <w:proofErr w:type="spellEnd"/>
+      <w:r>
+        <w:t xml:space="preserve">); </w:t>
+      </w:r>
+    </w:p>
+    <w:p>
       <w:r>
         <w:t xml:space="preserve"> </w:t>
       </w:r>
-      <w:proofErr w:type="spellStart"/>
-      <w:r>
-        <w:t>rb</w:t>
-      </w:r>
-      <w:proofErr w:type="spellEnd"/>
-      <w:r>
-        <w:t xml:space="preserve">; </w:t>
-      </w:r>
-    </w:p>
-    <w:p/>
-    <w:p>
-      <w:r>
-        <w:t xml:space="preserve"> // Variable to keep track of collected "</w:t>
-      </w:r>
-      <w:proofErr w:type="spellStart"/>
-      <w:r>
-        <w:t>PickUp</w:t>
-      </w:r>
-      <w:proofErr w:type="spellEnd"/>
-      <w:r>
-        <w:t>" objects.</w:t>
-      </w:r>
-    </w:p>
-    <w:p>
-      <w:r>
-        <w:t xml:space="preserve"> private int count;</w:t>
-      </w:r>
-    </w:p>
-    <w:p/>
-    <w:p>
-      <w:r>
-        <w:t xml:space="preserve"> // Movement along X and Y axes.</w:t>
-      </w:r>
-    </w:p>
-    <w:p>
-      <w:r>
-        <w:t xml:space="preserve"> private float </w:t>
-      </w:r>
-      <w:proofErr w:type="spellStart"/>
-      <w:r>
-        <w:t>movementX</w:t>
-      </w:r>
-      <w:proofErr w:type="spellEnd"/>
-      <w:r>
-        <w:t>;</w:t>
-      </w:r>
-    </w:p>
-    <w:p>
-      <w:r>
-        <w:t xml:space="preserve"> private float </w:t>
-      </w:r>
-      <w:proofErr w:type="spellStart"/>
-      <w:r>
-        <w:t>movementY</w:t>
-      </w:r>
-      <w:proofErr w:type="spellEnd"/>
-      <w:r>
-        <w:t>;</w:t>
-      </w:r>
-    </w:p>
-    <w:p/>
-    <w:p>
-      <w:r>
-        <w:t xml:space="preserve"> // Speed at which the player moves.</w:t>
-      </w:r>
-    </w:p>
-    <w:p>
-      <w:r>
-        <w:t xml:space="preserve"> public float speed = 0;</w:t>
-      </w:r>
-    </w:p>
-    <w:p/>
-    <w:p>
-      <w:r>
-        <w:t xml:space="preserve"> // UI text component to display count of "</w:t>
-      </w:r>
-      <w:proofErr w:type="spellStart"/>
-      <w:r>
-        <w:t>PickUp</w:t>
-      </w:r>
-      <w:proofErr w:type="spellEnd"/>
-      <w:r>
-        <w:t>" objects collected.</w:t>
-      </w:r>
-    </w:p>
-    <w:p>
-      <w:r>
-        <w:t xml:space="preserve"> public </w:t>
+    </w:p>
+    <w:p>
+      <w:r>
+        <w:t xml:space="preserve"> // Update the </w:t>
+      </w:r>
+      <w:proofErr w:type="spellStart"/>
+      <w:r>
+        <w:t>winText</w:t>
+      </w:r>
+      <w:proofErr w:type="spellEnd"/>
+      <w:r>
+        <w:t xml:space="preserve"> to display "You Lose!"</w:t>
+      </w:r>
+    </w:p>
+    <w:p>
+      <w:r>
+        <w:lastRenderedPageBreak/>
+        <w:t xml:space="preserve">        </w:t>
+      </w:r>
+      <w:proofErr w:type="spellStart"/>
+      <w:r>
+        <w:t>winTextObject.gameObject.SetActive</w:t>
+      </w:r>
+      <w:proofErr w:type="spellEnd"/>
+      <w:r>
+        <w:t>(true);</w:t>
+      </w:r>
+    </w:p>
+    <w:p>
+      <w:r>
+        <w:t xml:space="preserve">        </w:t>
+      </w:r>
+      <w:proofErr w:type="spellStart"/>
+      <w:r>
+        <w:t>winTextObject.GetComponent</w:t>
+      </w:r>
+      <w:proofErr w:type="spellEnd"/>
+      <w:r>
+        <w:t>&lt;</w:t>
       </w:r>
       <w:proofErr w:type="spellStart"/>
       <w:r>
@@ -4535,807 +5243,7 @@
       </w:r>
       <w:proofErr w:type="spellEnd"/>
       <w:r>
-        <w:t xml:space="preserve"> </w:t>
-      </w:r>
-      <w:proofErr w:type="spellStart"/>
-      <w:r>
-        <w:t>countText</w:t>
-      </w:r>
-      <w:proofErr w:type="spellEnd"/>
-      <w:r>
-        <w:t>;</w:t>
-      </w:r>
-    </w:p>
-    <w:p/>
-    <w:p>
-      <w:r>
-        <w:t xml:space="preserve"> // UI object to display winning text.</w:t>
-      </w:r>
-    </w:p>
-    <w:p>
-      <w:r>
-        <w:t xml:space="preserve"> public </w:t>
-      </w:r>
-      <w:proofErr w:type="spellStart"/>
-      <w:r>
-        <w:t>GameObject</w:t>
-      </w:r>
-      <w:proofErr w:type="spellEnd"/>
-      <w:r>
-        <w:t xml:space="preserve"> </w:t>
-      </w:r>
-      <w:proofErr w:type="spellStart"/>
-      <w:r>
-        <w:t>winTextObject</w:t>
-      </w:r>
-      <w:proofErr w:type="spellEnd"/>
-      <w:r>
-        <w:t>;</w:t>
-      </w:r>
-    </w:p>
-    <w:p/>
-    <w:p>
-      <w:r>
-        <w:t xml:space="preserve"> // Start is called before the first frame update.</w:t>
-      </w:r>
-    </w:p>
-    <w:p>
-      <w:r>
-        <w:t xml:space="preserve"> void </w:t>
-      </w:r>
-      <w:proofErr w:type="gramStart"/>
-      <w:r>
-        <w:t>Start(</w:t>
-      </w:r>
-      <w:proofErr w:type="gramEnd"/>
-      <w:r>
-        <w:t>)</w:t>
-      </w:r>
-    </w:p>
-    <w:p>
-      <w:r>
-        <w:t xml:space="preserve">    {</w:t>
-      </w:r>
-    </w:p>
-    <w:p>
-      <w:r>
-        <w:t xml:space="preserve"> // Get and store the </w:t>
-      </w:r>
-      <w:proofErr w:type="spellStart"/>
-      <w:r>
-        <w:t>Rigidbody</w:t>
-      </w:r>
-      <w:proofErr w:type="spellEnd"/>
-      <w:r>
-        <w:t xml:space="preserve"> component attached to the player.</w:t>
-      </w:r>
-    </w:p>
-    <w:p>
-      <w:r>
-        <w:t xml:space="preserve">        </w:t>
-      </w:r>
-      <w:proofErr w:type="spellStart"/>
-      <w:r>
-        <w:t>rb</w:t>
-      </w:r>
-      <w:proofErr w:type="spellEnd"/>
-      <w:r>
-        <w:t xml:space="preserve"> = </w:t>
-      </w:r>
-      <w:proofErr w:type="spellStart"/>
-      <w:r>
-        <w:t>GetComponent</w:t>
-      </w:r>
-      <w:proofErr w:type="spellEnd"/>
-      <w:r>
-        <w:t>&lt;</w:t>
-      </w:r>
-      <w:proofErr w:type="spellStart"/>
-      <w:r>
-        <w:t>Rigidbody</w:t>
-      </w:r>
-      <w:proofErr w:type="spellEnd"/>
-      <w:proofErr w:type="gramStart"/>
-      <w:r>
-        <w:t>&gt;(</w:t>
-      </w:r>
-      <w:proofErr w:type="gramEnd"/>
-      <w:r>
-        <w:t>);</w:t>
-      </w:r>
-    </w:p>
-    <w:p/>
-    <w:p>
-      <w:r>
-        <w:t xml:space="preserve"> // Initialize count to zero.</w:t>
-      </w:r>
-    </w:p>
-    <w:p>
-      <w:r>
-        <w:t xml:space="preserve">        count = 0;</w:t>
-      </w:r>
-    </w:p>
-    <w:p/>
-    <w:p>
-      <w:r>
-        <w:t xml:space="preserve"> // Update the count display.</w:t>
-      </w:r>
-    </w:p>
-    <w:p>
-      <w:r>
-        <w:t xml:space="preserve">        </w:t>
-      </w:r>
-      <w:proofErr w:type="spellStart"/>
-      <w:proofErr w:type="gramStart"/>
-      <w:r>
-        <w:t>SetCountText</w:t>
-      </w:r>
-      <w:proofErr w:type="spellEnd"/>
-      <w:r>
-        <w:t>(</w:t>
-      </w:r>
-      <w:proofErr w:type="gramEnd"/>
-      <w:r>
-        <w:t>);</w:t>
-      </w:r>
-    </w:p>
-    <w:p/>
-    <w:p>
-      <w:r>
-        <w:t xml:space="preserve"> // Initially set the win text to be inactive.</w:t>
-      </w:r>
-    </w:p>
-    <w:p>
-      <w:r>
-        <w:t xml:space="preserve">        </w:t>
-      </w:r>
-      <w:proofErr w:type="spellStart"/>
-      <w:r>
-        <w:t>winTextObject.SetActive</w:t>
-      </w:r>
-      <w:proofErr w:type="spellEnd"/>
-      <w:r>
-        <w:t>(false);</w:t>
-      </w:r>
-    </w:p>
-    <w:p>
-      <w:r>
-        <w:t xml:space="preserve">    }</w:t>
-      </w:r>
-    </w:p>
-    <w:p>
-      <w:r>
-        <w:t xml:space="preserve"> </w:t>
-      </w:r>
-    </w:p>
-    <w:p>
-      <w:r>
-        <w:t xml:space="preserve"> // This function is called when a move input is detected.</w:t>
-      </w:r>
-    </w:p>
-    <w:p>
-      <w:r>
-        <w:t xml:space="preserve"> void </w:t>
-      </w:r>
-      <w:proofErr w:type="spellStart"/>
-      <w:proofErr w:type="gramStart"/>
-      <w:r>
-        <w:t>OnMove</w:t>
-      </w:r>
-      <w:proofErr w:type="spellEnd"/>
-      <w:r>
-        <w:t>(</w:t>
-      </w:r>
-      <w:proofErr w:type="spellStart"/>
-      <w:proofErr w:type="gramEnd"/>
-      <w:r>
-        <w:t>InputValue</w:t>
-      </w:r>
-      <w:proofErr w:type="spellEnd"/>
-      <w:r>
-        <w:t xml:space="preserve"> </w:t>
-      </w:r>
-      <w:proofErr w:type="spellStart"/>
-      <w:r>
-        <w:t>movementValue</w:t>
-      </w:r>
-      <w:proofErr w:type="spellEnd"/>
-      <w:r>
-        <w:t>)</w:t>
-      </w:r>
-    </w:p>
-    <w:p>
-      <w:r>
-        <w:t xml:space="preserve">    {</w:t>
-      </w:r>
-    </w:p>
-    <w:p>
-      <w:r>
-        <w:t xml:space="preserve"> // Convert the input value into a Vector2 for movement.</w:t>
-      </w:r>
-    </w:p>
-    <w:p>
-      <w:r>
-        <w:t xml:space="preserve">        Vector2 </w:t>
-      </w:r>
-      <w:proofErr w:type="spellStart"/>
-      <w:r>
-        <w:t>movementVector</w:t>
-      </w:r>
-      <w:proofErr w:type="spellEnd"/>
-      <w:r>
-        <w:t xml:space="preserve"> = </w:t>
-      </w:r>
-      <w:proofErr w:type="spellStart"/>
-      <w:r>
-        <w:t>movementValue.Get</w:t>
-      </w:r>
-      <w:proofErr w:type="spellEnd"/>
-      <w:r>
-        <w:t>&lt;Vector2</w:t>
-      </w:r>
-      <w:proofErr w:type="gramStart"/>
-      <w:r>
-        <w:t>&gt;(</w:t>
-      </w:r>
-      <w:proofErr w:type="gramEnd"/>
-      <w:r>
-        <w:t>);</w:t>
-      </w:r>
-    </w:p>
-    <w:p/>
-    <w:p>
-      <w:r>
-        <w:t xml:space="preserve"> // Store the X and Y components of the movement.</w:t>
-      </w:r>
-    </w:p>
-    <w:p>
-      <w:r>
-        <w:t xml:space="preserve">        </w:t>
-      </w:r>
-      <w:proofErr w:type="spellStart"/>
-      <w:r>
-        <w:t>movementX</w:t>
-      </w:r>
-      <w:proofErr w:type="spellEnd"/>
-      <w:r>
-        <w:t xml:space="preserve"> = </w:t>
-      </w:r>
-      <w:proofErr w:type="spellStart"/>
-      <w:r>
-        <w:t>movementVector.x</w:t>
-      </w:r>
-      <w:proofErr w:type="spellEnd"/>
-      <w:r>
-        <w:t xml:space="preserve">; </w:t>
-      </w:r>
-    </w:p>
-    <w:p>
-      <w:r>
-        <w:t xml:space="preserve">        </w:t>
-      </w:r>
-      <w:proofErr w:type="spellStart"/>
-      <w:r>
-        <w:t>movementY</w:t>
-      </w:r>
-      <w:proofErr w:type="spellEnd"/>
-      <w:r>
-        <w:t xml:space="preserve"> = </w:t>
-      </w:r>
-      <w:proofErr w:type="spellStart"/>
-      <w:r>
-        <w:t>movementVector.y</w:t>
-      </w:r>
-      <w:proofErr w:type="spellEnd"/>
-      <w:r>
-        <w:t xml:space="preserve">; </w:t>
-      </w:r>
-    </w:p>
-    <w:p>
-      <w:r>
-        <w:t xml:space="preserve">    }</w:t>
-      </w:r>
-    </w:p>
-    <w:p/>
-    <w:p>
-      <w:r>
-        <w:t xml:space="preserve"> // </w:t>
-      </w:r>
-      <w:proofErr w:type="spellStart"/>
-      <w:r>
-        <w:t>FixedUpdate</w:t>
-      </w:r>
-      <w:proofErr w:type="spellEnd"/>
-      <w:r>
-        <w:t xml:space="preserve"> is called once per fixed frame-rate frame.</w:t>
-      </w:r>
-    </w:p>
-    <w:p>
-      <w:r>
-        <w:t xml:space="preserve"> void </w:t>
-      </w:r>
-      <w:proofErr w:type="spellStart"/>
-      <w:proofErr w:type="gramStart"/>
-      <w:r>
-        <w:t>FixedUpdate</w:t>
-      </w:r>
-      <w:proofErr w:type="spellEnd"/>
-      <w:r>
-        <w:t>(</w:t>
-      </w:r>
-      <w:proofErr w:type="gramEnd"/>
-      <w:r>
-        <w:t xml:space="preserve">) </w:t>
-      </w:r>
-    </w:p>
-    <w:p>
-      <w:r>
-        <w:t xml:space="preserve">    {</w:t>
-      </w:r>
-    </w:p>
-    <w:p>
-      <w:r>
-        <w:t xml:space="preserve"> // Create a 3D movement vector using the X and Y inputs.</w:t>
-      </w:r>
-    </w:p>
-    <w:p>
-      <w:r>
-        <w:t xml:space="preserve">        Vector3 movement = new Vector3 (</w:t>
-      </w:r>
-      <w:proofErr w:type="spellStart"/>
-      <w:r>
-        <w:t>movementX</w:t>
-      </w:r>
-      <w:proofErr w:type="spellEnd"/>
-      <w:r>
-        <w:t xml:space="preserve">, 0.0f, </w:t>
-      </w:r>
-      <w:proofErr w:type="spellStart"/>
-      <w:r>
-        <w:t>movementY</w:t>
-      </w:r>
-      <w:proofErr w:type="spellEnd"/>
-      <w:r>
-        <w:t>);</w:t>
-      </w:r>
-    </w:p>
-    <w:p/>
-    <w:p>
-      <w:r>
-        <w:t xml:space="preserve"> // Apply force to the </w:t>
-      </w:r>
-      <w:proofErr w:type="spellStart"/>
-      <w:r>
-        <w:t>Rigidbody</w:t>
-      </w:r>
-      <w:proofErr w:type="spellEnd"/>
-      <w:r>
-        <w:t xml:space="preserve"> to move the player.</w:t>
-      </w:r>
-    </w:p>
-    <w:p>
-      <w:r>
-        <w:t xml:space="preserve">        </w:t>
-      </w:r>
-      <w:proofErr w:type="spellStart"/>
-      <w:proofErr w:type="gramStart"/>
-      <w:r>
-        <w:t>rb.AddForce</w:t>
-      </w:r>
-      <w:proofErr w:type="spellEnd"/>
-      <w:proofErr w:type="gramEnd"/>
-      <w:r>
-        <w:t xml:space="preserve">(movement * speed); </w:t>
-      </w:r>
-    </w:p>
-    <w:p>
-      <w:r>
-        <w:t xml:space="preserve">    }</w:t>
-      </w:r>
-    </w:p>
-    <w:p/>
-    <w:p>
-      <w:r>
-        <w:t xml:space="preserve"> </w:t>
-      </w:r>
-    </w:p>
-    <w:p>
-      <w:r>
-        <w:t xml:space="preserve"> void </w:t>
-      </w:r>
-      <w:proofErr w:type="spellStart"/>
-      <w:proofErr w:type="gramStart"/>
-      <w:r>
-        <w:t>OnTriggerEnter</w:t>
-      </w:r>
-      <w:proofErr w:type="spellEnd"/>
-      <w:r>
-        <w:t>(</w:t>
-      </w:r>
-      <w:proofErr w:type="gramEnd"/>
-      <w:r>
-        <w:t xml:space="preserve">Collider other) </w:t>
-      </w:r>
-    </w:p>
-    <w:p>
-      <w:r>
-        <w:t xml:space="preserve">    {</w:t>
-      </w:r>
-    </w:p>
-    <w:p>
-      <w:r>
-        <w:t xml:space="preserve"> // Check if the object the player collided with has the "</w:t>
-      </w:r>
-      <w:proofErr w:type="spellStart"/>
-      <w:r>
-        <w:t>PickUp</w:t>
-      </w:r>
-      <w:proofErr w:type="spellEnd"/>
-      <w:r>
-        <w:t>" tag.</w:t>
-      </w:r>
-    </w:p>
-    <w:p>
-      <w:r>
-        <w:t xml:space="preserve"> if (</w:t>
-      </w:r>
-      <w:proofErr w:type="spellStart"/>
-      <w:proofErr w:type="gramStart"/>
-      <w:r>
-        <w:t>other.gameObject.CompareTag</w:t>
-      </w:r>
-      <w:proofErr w:type="spellEnd"/>
-      <w:proofErr w:type="gramEnd"/>
-      <w:r>
-        <w:t>("</w:t>
-      </w:r>
-      <w:proofErr w:type="spellStart"/>
-      <w:r>
-        <w:t>PickUp</w:t>
-      </w:r>
-      <w:proofErr w:type="spellEnd"/>
-      <w:r>
-        <w:t xml:space="preserve">")) </w:t>
-      </w:r>
-    </w:p>
-    <w:p>
-      <w:r>
-        <w:t xml:space="preserve">        {</w:t>
-      </w:r>
-    </w:p>
-    <w:p>
-      <w:r>
-        <w:t xml:space="preserve"> // Deactivate the collided object (making it disappear).</w:t>
-      </w:r>
-    </w:p>
-    <w:p>
-      <w:r>
-        <w:t xml:space="preserve">            </w:t>
-      </w:r>
-      <w:proofErr w:type="spellStart"/>
-      <w:proofErr w:type="gramStart"/>
-      <w:r>
-        <w:t>other.gameObject.SetActive</w:t>
-      </w:r>
-      <w:proofErr w:type="spellEnd"/>
-      <w:proofErr w:type="gramEnd"/>
-      <w:r>
-        <w:t>(false);</w:t>
-      </w:r>
-    </w:p>
-    <w:p/>
-    <w:p>
-      <w:r>
-        <w:t xml:space="preserve"> // Increment the count of "</w:t>
-      </w:r>
-      <w:proofErr w:type="spellStart"/>
-      <w:r>
-        <w:t>PickUp</w:t>
-      </w:r>
-      <w:proofErr w:type="spellEnd"/>
-      <w:r>
-        <w:t>" objects collected.</w:t>
-      </w:r>
-    </w:p>
-    <w:p>
-      <w:r>
-        <w:t xml:space="preserve">            count = count + 1;</w:t>
-      </w:r>
-    </w:p>
-    <w:p/>
-    <w:p>
-      <w:r>
-        <w:t xml:space="preserve"> // Update the count display.</w:t>
-      </w:r>
-    </w:p>
-    <w:p>
-      <w:r>
-        <w:t xml:space="preserve">            </w:t>
-      </w:r>
-      <w:proofErr w:type="spellStart"/>
-      <w:proofErr w:type="gramStart"/>
-      <w:r>
-        <w:t>SetCountText</w:t>
-      </w:r>
-      <w:proofErr w:type="spellEnd"/>
-      <w:r>
-        <w:t>(</w:t>
-      </w:r>
-      <w:proofErr w:type="gramEnd"/>
-      <w:r>
-        <w:t>);</w:t>
-      </w:r>
-    </w:p>
-    <w:p>
-      <w:r>
-        <w:t xml:space="preserve">        }</w:t>
-      </w:r>
-    </w:p>
-    <w:p>
-      <w:r>
-        <w:t xml:space="preserve">    }</w:t>
-      </w:r>
-    </w:p>
-    <w:p/>
-    <w:p>
-      <w:r>
-        <w:t xml:space="preserve"> // Function to update the displayed count of "</w:t>
-      </w:r>
-      <w:proofErr w:type="spellStart"/>
-      <w:r>
-        <w:t>PickUp</w:t>
-      </w:r>
-      <w:proofErr w:type="spellEnd"/>
-      <w:r>
-        <w:t>" objects collected.</w:t>
-      </w:r>
-    </w:p>
-    <w:p>
-      <w:r>
-        <w:t xml:space="preserve"> void </w:t>
-      </w:r>
-      <w:proofErr w:type="spellStart"/>
-      <w:proofErr w:type="gramStart"/>
-      <w:r>
-        <w:t>SetCountText</w:t>
-      </w:r>
-      <w:proofErr w:type="spellEnd"/>
-      <w:r>
-        <w:t>(</w:t>
-      </w:r>
-      <w:proofErr w:type="gramEnd"/>
-      <w:r>
-        <w:t xml:space="preserve">) </w:t>
-      </w:r>
-    </w:p>
-    <w:p>
-      <w:r>
-        <w:t xml:space="preserve">    {</w:t>
-      </w:r>
-    </w:p>
-    <w:p>
-      <w:r>
-        <w:t xml:space="preserve"> // Update the count text with the current count.</w:t>
-      </w:r>
-    </w:p>
-    <w:p>
-      <w:r>
-        <w:t xml:space="preserve">        </w:t>
-      </w:r>
-      <w:proofErr w:type="spellStart"/>
-      <w:r>
-        <w:t>countText.text</w:t>
-      </w:r>
-      <w:proofErr w:type="spellEnd"/>
-      <w:r>
-        <w:t xml:space="preserve"> = "Count: " + </w:t>
-      </w:r>
-      <w:proofErr w:type="spellStart"/>
-      <w:proofErr w:type="gramStart"/>
-      <w:r>
-        <w:t>count.ToString</w:t>
-      </w:r>
-      <w:proofErr w:type="spellEnd"/>
-      <w:proofErr w:type="gramEnd"/>
-      <w:r>
-        <w:t>();</w:t>
-      </w:r>
-    </w:p>
-    <w:p/>
-    <w:p>
-      <w:r>
-        <w:t xml:space="preserve"> // Check if the count has reached or exceeded the win condition.</w:t>
-      </w:r>
-    </w:p>
-    <w:p>
-      <w:r>
-        <w:t xml:space="preserve"> if (count &gt;= 12)</w:t>
-      </w:r>
-    </w:p>
-    <w:p>
-      <w:r>
-        <w:t xml:space="preserve">        {</w:t>
-      </w:r>
-    </w:p>
-    <w:p>
-      <w:r>
-        <w:t xml:space="preserve"> // Display the win text.</w:t>
-      </w:r>
-    </w:p>
-    <w:p>
-      <w:r>
-        <w:t xml:space="preserve">            </w:t>
-      </w:r>
-      <w:proofErr w:type="spellStart"/>
-      <w:r>
-        <w:t>winTextObject.SetActive</w:t>
-      </w:r>
-      <w:proofErr w:type="spellEnd"/>
-      <w:r>
-        <w:t>(true);</w:t>
-      </w:r>
-    </w:p>
-    <w:p/>
-    <w:p>
-      <w:r>
-        <w:t xml:space="preserve"> // Destroy the enemy </w:t>
-      </w:r>
-      <w:proofErr w:type="spellStart"/>
-      <w:r>
-        <w:t>GameObject</w:t>
-      </w:r>
-      <w:proofErr w:type="spellEnd"/>
-      <w:r>
-        <w:t>.</w:t>
-      </w:r>
-    </w:p>
-    <w:p>
-      <w:r>
-        <w:t xml:space="preserve">            </w:t>
-      </w:r>
-      <w:proofErr w:type="gramStart"/>
-      <w:r>
-        <w:t>Destroy(</w:t>
-      </w:r>
-      <w:proofErr w:type="spellStart"/>
-      <w:proofErr w:type="gramEnd"/>
-      <w:r>
-        <w:t>GameObject.FindGameObjectWithTag</w:t>
-      </w:r>
-      <w:proofErr w:type="spellEnd"/>
-      <w:r>
-        <w:t>("Enemy"));</w:t>
-      </w:r>
-    </w:p>
-    <w:p>
-      <w:r>
-        <w:t xml:space="preserve">        }</w:t>
-      </w:r>
-    </w:p>
-    <w:p>
-      <w:r>
-        <w:t xml:space="preserve">    }</w:t>
-      </w:r>
-    </w:p>
-    <w:p/>
-    <w:p>
-      <w:r>
-        <w:t xml:space="preserve">private void </w:t>
-      </w:r>
-      <w:proofErr w:type="spellStart"/>
-      <w:proofErr w:type="gramStart"/>
-      <w:r>
-        <w:t>OnCollisionEnter</w:t>
-      </w:r>
-      <w:proofErr w:type="spellEnd"/>
-      <w:r>
-        <w:t>(</w:t>
-      </w:r>
-      <w:proofErr w:type="gramEnd"/>
-      <w:r>
-        <w:t>Collision collision)</w:t>
-      </w:r>
-    </w:p>
-    <w:p>
-      <w:r>
-        <w:t>{</w:t>
-      </w:r>
-    </w:p>
-    <w:p>
-      <w:r>
-        <w:t xml:space="preserve"> if (</w:t>
-      </w:r>
-      <w:proofErr w:type="spellStart"/>
-      <w:proofErr w:type="gramStart"/>
-      <w:r>
-        <w:t>collision.gameObject.CompareTag</w:t>
-      </w:r>
-      <w:proofErr w:type="spellEnd"/>
-      <w:proofErr w:type="gramEnd"/>
-      <w:r>
-        <w:t>("Enemy"))</w:t>
-      </w:r>
-    </w:p>
-    <w:p>
-      <w:r>
-        <w:t xml:space="preserve">    {</w:t>
-      </w:r>
-    </w:p>
-    <w:p>
-      <w:r>
-        <w:t xml:space="preserve"> // Destroy the current object</w:t>
-      </w:r>
-    </w:p>
-    <w:p>
-      <w:r>
-        <w:t xml:space="preserve">        Destroy(</w:t>
-      </w:r>
-      <w:proofErr w:type="spellStart"/>
-      <w:r>
-        <w:t>gameObject</w:t>
-      </w:r>
-      <w:proofErr w:type="spellEnd"/>
-      <w:r>
-        <w:t xml:space="preserve">); </w:t>
-      </w:r>
-    </w:p>
-    <w:p>
-      <w:r>
-        <w:t xml:space="preserve"> </w:t>
-      </w:r>
-    </w:p>
-    <w:p>
-      <w:r>
-        <w:t xml:space="preserve"> // Update the </w:t>
-      </w:r>
-      <w:proofErr w:type="spellStart"/>
-      <w:r>
-        <w:t>winText</w:t>
-      </w:r>
-      <w:proofErr w:type="spellEnd"/>
-      <w:r>
-        <w:t xml:space="preserve"> to display "You Lose!"</w:t>
-      </w:r>
-    </w:p>
-    <w:p>
-      <w:r>
-        <w:t xml:space="preserve">        </w:t>
-      </w:r>
-      <w:proofErr w:type="spellStart"/>
-      <w:proofErr w:type="gramStart"/>
-      <w:r>
-        <w:t>winTextObject.gameObject.SetActive</w:t>
-      </w:r>
-      <w:proofErr w:type="spellEnd"/>
-      <w:proofErr w:type="gramEnd"/>
-      <w:r>
-        <w:t>(true);</w:t>
-      </w:r>
-    </w:p>
-    <w:p>
-      <w:r>
-        <w:t xml:space="preserve">        </w:t>
-      </w:r>
-      <w:proofErr w:type="spellStart"/>
-      <w:r>
-        <w:t>winTextObject.GetComponent</w:t>
-      </w:r>
-      <w:proofErr w:type="spellEnd"/>
-      <w:r>
-        <w:t>&lt;</w:t>
-      </w:r>
-      <w:proofErr w:type="spellStart"/>
-      <w:r>
-        <w:t>TextMeshProUGUI</w:t>
-      </w:r>
-      <w:proofErr w:type="spellEnd"/>
-      <w:proofErr w:type="gramStart"/>
-      <w:r>
-        <w:t>&gt;(</w:t>
-      </w:r>
-      <w:proofErr w:type="gramEnd"/>
-      <w:r>
-        <w:t>).text = "You Lose!";</w:t>
+        <w:t>&gt;().text = "You Lose!";</w:t>
       </w:r>
     </w:p>
     <w:p>
@@ -5402,43 +5310,88 @@
         <w:t xml:space="preserve">public class </w:t>
       </w:r>
       <w:proofErr w:type="spellStart"/>
-      <w:proofErr w:type="gramStart"/>
       <w:r>
         <w:t>EnemyMovement</w:t>
       </w:r>
       <w:proofErr w:type="spellEnd"/>
       <w:r>
-        <w:t xml:space="preserve"> :</w:t>
-      </w:r>
-      <w:proofErr w:type="gramEnd"/>
+        <w:t xml:space="preserve"> : </w:t>
+      </w:r>
+      <w:proofErr w:type="spellStart"/>
+      <w:r>
+        <w:t>MonoBehaviour</w:t>
+      </w:r>
+      <w:proofErr w:type="spellEnd"/>
+    </w:p>
+    <w:p>
+      <w:r>
+        <w:t>{</w:t>
+      </w:r>
+    </w:p>
+    <w:p>
+      <w:r>
+        <w:t xml:space="preserve"> // Reference to the player's transform.</w:t>
+      </w:r>
+    </w:p>
+    <w:p>
+      <w:r>
+        <w:t xml:space="preserve"> public Transform player;</w:t>
+      </w:r>
+    </w:p>
+    <w:p/>
+    <w:p>
+      <w:r>
+        <w:t xml:space="preserve"> // Reference to the </w:t>
+      </w:r>
+      <w:proofErr w:type="spellStart"/>
+      <w:r>
+        <w:t>NavMeshAgent</w:t>
+      </w:r>
+      <w:proofErr w:type="spellEnd"/>
+      <w:r>
+        <w:t xml:space="preserve"> component for pathfinding.</w:t>
+      </w:r>
+    </w:p>
+    <w:p>
+      <w:r>
+        <w:t xml:space="preserve"> private </w:t>
+      </w:r>
+      <w:proofErr w:type="spellStart"/>
+      <w:r>
+        <w:t>NavMeshAgent</w:t>
+      </w:r>
+      <w:proofErr w:type="spellEnd"/>
       <w:r>
         <w:t xml:space="preserve"> </w:t>
       </w:r>
       <w:proofErr w:type="spellStart"/>
       <w:r>
-        <w:t>MonoBehaviour</w:t>
-      </w:r>
-      <w:proofErr w:type="spellEnd"/>
-    </w:p>
-    <w:p>
-      <w:r>
-        <w:t>{</w:t>
-      </w:r>
-    </w:p>
-    <w:p>
-      <w:r>
-        <w:t xml:space="preserve"> // Reference to the player's transform.</w:t>
-      </w:r>
-    </w:p>
-    <w:p>
-      <w:r>
-        <w:t xml:space="preserve"> public Transform player;</w:t>
+        <w:t>navMeshAgent</w:t>
+      </w:r>
+      <w:proofErr w:type="spellEnd"/>
+      <w:r>
+        <w:t>;</w:t>
       </w:r>
     </w:p>
     <w:p/>
     <w:p>
       <w:r>
-        <w:t xml:space="preserve"> // Reference to the </w:t>
+        <w:t xml:space="preserve"> // Start is called before the first frame update.</w:t>
+      </w:r>
+    </w:p>
+    <w:p>
+      <w:r>
+        <w:t xml:space="preserve"> void Start()</w:t>
+      </w:r>
+    </w:p>
+    <w:p>
+      <w:r>
+        <w:t xml:space="preserve">    {</w:t>
+      </w:r>
+    </w:p>
+    <w:p>
+      <w:r>
+        <w:t xml:space="preserve"> // Get and store the </w:t>
       </w:r>
       <w:proofErr w:type="spellStart"/>
       <w:r>
@@ -5446,12 +5399,28 @@
       </w:r>
       <w:proofErr w:type="spellEnd"/>
       <w:r>
-        <w:t xml:space="preserve"> component for pathfinding.</w:t>
-      </w:r>
-    </w:p>
-    <w:p>
-      <w:r>
-        <w:t xml:space="preserve"> private </w:t>
+        <w:t xml:space="preserve"> component attached to this object.</w:t>
+      </w:r>
+    </w:p>
+    <w:p>
+      <w:r>
+        <w:t xml:space="preserve">        </w:t>
+      </w:r>
+      <w:proofErr w:type="spellStart"/>
+      <w:r>
+        <w:t>navMeshAgent</w:t>
+      </w:r>
+      <w:proofErr w:type="spellEnd"/>
+      <w:r>
+        <w:t xml:space="preserve"> = </w:t>
+      </w:r>
+      <w:proofErr w:type="spellStart"/>
+      <w:r>
+        <w:t>GetComponent</w:t>
+      </w:r>
+      <w:proofErr w:type="spellEnd"/>
+      <w:r>
+        <w:t>&lt;</w:t>
       </w:r>
       <w:proofErr w:type="spellStart"/>
       <w:r>
@@ -5459,34 +5428,24 @@
       </w:r>
       <w:proofErr w:type="spellEnd"/>
       <w:r>
-        <w:t xml:space="preserve"> </w:t>
-      </w:r>
-      <w:proofErr w:type="spellStart"/>
-      <w:r>
-        <w:t>navMeshAgent</w:t>
-      </w:r>
-      <w:proofErr w:type="spellEnd"/>
-      <w:r>
-        <w:t>;</w:t>
+        <w:t>&gt;();</w:t>
+      </w:r>
+    </w:p>
+    <w:p>
+      <w:r>
+        <w:t xml:space="preserve">    }</w:t>
       </w:r>
     </w:p>
     <w:p/>
     <w:p>
       <w:r>
-        <w:t xml:space="preserve"> // Start is called before the first frame update.</w:t>
-      </w:r>
-    </w:p>
-    <w:p>
-      <w:r>
-        <w:t xml:space="preserve"> void </w:t>
-      </w:r>
-      <w:proofErr w:type="gramStart"/>
-      <w:r>
-        <w:t>Start(</w:t>
-      </w:r>
-      <w:proofErr w:type="gramEnd"/>
-      <w:r>
-        <w:t>)</w:t>
+        <w:t xml:space="preserve"> // Update is called once per frame.</w:t>
+      </w:r>
+    </w:p>
+    <w:p>
+      <w:r>
+        <w:lastRenderedPageBreak/>
+        <w:t xml:space="preserve"> void Update()</w:t>
       </w:r>
     </w:p>
     <w:p>
@@ -5496,96 +5455,12 @@
     </w:p>
     <w:p>
       <w:r>
-        <w:t xml:space="preserve"> // Get and store the </w:t>
-      </w:r>
-      <w:proofErr w:type="spellStart"/>
-      <w:r>
-        <w:t>NavMeshAgent</w:t>
-      </w:r>
-      <w:proofErr w:type="spellEnd"/>
-      <w:r>
-        <w:t xml:space="preserve"> component attached to this object.</w:t>
-      </w:r>
-    </w:p>
-    <w:p>
-      <w:r>
-        <w:t xml:space="preserve">        </w:t>
-      </w:r>
-      <w:proofErr w:type="spellStart"/>
-      <w:r>
-        <w:t>navMeshAgent</w:t>
-      </w:r>
-      <w:proofErr w:type="spellEnd"/>
-      <w:r>
-        <w:t xml:space="preserve"> = </w:t>
-      </w:r>
-      <w:proofErr w:type="spellStart"/>
-      <w:r>
-        <w:t>GetComponent</w:t>
-      </w:r>
-      <w:proofErr w:type="spellEnd"/>
-      <w:r>
-        <w:t>&lt;</w:t>
-      </w:r>
-      <w:proofErr w:type="spellStart"/>
-      <w:r>
-        <w:t>NavMeshAgent</w:t>
-      </w:r>
-      <w:proofErr w:type="spellEnd"/>
-      <w:proofErr w:type="gramStart"/>
-      <w:r>
-        <w:t>&gt;(</w:t>
-      </w:r>
-      <w:proofErr w:type="gramEnd"/>
-      <w:r>
-        <w:t>);</w:t>
-      </w:r>
-    </w:p>
-    <w:p>
-      <w:r>
-        <w:t xml:space="preserve">    }</w:t>
-      </w:r>
-    </w:p>
-    <w:p/>
-    <w:p>
-      <w:r>
-        <w:t xml:space="preserve"> // Update is called once per frame.</w:t>
-      </w:r>
-    </w:p>
-    <w:p>
-      <w:r>
-        <w:t xml:space="preserve"> void </w:t>
-      </w:r>
-      <w:proofErr w:type="gramStart"/>
-      <w:r>
-        <w:t>Update(</w:t>
-      </w:r>
-      <w:proofErr w:type="gramEnd"/>
-      <w:r>
-        <w:t>)</w:t>
-      </w:r>
-    </w:p>
-    <w:p>
-      <w:r>
-        <w:t xml:space="preserve">    {</w:t>
-      </w:r>
-    </w:p>
-    <w:p>
-      <w:r>
         <w:t xml:space="preserve"> // If there's a reference to the player...</w:t>
       </w:r>
     </w:p>
     <w:p>
       <w:r>
-        <w:t xml:space="preserve"> if (</w:t>
-      </w:r>
-      <w:proofErr w:type="gramStart"/>
-      <w:r>
-        <w:t>player !</w:t>
-      </w:r>
-      <w:proofErr w:type="gramEnd"/>
-      <w:r>
-        <w:t>= null)</w:t>
+        <w:t xml:space="preserve"> if (player != null)</w:t>
       </w:r>
     </w:p>
     <w:p>
@@ -5611,12 +5486,10 @@
         <w:t>(</w:t>
       </w:r>
       <w:proofErr w:type="spellStart"/>
-      <w:proofErr w:type="gramStart"/>
       <w:r>
         <w:t>player.position</w:t>
       </w:r>
       <w:proofErr w:type="spellEnd"/>
-      <w:proofErr w:type="gramEnd"/>
       <w:r>
         <w:t>);</w:t>
       </w:r>
@@ -5648,7 +5521,7 @@
 </file>
 
 <file path=word/numbering.xml><?xml version="1.0" encoding="utf-8"?>
-<w:numbering xmlns:wpc="http://schemas.microsoft.com/office/word/2010/wordprocessingCanvas" xmlns:cx="http://schemas.microsoft.com/office/drawing/2014/chartex" xmlns:cx1="http://schemas.microsoft.com/office/drawing/2015/9/8/chartex" xmlns:cx2="http://schemas.microsoft.com/office/drawing/2015/10/21/chartex" xmlns:cx3="http://schemas.microsoft.com/office/drawing/2016/5/9/chartex" xmlns:cx4="http://schemas.microsoft.com/office/drawing/2016/5/10/chartex" xmlns:cx5="http://schemas.microsoft.com/office/drawing/2016/5/11/chartex" xmlns:cx6="http://schemas.microsoft.com/office/drawing/2016/5/12/chartex" xmlns:cx7="http://schemas.microsoft.com/office/drawing/2016/5/13/chartex" xmlns:cx8="http://schemas.microsoft.com/office/drawing/2016/5/14/chartex" xmlns:mc="http://schemas.openxmlformats.org/markup-compatibility/2006" xmlns:aink="http://schemas.microsoft.com/office/drawing/2016/ink" xmlns:am3d="http://schemas.microsoft.com/office/drawing/2017/model3d" xmlns:o="urn:schemas-microsoft-com:office:office" xmlns:oel="http://schemas.microsoft.com/office/2019/extlst" xmlns:r="http://schemas.openxmlformats.org/officeDocument/2006/relationships" xmlns:m="http://schemas.openxmlformats.org/officeDocument/2006/math" xmlns:v="urn:schemas-microsoft-com:vml" xmlns:wp14="http://schemas.microsoft.com/office/word/2010/wordprocessingDrawing" xmlns:wp="http://schemas.openxmlformats.org/drawingml/2006/wordprocessingDrawing" xmlns:w10="urn:schemas-microsoft-com:office:word" xmlns:w="http://schemas.openxmlformats.org/wordprocessingml/2006/main" xmlns:w14="http://schemas.microsoft.com/office/word/2010/wordml" xmlns:w15="http://schemas.microsoft.com/office/word/2012/wordml" xmlns:w16cei="http://schemas.microsoft.com/office/word/2026/wordml/cei" xmlns:w16cex="http://schemas.microsoft.com/office/word/2018/wordml/cex" xmlns:w16cid="http://schemas.microsoft.com/office/word/2016/wordml/cid" xmlns:w16="http://schemas.microsoft.com/office/word/2018/wordml" xmlns:w16du="http://schemas.microsoft.com/office/word/2023/wordml/word16du" xmlns:w16sdtdh="http://schemas.microsoft.com/office/word/2020/wordml/sdtdatahash" xmlns:w16sdtfl="http://schemas.microsoft.com/office/word/2024/wordml/sdtformatlock" xmlns:w16se="http://schemas.microsoft.com/office/word/2015/wordml/symex" xmlns:wpg="http://schemas.microsoft.com/office/word/2010/wordprocessingGroup" xmlns:wpi="http://schemas.microsoft.com/office/word/2010/wordprocessingInk" xmlns:wne="http://schemas.microsoft.com/office/word/2006/wordml" xmlns:wps="http://schemas.microsoft.com/office/word/2010/wordprocessingShape" mc:Ignorable="w14 w15 w16se w16cid w16 w16cex w16sdtdh w16sdtfl w16du wp14">
+<w:numbering xmlns:wpc="http://schemas.microsoft.com/office/word/2010/wordprocessingCanvas" xmlns:cx="http://schemas.microsoft.com/office/drawing/2014/chartex" xmlns:cx1="http://schemas.microsoft.com/office/drawing/2015/9/8/chartex" xmlns:cx2="http://schemas.microsoft.com/office/drawing/2015/10/21/chartex" xmlns:cx3="http://schemas.microsoft.com/office/drawing/2016/5/9/chartex" xmlns:cx4="http://schemas.microsoft.com/office/drawing/2016/5/10/chartex" xmlns:cx5="http://schemas.microsoft.com/office/drawing/2016/5/11/chartex" xmlns:cx6="http://schemas.microsoft.com/office/drawing/2016/5/12/chartex" xmlns:cx7="http://schemas.microsoft.com/office/drawing/2016/5/13/chartex" xmlns:cx8="http://schemas.microsoft.com/office/drawing/2016/5/14/chartex" xmlns:mc="http://schemas.openxmlformats.org/markup-compatibility/2006" xmlns:aink="http://schemas.microsoft.com/office/drawing/2016/ink" xmlns:am3d="http://schemas.microsoft.com/office/drawing/2017/model3d" xmlns:o="urn:schemas-microsoft-com:office:office" xmlns:oel="http://schemas.microsoft.com/office/2019/extlst" xmlns:r="http://schemas.openxmlformats.org/officeDocument/2006/relationships" xmlns:m="http://schemas.openxmlformats.org/officeDocument/2006/math" xmlns:v="urn:schemas-microsoft-com:vml" xmlns:wp14="http://schemas.microsoft.com/office/word/2010/wordprocessingDrawing" xmlns:wp="http://schemas.openxmlformats.org/drawingml/2006/wordprocessingDrawing" xmlns:w10="urn:schemas-microsoft-com:office:word" xmlns:w="http://schemas.openxmlformats.org/wordprocessingml/2006/main" xmlns:w14="http://schemas.microsoft.com/office/word/2010/wordml" xmlns:w15="http://schemas.microsoft.com/office/word/2012/wordml" xmlns:w16cex="http://schemas.microsoft.com/office/word/2018/wordml/cex" xmlns:w16cid="http://schemas.microsoft.com/office/word/2016/wordml/cid" xmlns:w16="http://schemas.microsoft.com/office/word/2018/wordml" xmlns:w16du="http://schemas.microsoft.com/office/word/2023/wordml/word16du" xmlns:w16sdtdh="http://schemas.microsoft.com/office/word/2020/wordml/sdtdatahash" xmlns:w16sdtfl="http://schemas.microsoft.com/office/word/2024/wordml/sdtformatlock" xmlns:w16se="http://schemas.microsoft.com/office/word/2015/wordml/symex" xmlns:wpg="http://schemas.microsoft.com/office/word/2010/wordprocessingGroup" xmlns:wpi="http://schemas.microsoft.com/office/word/2010/wordprocessingInk" xmlns:wne="http://schemas.microsoft.com/office/word/2006/wordml" xmlns:wps="http://schemas.microsoft.com/office/word/2010/wordprocessingShape" mc:Ignorable="w14 w15 w16se w16cid w16 w16cex w16sdtdh w16sdtfl w16du wp14">
   <w:abstractNum w:abstractNumId="0" w15:restartNumberingAfterBreak="0">
     <w:nsid w:val="03587887"/>
     <w:multiLevelType w:val="multilevel"/>
@@ -6693,6 +6566,155 @@
     </w:lvl>
   </w:abstractNum>
   <w:abstractNum w:abstractNumId="7" w15:restartNumberingAfterBreak="0">
+    <w:nsid w:val="1F3F67AB"/>
+    <w:multiLevelType w:val="multilevel"/>
+    <w:tmpl w:val="C79EA66E"/>
+    <w:lvl w:ilvl="0">
+      <w:start w:val="1"/>
+      <w:numFmt w:val="bullet"/>
+      <w:lvlText w:val=""/>
+      <w:lvlJc w:val="left"/>
+      <w:pPr>
+        <w:tabs>
+          <w:tab w:val="num" w:pos="720"/>
+        </w:tabs>
+        <w:ind w:left="720" w:hanging="360"/>
+      </w:pPr>
+      <w:rPr>
+        <w:rFonts w:ascii="Symbol" w:hAnsi="Symbol" w:hint="default"/>
+        <w:sz w:val="20"/>
+      </w:rPr>
+    </w:lvl>
+    <w:lvl w:ilvl="1" w:tentative="1">
+      <w:start w:val="1"/>
+      <w:numFmt w:val="bullet"/>
+      <w:lvlText w:val="o"/>
+      <w:lvlJc w:val="left"/>
+      <w:pPr>
+        <w:tabs>
+          <w:tab w:val="num" w:pos="1440"/>
+        </w:tabs>
+        <w:ind w:left="1440" w:hanging="360"/>
+      </w:pPr>
+      <w:rPr>
+        <w:rFonts w:ascii="Courier New" w:hAnsi="Courier New" w:hint="default"/>
+        <w:sz w:val="20"/>
+      </w:rPr>
+    </w:lvl>
+    <w:lvl w:ilvl="2" w:tentative="1">
+      <w:start w:val="1"/>
+      <w:numFmt w:val="bullet"/>
+      <w:lvlText w:val=""/>
+      <w:lvlJc w:val="left"/>
+      <w:pPr>
+        <w:tabs>
+          <w:tab w:val="num" w:pos="2160"/>
+        </w:tabs>
+        <w:ind w:left="2160" w:hanging="360"/>
+      </w:pPr>
+      <w:rPr>
+        <w:rFonts w:ascii="Wingdings" w:hAnsi="Wingdings" w:hint="default"/>
+        <w:sz w:val="20"/>
+      </w:rPr>
+    </w:lvl>
+    <w:lvl w:ilvl="3" w:tentative="1">
+      <w:start w:val="1"/>
+      <w:numFmt w:val="bullet"/>
+      <w:lvlText w:val=""/>
+      <w:lvlJc w:val="left"/>
+      <w:pPr>
+        <w:tabs>
+          <w:tab w:val="num" w:pos="2880"/>
+        </w:tabs>
+        <w:ind w:left="2880" w:hanging="360"/>
+      </w:pPr>
+      <w:rPr>
+        <w:rFonts w:ascii="Wingdings" w:hAnsi="Wingdings" w:hint="default"/>
+        <w:sz w:val="20"/>
+      </w:rPr>
+    </w:lvl>
+    <w:lvl w:ilvl="4" w:tentative="1">
+      <w:start w:val="1"/>
+      <w:numFmt w:val="bullet"/>
+      <w:lvlText w:val=""/>
+      <w:lvlJc w:val="left"/>
+      <w:pPr>
+        <w:tabs>
+          <w:tab w:val="num" w:pos="3600"/>
+        </w:tabs>
+        <w:ind w:left="3600" w:hanging="360"/>
+      </w:pPr>
+      <w:rPr>
+        <w:rFonts w:ascii="Wingdings" w:hAnsi="Wingdings" w:hint="default"/>
+        <w:sz w:val="20"/>
+      </w:rPr>
+    </w:lvl>
+    <w:lvl w:ilvl="5" w:tentative="1">
+      <w:start w:val="1"/>
+      <w:numFmt w:val="bullet"/>
+      <w:lvlText w:val=""/>
+      <w:lvlJc w:val="left"/>
+      <w:pPr>
+        <w:tabs>
+          <w:tab w:val="num" w:pos="4320"/>
+        </w:tabs>
+        <w:ind w:left="4320" w:hanging="360"/>
+      </w:pPr>
+      <w:rPr>
+        <w:rFonts w:ascii="Wingdings" w:hAnsi="Wingdings" w:hint="default"/>
+        <w:sz w:val="20"/>
+      </w:rPr>
+    </w:lvl>
+    <w:lvl w:ilvl="6" w:tentative="1">
+      <w:start w:val="1"/>
+      <w:numFmt w:val="bullet"/>
+      <w:lvlText w:val=""/>
+      <w:lvlJc w:val="left"/>
+      <w:pPr>
+        <w:tabs>
+          <w:tab w:val="num" w:pos="5040"/>
+        </w:tabs>
+        <w:ind w:left="5040" w:hanging="360"/>
+      </w:pPr>
+      <w:rPr>
+        <w:rFonts w:ascii="Wingdings" w:hAnsi="Wingdings" w:hint="default"/>
+        <w:sz w:val="20"/>
+      </w:rPr>
+    </w:lvl>
+    <w:lvl w:ilvl="7" w:tentative="1">
+      <w:start w:val="1"/>
+      <w:numFmt w:val="bullet"/>
+      <w:lvlText w:val=""/>
+      <w:lvlJc w:val="left"/>
+      <w:pPr>
+        <w:tabs>
+          <w:tab w:val="num" w:pos="5760"/>
+        </w:tabs>
+        <w:ind w:left="5760" w:hanging="360"/>
+      </w:pPr>
+      <w:rPr>
+        <w:rFonts w:ascii="Wingdings" w:hAnsi="Wingdings" w:hint="default"/>
+        <w:sz w:val="20"/>
+      </w:rPr>
+    </w:lvl>
+    <w:lvl w:ilvl="8" w:tentative="1">
+      <w:start w:val="1"/>
+      <w:numFmt w:val="bullet"/>
+      <w:lvlText w:val=""/>
+      <w:lvlJc w:val="left"/>
+      <w:pPr>
+        <w:tabs>
+          <w:tab w:val="num" w:pos="6480"/>
+        </w:tabs>
+        <w:ind w:left="6480" w:hanging="360"/>
+      </w:pPr>
+      <w:rPr>
+        <w:rFonts w:ascii="Wingdings" w:hAnsi="Wingdings" w:hint="default"/>
+        <w:sz w:val="20"/>
+      </w:rPr>
+    </w:lvl>
+  </w:abstractNum>
+  <w:abstractNum w:abstractNumId="8" w15:restartNumberingAfterBreak="0">
     <w:nsid w:val="27884043"/>
     <w:multiLevelType w:val="multilevel"/>
     <w:tmpl w:val="09DEFD78"/>
@@ -6841,7 +6863,7 @@
       </w:rPr>
     </w:lvl>
   </w:abstractNum>
-  <w:abstractNum w:abstractNumId="8" w15:restartNumberingAfterBreak="0">
+  <w:abstractNum w:abstractNumId="9" w15:restartNumberingAfterBreak="0">
     <w:nsid w:val="2914305C"/>
     <w:multiLevelType w:val="multilevel"/>
     <w:tmpl w:val="CF7447EE"/>
@@ -6990,7 +7012,7 @@
       </w:rPr>
     </w:lvl>
   </w:abstractNum>
-  <w:abstractNum w:abstractNumId="9" w15:restartNumberingAfterBreak="0">
+  <w:abstractNum w:abstractNumId="10" w15:restartNumberingAfterBreak="0">
     <w:nsid w:val="2BAE7D2A"/>
     <w:multiLevelType w:val="multilevel"/>
     <w:tmpl w:val="14F42CE6"/>
@@ -7139,7 +7161,7 @@
       </w:rPr>
     </w:lvl>
   </w:abstractNum>
-  <w:abstractNum w:abstractNumId="10" w15:restartNumberingAfterBreak="0">
+  <w:abstractNum w:abstractNumId="11" w15:restartNumberingAfterBreak="0">
     <w:nsid w:val="2DF13C65"/>
     <w:multiLevelType w:val="multilevel"/>
     <w:tmpl w:val="3C087BBC"/>
@@ -7288,7 +7310,7 @@
       </w:rPr>
     </w:lvl>
   </w:abstractNum>
-  <w:abstractNum w:abstractNumId="11" w15:restartNumberingAfterBreak="0">
+  <w:abstractNum w:abstractNumId="12" w15:restartNumberingAfterBreak="0">
     <w:nsid w:val="31473F72"/>
     <w:multiLevelType w:val="multilevel"/>
     <w:tmpl w:val="834A319E"/>
@@ -7437,7 +7459,7 @@
       </w:rPr>
     </w:lvl>
   </w:abstractNum>
-  <w:abstractNum w:abstractNumId="12" w15:restartNumberingAfterBreak="0">
+  <w:abstractNum w:abstractNumId="13" w15:restartNumberingAfterBreak="0">
     <w:nsid w:val="36970BF3"/>
     <w:multiLevelType w:val="multilevel"/>
     <w:tmpl w:val="198EAFF6"/>
@@ -7586,7 +7608,7 @@
       </w:rPr>
     </w:lvl>
   </w:abstractNum>
-  <w:abstractNum w:abstractNumId="13" w15:restartNumberingAfterBreak="0">
+  <w:abstractNum w:abstractNumId="14" w15:restartNumberingAfterBreak="0">
     <w:nsid w:val="36B32E0E"/>
     <w:multiLevelType w:val="multilevel"/>
     <w:tmpl w:val="F77E4EA2"/>
@@ -7735,7 +7757,7 @@
       </w:rPr>
     </w:lvl>
   </w:abstractNum>
-  <w:abstractNum w:abstractNumId="14" w15:restartNumberingAfterBreak="0">
+  <w:abstractNum w:abstractNumId="15" w15:restartNumberingAfterBreak="0">
     <w:nsid w:val="370D197F"/>
     <w:multiLevelType w:val="multilevel"/>
     <w:tmpl w:val="83500986"/>
@@ -7884,7 +7906,7 @@
       </w:rPr>
     </w:lvl>
   </w:abstractNum>
-  <w:abstractNum w:abstractNumId="15" w15:restartNumberingAfterBreak="0">
+  <w:abstractNum w:abstractNumId="16" w15:restartNumberingAfterBreak="0">
     <w:nsid w:val="474E44D8"/>
     <w:multiLevelType w:val="multilevel"/>
     <w:tmpl w:val="A6E8A020"/>
@@ -8033,7 +8055,7 @@
       </w:rPr>
     </w:lvl>
   </w:abstractNum>
-  <w:abstractNum w:abstractNumId="16" w15:restartNumberingAfterBreak="0">
+  <w:abstractNum w:abstractNumId="17" w15:restartNumberingAfterBreak="0">
     <w:nsid w:val="48E54EE6"/>
     <w:multiLevelType w:val="multilevel"/>
     <w:tmpl w:val="08AC1048"/>
@@ -8182,7 +8204,7 @@
       </w:rPr>
     </w:lvl>
   </w:abstractNum>
-  <w:abstractNum w:abstractNumId="17" w15:restartNumberingAfterBreak="0">
+  <w:abstractNum w:abstractNumId="18" w15:restartNumberingAfterBreak="0">
     <w:nsid w:val="57A51C33"/>
     <w:multiLevelType w:val="multilevel"/>
     <w:tmpl w:val="25F6DADA"/>
@@ -8331,7 +8353,7 @@
       </w:rPr>
     </w:lvl>
   </w:abstractNum>
-  <w:abstractNum w:abstractNumId="18" w15:restartNumberingAfterBreak="0">
+  <w:abstractNum w:abstractNumId="19" w15:restartNumberingAfterBreak="0">
     <w:nsid w:val="5B8F361B"/>
     <w:multiLevelType w:val="multilevel"/>
     <w:tmpl w:val="B4826DE2"/>
@@ -8480,7 +8502,7 @@
       </w:rPr>
     </w:lvl>
   </w:abstractNum>
-  <w:abstractNum w:abstractNumId="19" w15:restartNumberingAfterBreak="0">
+  <w:abstractNum w:abstractNumId="20" w15:restartNumberingAfterBreak="0">
     <w:nsid w:val="623C5E7D"/>
     <w:multiLevelType w:val="multilevel"/>
     <w:tmpl w:val="71C02B60"/>
@@ -8629,7 +8651,7 @@
       </w:rPr>
     </w:lvl>
   </w:abstractNum>
-  <w:abstractNum w:abstractNumId="20" w15:restartNumberingAfterBreak="0">
+  <w:abstractNum w:abstractNumId="21" w15:restartNumberingAfterBreak="0">
     <w:nsid w:val="65A656B6"/>
     <w:multiLevelType w:val="multilevel"/>
     <w:tmpl w:val="91C8204C"/>
@@ -8778,7 +8800,7 @@
       </w:rPr>
     </w:lvl>
   </w:abstractNum>
-  <w:abstractNum w:abstractNumId="21" w15:restartNumberingAfterBreak="0">
+  <w:abstractNum w:abstractNumId="22" w15:restartNumberingAfterBreak="0">
     <w:nsid w:val="66C7392F"/>
     <w:multiLevelType w:val="multilevel"/>
     <w:tmpl w:val="E58CC6FE"/>
@@ -8927,7 +8949,7 @@
       </w:rPr>
     </w:lvl>
   </w:abstractNum>
-  <w:abstractNum w:abstractNumId="22" w15:restartNumberingAfterBreak="0">
+  <w:abstractNum w:abstractNumId="23" w15:restartNumberingAfterBreak="0">
     <w:nsid w:val="6E521D75"/>
     <w:multiLevelType w:val="multilevel"/>
     <w:tmpl w:val="78B4332A"/>
@@ -9076,7 +9098,7 @@
       </w:rPr>
     </w:lvl>
   </w:abstractNum>
-  <w:abstractNum w:abstractNumId="23" w15:restartNumberingAfterBreak="0">
+  <w:abstractNum w:abstractNumId="24" w15:restartNumberingAfterBreak="0">
     <w:nsid w:val="70651DB5"/>
     <w:multiLevelType w:val="multilevel"/>
     <w:tmpl w:val="D5A46CC0"/>
@@ -9225,7 +9247,7 @@
       </w:rPr>
     </w:lvl>
   </w:abstractNum>
-  <w:abstractNum w:abstractNumId="24" w15:restartNumberingAfterBreak="0">
+  <w:abstractNum w:abstractNumId="25" w15:restartNumberingAfterBreak="0">
     <w:nsid w:val="707A5732"/>
     <w:multiLevelType w:val="multilevel"/>
     <w:tmpl w:val="E3E2FE9E"/>
@@ -9374,7 +9396,7 @@
       </w:rPr>
     </w:lvl>
   </w:abstractNum>
-  <w:abstractNum w:abstractNumId="25" w15:restartNumberingAfterBreak="0">
+  <w:abstractNum w:abstractNumId="26" w15:restartNumberingAfterBreak="0">
     <w:nsid w:val="73C34083"/>
     <w:multiLevelType w:val="multilevel"/>
     <w:tmpl w:val="3CF4D822"/>
@@ -9523,7 +9545,7 @@
       </w:rPr>
     </w:lvl>
   </w:abstractNum>
-  <w:abstractNum w:abstractNumId="26" w15:restartNumberingAfterBreak="0">
+  <w:abstractNum w:abstractNumId="27" w15:restartNumberingAfterBreak="0">
     <w:nsid w:val="789B35AF"/>
     <w:multiLevelType w:val="multilevel"/>
     <w:tmpl w:val="617C3566"/>
@@ -9672,7 +9694,7 @@
       </w:rPr>
     </w:lvl>
   </w:abstractNum>
-  <w:abstractNum w:abstractNumId="27" w15:restartNumberingAfterBreak="0">
+  <w:abstractNum w:abstractNumId="28" w15:restartNumberingAfterBreak="0">
     <w:nsid w:val="7C994054"/>
     <w:multiLevelType w:val="multilevel"/>
     <w:tmpl w:val="3182A40C"/>
@@ -9822,19 +9844,19 @@
     </w:lvl>
   </w:abstractNum>
   <w:num w:numId="1" w16cid:durableId="295575723">
-    <w:abstractNumId w:val="12"/>
+    <w:abstractNumId w:val="13"/>
   </w:num>
   <w:num w:numId="2" w16cid:durableId="1105149079">
-    <w:abstractNumId w:val="20"/>
+    <w:abstractNumId w:val="21"/>
   </w:num>
   <w:num w:numId="3" w16cid:durableId="1869563060">
-    <w:abstractNumId w:val="9"/>
+    <w:abstractNumId w:val="10"/>
   </w:num>
   <w:num w:numId="4" w16cid:durableId="469977395">
-    <w:abstractNumId w:val="25"/>
+    <w:abstractNumId w:val="26"/>
   </w:num>
   <w:num w:numId="5" w16cid:durableId="947355420">
-    <w:abstractNumId w:val="21"/>
+    <w:abstractNumId w:val="22"/>
   </w:num>
   <w:num w:numId="6" w16cid:durableId="350111918">
     <w:abstractNumId w:val="6"/>
@@ -9843,13 +9865,13 @@
     <w:abstractNumId w:val="0"/>
   </w:num>
   <w:num w:numId="8" w16cid:durableId="938180452">
-    <w:abstractNumId w:val="10"/>
+    <w:abstractNumId w:val="11"/>
   </w:num>
   <w:num w:numId="9" w16cid:durableId="1038239562">
-    <w:abstractNumId w:val="23"/>
+    <w:abstractNumId w:val="24"/>
   </w:num>
   <w:num w:numId="10" w16cid:durableId="73085841">
-    <w:abstractNumId w:val="11"/>
+    <w:abstractNumId w:val="12"/>
   </w:num>
   <w:num w:numId="11" w16cid:durableId="566577453">
     <w:abstractNumId w:val="1"/>
@@ -9858,52 +9880,55 @@
     <w:abstractNumId w:val="2"/>
   </w:num>
   <w:num w:numId="13" w16cid:durableId="562835365">
-    <w:abstractNumId w:val="22"/>
+    <w:abstractNumId w:val="23"/>
   </w:num>
   <w:num w:numId="14" w16cid:durableId="1956674833">
-    <w:abstractNumId w:val="27"/>
+    <w:abstractNumId w:val="28"/>
   </w:num>
   <w:num w:numId="15" w16cid:durableId="1327635559">
-    <w:abstractNumId w:val="15"/>
+    <w:abstractNumId w:val="16"/>
   </w:num>
   <w:num w:numId="16" w16cid:durableId="1915821726">
-    <w:abstractNumId w:val="18"/>
+    <w:abstractNumId w:val="19"/>
   </w:num>
   <w:num w:numId="17" w16cid:durableId="840699327">
-    <w:abstractNumId w:val="17"/>
+    <w:abstractNumId w:val="18"/>
   </w:num>
   <w:num w:numId="18" w16cid:durableId="1218857326">
     <w:abstractNumId w:val="5"/>
   </w:num>
   <w:num w:numId="19" w16cid:durableId="373115627">
-    <w:abstractNumId w:val="13"/>
+    <w:abstractNumId w:val="14"/>
   </w:num>
   <w:num w:numId="20" w16cid:durableId="1531258125">
-    <w:abstractNumId w:val="24"/>
+    <w:abstractNumId w:val="25"/>
   </w:num>
   <w:num w:numId="21" w16cid:durableId="1923097304">
-    <w:abstractNumId w:val="8"/>
+    <w:abstractNumId w:val="9"/>
   </w:num>
   <w:num w:numId="22" w16cid:durableId="1172716966">
-    <w:abstractNumId w:val="19"/>
+    <w:abstractNumId w:val="20"/>
   </w:num>
   <w:num w:numId="23" w16cid:durableId="1286500022">
-    <w:abstractNumId w:val="14"/>
+    <w:abstractNumId w:val="15"/>
   </w:num>
   <w:num w:numId="24" w16cid:durableId="1650397718">
     <w:abstractNumId w:val="3"/>
   </w:num>
   <w:num w:numId="25" w16cid:durableId="1763377225">
-    <w:abstractNumId w:val="26"/>
+    <w:abstractNumId w:val="27"/>
   </w:num>
   <w:num w:numId="26" w16cid:durableId="1229265599">
-    <w:abstractNumId w:val="7"/>
+    <w:abstractNumId w:val="8"/>
   </w:num>
   <w:num w:numId="27" w16cid:durableId="1852601241">
-    <w:abstractNumId w:val="16"/>
+    <w:abstractNumId w:val="17"/>
   </w:num>
   <w:num w:numId="28" w16cid:durableId="1895505164">
     <w:abstractNumId w:val="4"/>
+  </w:num>
+  <w:num w:numId="29" w16cid:durableId="682588808">
+    <w:abstractNumId w:val="7"/>
   </w:num>
 </w:numbering>
 </file>

--- a/Unit 2 - 3D Roll A Ball/8-Adding AI Navigation.docx
+++ b/Unit 2 - 3D Roll A Ball/8-Adding AI Navigation.docx
@@ -3,57 +3,6 @@
 <w:document xmlns:wpc="http://schemas.microsoft.com/office/word/2010/wordprocessingCanvas" xmlns:cx="http://schemas.microsoft.com/office/drawing/2014/chartex" xmlns:cx1="http://schemas.microsoft.com/office/drawing/2015/9/8/chartex" xmlns:cx2="http://schemas.microsoft.com/office/drawing/2015/10/21/chartex" xmlns:cx3="http://schemas.microsoft.com/office/drawing/2016/5/9/chartex" xmlns:cx4="http://schemas.microsoft.com/office/drawing/2016/5/10/chartex" xmlns:cx5="http://schemas.microsoft.com/office/drawing/2016/5/11/chartex" xmlns:cx6="http://schemas.microsoft.com/office/drawing/2016/5/12/chartex" xmlns:cx7="http://schemas.microsoft.com/office/drawing/2016/5/13/chartex" xmlns:cx8="http://schemas.microsoft.com/office/drawing/2016/5/14/chartex" xmlns:mc="http://schemas.openxmlformats.org/markup-compatibility/2006" xmlns:aink="http://schemas.microsoft.com/office/drawing/2016/ink" xmlns:am3d="http://schemas.microsoft.com/office/drawing/2017/model3d" xmlns:o="urn:schemas-microsoft-com:office:office" xmlns:oel="http://schemas.microsoft.com/office/2019/extlst" xmlns:r="http://schemas.openxmlformats.org/officeDocument/2006/relationships" xmlns:m="http://schemas.openxmlformats.org/officeDocument/2006/math" xmlns:v="urn:schemas-microsoft-com:vml" xmlns:wp14="http://schemas.microsoft.com/office/word/2010/wordprocessingDrawing" xmlns:wp="http://schemas.openxmlformats.org/drawingml/2006/wordprocessingDrawing" xmlns:w10="urn:schemas-microsoft-com:office:word" xmlns:w="http://schemas.openxmlformats.org/wordprocessingml/2006/main" xmlns:w14="http://schemas.microsoft.com/office/word/2010/wordml" xmlns:w15="http://schemas.microsoft.com/office/word/2012/wordml" xmlns:w16cex="http://schemas.microsoft.com/office/word/2018/wordml/cex" xmlns:w16cid="http://schemas.microsoft.com/office/word/2016/wordml/cid" xmlns:w16="http://schemas.microsoft.com/office/word/2018/wordml" xmlns:w16du="http://schemas.microsoft.com/office/word/2023/wordml/word16du" xmlns:w16sdtdh="http://schemas.microsoft.com/office/word/2020/wordml/sdtdatahash" xmlns:w16sdtfl="http://schemas.microsoft.com/office/word/2024/wordml/sdtformatlock" xmlns:w16se="http://schemas.microsoft.com/office/word/2015/wordml/symex" xmlns:wpg="http://schemas.microsoft.com/office/word/2010/wordprocessingGroup" xmlns:wpi="http://schemas.microsoft.com/office/word/2010/wordprocessingInk" xmlns:wne="http://schemas.microsoft.com/office/word/2006/wordml" xmlns:wps="http://schemas.microsoft.com/office/word/2010/wordprocessingShape" mc:Ignorable="w14 w15 w16se w16cid w16 w16cex w16sdtdh w16sdtfl w16du wp14">
   <w:body>
     <w:p>
-      <w:r>
-        <w:t>Summary</w:t>
-      </w:r>
-    </w:p>
-    <w:p>
-      <w:r>
-        <w:t>In this tutorial, you will:</w:t>
-      </w:r>
-    </w:p>
-    <w:p>
-      <w:pPr>
-        <w:numPr>
-          <w:ilvl w:val="0"/>
-          <w:numId w:val="1"/>
-        </w:numPr>
-      </w:pPr>
-      <w:r>
-        <w:t xml:space="preserve">Implement a </w:t>
-      </w:r>
-      <w:proofErr w:type="spellStart"/>
-      <w:r>
-        <w:t>NavMesh</w:t>
-      </w:r>
-      <w:proofErr w:type="spellEnd"/>
-      <w:r>
-        <w:t xml:space="preserve"> for AI-based enemy navigation.</w:t>
-      </w:r>
-    </w:p>
-    <w:p>
-      <w:pPr>
-        <w:numPr>
-          <w:ilvl w:val="0"/>
-          <w:numId w:val="1"/>
-        </w:numPr>
-      </w:pPr>
-      <w:r>
-        <w:t>Add static and dynamic obstacles to challenge the player.</w:t>
-      </w:r>
-    </w:p>
-    <w:p>
-      <w:pPr>
-        <w:numPr>
-          <w:ilvl w:val="0"/>
-          <w:numId w:val="1"/>
-        </w:numPr>
-      </w:pPr>
-      <w:r>
-        <w:t>Code win and lose conditions using Unity scripting.</w:t>
-      </w:r>
-    </w:p>
-    <w:p>
       <w:pPr>
         <w:rPr>
           <w:b/>
@@ -70,16 +19,13 @@
     </w:p>
     <w:p>
       <w:r>
-        <w:rPr>
-          <w:b/>
-          <w:bCs/>
-        </w:rPr>
-        <w:t>Q&amp;A (0)</w:t>
-      </w:r>
-    </w:p>
-    <w:p>
-      <w:r>
-        <w:t>In this tutorial, you will:</w:t>
+        <w:t xml:space="preserve">In this </w:t>
+      </w:r>
+      <w:r>
+        <w:t>lab</w:t>
+      </w:r>
+      <w:r>
+        <w:t>, you will:</w:t>
       </w:r>
     </w:p>
     <w:p>
@@ -142,33 +88,7 @@
         <w:t>Code win and lose conditions using Unity scripting.</w:t>
       </w:r>
     </w:p>
-    <w:p>
-      <w:r>
-        <w:br/>
-        <w:t>By the end of this tutorial, your game will look something like this if the player loses:</w:t>
-      </w:r>
-    </w:p>
-    <w:p>
-      <w:r>
-        <w:t>Play Video</w:t>
-      </w:r>
-    </w:p>
-    <w:p>
-      <w:r>
-        <w:br/>
-        <w:t>And your game will look something like this if the player wins:</w:t>
-      </w:r>
-    </w:p>
-    <w:p>
-      <w:r>
-        <w:t>Play Video</w:t>
-      </w:r>
-    </w:p>
-    <w:p>
-      <w:r>
-        <w:t>Mark step incomplete</w:t>
-      </w:r>
-    </w:p>
+    <w:p/>
     <w:p>
       <w:pPr>
         <w:rPr>
@@ -186,15 +106,6 @@
     </w:p>
     <w:p>
       <w:r>
-        <w:rPr>
-          <w:b/>
-          <w:bCs/>
-        </w:rPr>
-        <w:t>Q&amp;A (0)</w:t>
-      </w:r>
-    </w:p>
-    <w:p>
-      <w:r>
         <w:t xml:space="preserve">Follow the video or text instructions below to create an empty enemy </w:t>
       </w:r>
       <w:proofErr w:type="spellStart"/>
@@ -205,21 +116,6 @@
       <w:r>
         <w:t>, add a cube for the enemy’s body, and create a material for the enemy:</w:t>
       </w:r>
-    </w:p>
-    <w:p>
-      <w:r>
-        <w:t>Play Video</w:t>
-      </w:r>
-    </w:p>
-    <w:p>
-      <w:hyperlink r:id="rId5" w:tgtFrame="_self" w:history="1">
-        <w:r>
-          <w:rPr>
-            <w:rStyle w:val="Hyperlink"/>
-          </w:rPr>
-          <w:t>Download Transcript</w:t>
-        </w:r>
-      </w:hyperlink>
     </w:p>
     <w:p>
       <w:pPr>
@@ -333,7 +229,6 @@
         </w:numPr>
       </w:pPr>
       <w:r>
-        <w:lastRenderedPageBreak/>
         <w:t>In the </w:t>
       </w:r>
       <w:r>
@@ -733,7 +628,7 @@
                     </pic:cNvPicPr>
                   </pic:nvPicPr>
                   <pic:blipFill>
-                    <a:blip r:embed="rId6">
+                    <a:blip r:embed="rId5">
                       <a:extLst>
                         <a:ext uri="{28A0092B-C50C-407E-A947-70E740481C1C}">
                           <a14:useLocalDpi xmlns:a14="http://schemas.microsoft.com/office/drawing/2010/main" val="0"/>
@@ -820,7 +715,7 @@
         </w:rPr>
         <w:t>) is a data structure made of flat polygons that tells non-player characters (NPCs) and AI agents where they can walk in a 3D virtual environment. [</w:t>
       </w:r>
-      <w:hyperlink r:id="rId7" w:history="1">
+      <w:hyperlink r:id="rId6" w:history="1">
         <w:r>
           <w:rPr>
             <w:rStyle w:val="Hyperlink"/>
@@ -837,7 +732,7 @@
         </w:rPr>
         <w:t xml:space="preserve">, </w:t>
       </w:r>
-      <w:hyperlink r:id="rId8" w:history="1">
+      <w:hyperlink r:id="rId7" w:history="1">
         <w:r>
           <w:rPr>
             <w:rStyle w:val="Hyperlink"/>
@@ -1071,10 +966,12 @@
         <w:t xml:space="preserve"> component </w:t>
       </w:r>
       <w:proofErr w:type="spellStart"/>
+      <w:proofErr w:type="gramStart"/>
       <w:r>
         <w:t>settings,use</w:t>
       </w:r>
       <w:proofErr w:type="spellEnd"/>
+      <w:proofErr w:type="gramEnd"/>
       <w:r>
         <w:t xml:space="preserve"> the foldout (triangle) to expand the </w:t>
       </w:r>
@@ -1188,7 +1085,7 @@
       <w:r>
         <w:t xml:space="preserve">The "Current Object Hierarchy" option in Unity's </w:t>
       </w:r>
-      <w:hyperlink r:id="rId9" w:tgtFrame="_blank" w:history="1">
+      <w:hyperlink r:id="rId8" w:tgtFrame="_blank" w:history="1">
         <w:proofErr w:type="spellStart"/>
         <w:r>
           <w:rPr>
@@ -1223,7 +1120,7 @@
       <w:r>
         <w:t xml:space="preserve"> parented under it. [</w:t>
       </w:r>
-      <w:hyperlink r:id="rId10" w:history="1">
+      <w:hyperlink r:id="rId9" w:history="1">
         <w:r>
           <w:rPr>
             <w:rStyle w:val="Hyperlink"/>
@@ -1327,7 +1224,7 @@
       <w:r>
         <w:t xml:space="preserve"> Any objects outside this specific branch of the hierarchy are ignored during the bake process. [</w:t>
       </w:r>
-      <w:hyperlink r:id="rId11" w:history="1">
+      <w:hyperlink r:id="rId10" w:history="1">
         <w:r>
           <w:rPr>
             <w:rStyle w:val="Hyperlink"/>
@@ -1364,7 +1261,7 @@
                     </pic:cNvPicPr>
                   </pic:nvPicPr>
                   <pic:blipFill>
-                    <a:blip r:embed="rId12">
+                    <a:blip r:embed="rId11">
                       <a:extLst>
                         <a:ext uri="{28A0092B-C50C-407E-A947-70E740481C1C}">
                           <a14:useLocalDpi xmlns:a14="http://schemas.microsoft.com/office/drawing/2010/main" val="0"/>
@@ -1419,15 +1316,6 @@
     </w:p>
     <w:p>
       <w:r>
-        <w:rPr>
-          <w:b/>
-          <w:bCs/>
-        </w:rPr>
-        <w:t>Q&amp;A (0)</w:t>
-      </w:r>
-    </w:p>
-    <w:p>
-      <w:r>
         <w:t xml:space="preserve">Follow the video or text instructions below to make the enemy, add a new script, and program the </w:t>
       </w:r>
       <w:proofErr w:type="spellStart"/>
@@ -1438,21 +1326,6 @@
       <w:r>
         <w:t xml:space="preserve"> Agent to chase the player:</w:t>
       </w:r>
-    </w:p>
-    <w:p>
-      <w:r>
-        <w:t>Play Video</w:t>
-      </w:r>
-    </w:p>
-    <w:p>
-      <w:hyperlink r:id="rId13" w:tgtFrame="_self" w:history="1">
-        <w:r>
-          <w:rPr>
-            <w:rStyle w:val="Hyperlink"/>
-          </w:rPr>
-          <w:t>Download Transcript</w:t>
-        </w:r>
-      </w:hyperlink>
     </w:p>
     <w:p>
       <w:pPr>
@@ -1908,8 +1781,13 @@
         <w:t>NavMeshAgent</w:t>
       </w:r>
       <w:proofErr w:type="spellEnd"/>
-      <w:r>
-        <w:t>&gt;();</w:t>
+      <w:proofErr w:type="gramStart"/>
+      <w:r>
+        <w:t>&gt;(</w:t>
+      </w:r>
+      <w:proofErr w:type="gramEnd"/>
+      <w:r>
+        <w:t>);</w:t>
       </w:r>
     </w:p>
     <w:p>
@@ -2018,53 +1896,63 @@
     </w:p>
     <w:p>
       <w:r>
-        <w:t xml:space="preserve">       if (player != null)</w:t>
-      </w:r>
-    </w:p>
-    <w:p>
-      <w:r>
+        <w:t xml:space="preserve">       if (</w:t>
+      </w:r>
+      <w:proofErr w:type="gramStart"/>
+      <w:r>
+        <w:t>player !</w:t>
+      </w:r>
+      <w:proofErr w:type="gramEnd"/>
+      <w:r>
+        <w:t>= null)</w:t>
+      </w:r>
+    </w:p>
+    <w:p>
+      <w:r>
+        <w:t xml:space="preserve">       {    </w:t>
+      </w:r>
+    </w:p>
+    <w:p>
+      <w:r>
+        <w:t xml:space="preserve">           </w:t>
+      </w:r>
+      <w:proofErr w:type="spellStart"/>
+      <w:r>
+        <w:t>navMeshAgent.SetDestination</w:t>
+      </w:r>
+      <w:proofErr w:type="spellEnd"/>
+      <w:r>
+        <w:t>(</w:t>
+      </w:r>
+      <w:proofErr w:type="spellStart"/>
+      <w:proofErr w:type="gramStart"/>
+      <w:r>
+        <w:t>player.position</w:t>
+      </w:r>
+      <w:proofErr w:type="spellEnd"/>
+      <w:proofErr w:type="gramEnd"/>
+      <w:r>
+        <w:t>);</w:t>
+      </w:r>
+    </w:p>
+    <w:p>
+      <w:r>
+        <w:t xml:space="preserve">       }</w:t>
+      </w:r>
+    </w:p>
+    <w:p>
+      <w:pPr>
+        <w:rPr>
+          <w:b/>
+          <w:bCs/>
+        </w:rPr>
+      </w:pPr>
+      <w:r>
+        <w:rPr>
+          <w:b/>
+          <w:bCs/>
+        </w:rPr>
         <w:lastRenderedPageBreak/>
-        <w:t xml:space="preserve">       {    </w:t>
-      </w:r>
-    </w:p>
-    <w:p>
-      <w:r>
-        <w:t xml:space="preserve">           </w:t>
-      </w:r>
-      <w:proofErr w:type="spellStart"/>
-      <w:r>
-        <w:t>navMeshAgent.SetDestination</w:t>
-      </w:r>
-      <w:proofErr w:type="spellEnd"/>
-      <w:r>
-        <w:t>(</w:t>
-      </w:r>
-      <w:proofErr w:type="spellStart"/>
-      <w:r>
-        <w:t>player.position</w:t>
-      </w:r>
-      <w:proofErr w:type="spellEnd"/>
-      <w:r>
-        <w:t>);</w:t>
-      </w:r>
-    </w:p>
-    <w:p>
-      <w:r>
-        <w:t xml:space="preserve">       }</w:t>
-      </w:r>
-    </w:p>
-    <w:p>
-      <w:pPr>
-        <w:rPr>
-          <w:b/>
-          <w:bCs/>
-        </w:rPr>
-      </w:pPr>
-      <w:r>
-        <w:rPr>
-          <w:b/>
-          <w:bCs/>
-        </w:rPr>
         <w:t>5. Assign the player variable.</w:t>
       </w:r>
     </w:p>
@@ -2233,7 +2121,7 @@
                     </pic:cNvPicPr>
                   </pic:nvPicPr>
                   <pic:blipFill>
-                    <a:blip r:embed="rId14">
+                    <a:blip r:embed="rId12">
                       <a:extLst>
                         <a:ext uri="{28A0092B-C50C-407E-A947-70E740481C1C}">
                           <a14:useLocalDpi xmlns:a14="http://schemas.microsoft.com/office/drawing/2010/main" val="0"/>
@@ -2347,17 +2235,13 @@
         </w:numPr>
       </w:pPr>
       <w:r>
-        <w:t>If it’s not working, you can check out the full script samples at the end of this tutorial.</w:t>
-      </w:r>
-    </w:p>
-    <w:p>
-      <w:r>
-        <w:t>Play Video</w:t>
-      </w:r>
-    </w:p>
-    <w:p>
-      <w:r>
-        <w:t>Mark step incomplete</w:t>
+        <w:t xml:space="preserve">If it’s not working, you can check out the full script samples at the end of this </w:t>
+      </w:r>
+      <w:r>
+        <w:t>lab</w:t>
+      </w:r>
+      <w:r>
+        <w:t>.</w:t>
       </w:r>
     </w:p>
     <w:p>
@@ -2377,15 +2261,6 @@
     </w:p>
     <w:p>
       <w:r>
-        <w:rPr>
-          <w:b/>
-          <w:bCs/>
-        </w:rPr>
-        <w:t>Q&amp;A (0)</w:t>
-      </w:r>
-    </w:p>
-    <w:p>
-      <w:r>
         <w:t xml:space="preserve">Follow the video or text instructions below to create a variety of obstacles, include the obstacles in the </w:t>
       </w:r>
       <w:proofErr w:type="spellStart"/>
@@ -2396,21 +2271,6 @@
       <w:r>
         <w:t xml:space="preserve"> surface, and customize the agent settings:</w:t>
       </w:r>
-    </w:p>
-    <w:p>
-      <w:r>
-        <w:t>Play Video</w:t>
-      </w:r>
-    </w:p>
-    <w:p>
-      <w:hyperlink r:id="rId15" w:tgtFrame="_self" w:history="1">
-        <w:r>
-          <w:rPr>
-            <w:rStyle w:val="Hyperlink"/>
-          </w:rPr>
-          <w:t>Download Transcript</w:t>
-        </w:r>
-      </w:hyperlink>
     </w:p>
     <w:p>
       <w:pPr>
@@ -2809,7 +2669,7 @@
                     </pic:cNvPicPr>
                   </pic:nvPicPr>
                   <pic:blipFill>
-                    <a:blip r:embed="rId16">
+                    <a:blip r:embed="rId13">
                       <a:extLst>
                         <a:ext uri="{28A0092B-C50C-407E-A947-70E740481C1C}">
                           <a14:useLocalDpi xmlns:a14="http://schemas.microsoft.com/office/drawing/2010/main" val="0"/>
@@ -2869,16 +2729,6 @@
       </w:r>
     </w:p>
     <w:p>
-      <w:r>
-        <w:t>Play Video</w:t>
-      </w:r>
-    </w:p>
-    <w:p>
-      <w:r>
-        <w:t>Mark step incomplete</w:t>
-      </w:r>
-    </w:p>
-    <w:p>
       <w:pPr>
         <w:rPr>
           <w:b/>
@@ -2895,15 +2745,6 @@
     </w:p>
     <w:p>
       <w:r>
-        <w:rPr>
-          <w:b/>
-          <w:bCs/>
-        </w:rPr>
-        <w:t>Q&amp;A (0)</w:t>
-      </w:r>
-    </w:p>
-    <w:p>
-      <w:r>
         <w:t xml:space="preserve">Follow the video or text instructions below to create a light, movable cube, make the cube a </w:t>
       </w:r>
       <w:proofErr w:type="spellStart"/>
@@ -2914,21 +2755,6 @@
       <w:r>
         <w:t xml:space="preserve"> Obstacle, and turn it into a prefab:</w:t>
       </w:r>
-    </w:p>
-    <w:p>
-      <w:r>
-        <w:t>Play Video</w:t>
-      </w:r>
-    </w:p>
-    <w:p>
-      <w:hyperlink r:id="rId17" w:tgtFrame="_self" w:history="1">
-        <w:r>
-          <w:rPr>
-            <w:rStyle w:val="Hyperlink"/>
-          </w:rPr>
-          <w:t>Download Transcript</w:t>
-        </w:r>
-      </w:hyperlink>
     </w:p>
     <w:p>
       <w:pPr>
@@ -3332,7 +3158,15 @@
         <w:t>Note: </w:t>
       </w:r>
       <w:r>
-        <w:t>You may want to create an empty parent object to hold all of these </w:t>
+        <w:t xml:space="preserve">You may want to create an empty parent object to hold </w:t>
+      </w:r>
+      <w:proofErr w:type="gramStart"/>
+      <w:r>
+        <w:t>all of</w:t>
+      </w:r>
+      <w:proofErr w:type="gramEnd"/>
+      <w:r>
+        <w:t xml:space="preserve"> these </w:t>
       </w:r>
       <w:proofErr w:type="spellStart"/>
       <w:r>
@@ -3389,7 +3223,7 @@
                     </pic:cNvPicPr>
                   </pic:nvPicPr>
                   <pic:blipFill>
-                    <a:blip r:embed="rId18">
+                    <a:blip r:embed="rId14">
                       <a:extLst>
                         <a:ext uri="{28A0092B-C50C-407E-A947-70E740481C1C}">
                           <a14:useLocalDpi xmlns:a14="http://schemas.microsoft.com/office/drawing/2010/main" val="0"/>
@@ -3475,16 +3309,15 @@
     </w:p>
     <w:p>
       <w:r>
-        <w:rPr>
-          <w:b/>
-          <w:bCs/>
-        </w:rPr>
-        <w:t>Q&amp;A (0)</w:t>
-      </w:r>
-    </w:p>
-    <w:p>
-      <w:r>
-        <w:t>Follow the video or text instructions below to add a lose condition that destroys the player and says “You lose!”, add an “Enemy” tag to the </w:t>
+        <w:t xml:space="preserve">Follow the video or text instructions below to add a lose condition that destroys the player and </w:t>
+      </w:r>
+      <w:proofErr w:type="gramStart"/>
+      <w:r>
+        <w:t>says</w:t>
+      </w:r>
+      <w:proofErr w:type="gramEnd"/>
+      <w:r>
+        <w:t xml:space="preserve"> “You lose!”, add an “Enemy” tag to the </w:t>
       </w:r>
       <w:proofErr w:type="spellStart"/>
       <w:r>
@@ -3527,89 +3360,34 @@
       </w:r>
     </w:p>
     <w:p>
-      <w:r>
-        <w:rPr>
-          <w:noProof/>
-        </w:rPr>
-        <w:lastRenderedPageBreak/>
-        <w:drawing>
-          <wp:inline distT="0" distB="0" distL="0" distR="0" wp14:anchorId="2E35030A" wp14:editId="40E9AF04">
-            <wp:extent cx="12192000" cy="6858000"/>
-            <wp:effectExtent l="0" t="0" r="0" b="0"/>
-            <wp:docPr id="1252057367" name="Picture 7"/>
-            <wp:cNvGraphicFramePr>
-              <a:graphicFrameLocks xmlns:a="http://schemas.openxmlformats.org/drawingml/2006/main" noChangeAspect="1"/>
-            </wp:cNvGraphicFramePr>
-            <a:graphic xmlns:a="http://schemas.openxmlformats.org/drawingml/2006/main">
-              <a:graphicData uri="http://schemas.openxmlformats.org/drawingml/2006/picture">
-                <pic:pic xmlns:pic="http://schemas.openxmlformats.org/drawingml/2006/picture">
-                  <pic:nvPicPr>
-                    <pic:cNvPr id="0" name="Picture 36"/>
-                    <pic:cNvPicPr>
-                      <a:picLocks noChangeAspect="1" noChangeArrowheads="1"/>
-                    </pic:cNvPicPr>
-                  </pic:nvPicPr>
-                  <pic:blipFill>
-                    <a:blip r:embed="rId19">
-                      <a:extLst>
-                        <a:ext uri="{28A0092B-C50C-407E-A947-70E740481C1C}">
-                          <a14:useLocalDpi xmlns:a14="http://schemas.microsoft.com/office/drawing/2010/main" val="0"/>
-                        </a:ext>
-                      </a:extLst>
-                    </a:blip>
-                    <a:srcRect/>
-                    <a:stretch>
-                      <a:fillRect/>
-                    </a:stretch>
-                  </pic:blipFill>
-                  <pic:spPr bwMode="auto">
-                    <a:xfrm>
-                      <a:off x="0" y="0"/>
-                      <a:ext cx="12192000" cy="6858000"/>
-                    </a:xfrm>
-                    <a:prstGeom prst="rect">
-                      <a:avLst/>
-                    </a:prstGeom>
-                    <a:noFill/>
-                    <a:ln>
-                      <a:noFill/>
-                    </a:ln>
-                  </pic:spPr>
-                </pic:pic>
-              </a:graphicData>
-            </a:graphic>
-          </wp:inline>
-        </w:drawing>
-      </w:r>
-    </w:p>
-    <w:p>
-      <w:r>
-        <w:t>Play Video</w:t>
-      </w:r>
-    </w:p>
-    <w:p>
-      <w:hyperlink r:id="rId20" w:tgtFrame="_self" w:history="1">
-        <w:r>
-          <w:rPr>
-            <w:rStyle w:val="Hyperlink"/>
-          </w:rPr>
-          <w:t>Download Transcript</w:t>
-        </w:r>
-      </w:hyperlink>
-    </w:p>
-    <w:p>
-      <w:pPr>
-        <w:rPr>
-          <w:b/>
-          <w:bCs/>
-        </w:rPr>
-      </w:pPr>
-      <w:r>
-        <w:rPr>
-          <w:b/>
-          <w:bCs/>
-        </w:rPr>
-        <w:t>1. Add a lose condition that destroys the player and says “You lose!”</w:t>
+      <w:pPr>
+        <w:rPr>
+          <w:b/>
+          <w:bCs/>
+        </w:rPr>
+      </w:pPr>
+      <w:r>
+        <w:rPr>
+          <w:b/>
+          <w:bCs/>
+        </w:rPr>
+        <w:t xml:space="preserve">1. Add a lose condition that destroys the player and </w:t>
+      </w:r>
+      <w:proofErr w:type="gramStart"/>
+      <w:r>
+        <w:rPr>
+          <w:b/>
+          <w:bCs/>
+        </w:rPr>
+        <w:t>says</w:t>
+      </w:r>
+      <w:proofErr w:type="gramEnd"/>
+      <w:r>
+        <w:rPr>
+          <w:b/>
+          <w:bCs/>
+        </w:rPr>
+        <w:t xml:space="preserve"> “You lose!”</w:t>
       </w:r>
     </w:p>
     <w:p>
@@ -3643,7 +3421,6 @@
         </w:numPr>
       </w:pPr>
       <w:r>
-        <w:lastRenderedPageBreak/>
         <w:t>Add the following new </w:t>
       </w:r>
       <w:proofErr w:type="spellStart"/>
@@ -3664,12 +3441,17 @@
         <w:t xml:space="preserve">private void </w:t>
       </w:r>
       <w:proofErr w:type="spellStart"/>
+      <w:proofErr w:type="gramStart"/>
       <w:r>
         <w:t>OnCollisionEnter</w:t>
       </w:r>
       <w:proofErr w:type="spellEnd"/>
       <w:r>
-        <w:t>(Collision collision)</w:t>
+        <w:t>(</w:t>
+      </w:r>
+      <w:proofErr w:type="gramEnd"/>
+      <w:r>
+        <w:t>Collision collision)</w:t>
       </w:r>
     </w:p>
     <w:p>
@@ -3682,10 +3464,12 @@
         <w:t xml:space="preserve">   if (</w:t>
       </w:r>
       <w:proofErr w:type="spellStart"/>
+      <w:proofErr w:type="gramStart"/>
       <w:r>
         <w:t>collision.gameObject.CompareTag</w:t>
       </w:r>
       <w:proofErr w:type="spellEnd"/>
+      <w:proofErr w:type="gramEnd"/>
       <w:r>
         <w:t>("Enemy"))</w:t>
       </w:r>
@@ -3731,10 +3515,12 @@
         <w:t xml:space="preserve">       </w:t>
       </w:r>
       <w:proofErr w:type="spellStart"/>
+      <w:proofErr w:type="gramStart"/>
       <w:r>
         <w:t>winTextObject.gameObject.SetActive</w:t>
       </w:r>
       <w:proofErr w:type="spellEnd"/>
+      <w:proofErr w:type="gramEnd"/>
       <w:r>
         <w:t>(true);</w:t>
       </w:r>
@@ -3756,8 +3542,13 @@
         <w:t>TextMeshProUGUI</w:t>
       </w:r>
       <w:proofErr w:type="spellEnd"/>
-      <w:r>
-        <w:t>&gt;().text = "You Lose!";</w:t>
+      <w:proofErr w:type="gramStart"/>
+      <w:r>
+        <w:t>&gt;(</w:t>
+      </w:r>
+      <w:proofErr w:type="gramEnd"/>
+      <w:r>
+        <w:t>).text = "You Lose!";</w:t>
       </w:r>
     </w:p>
     <w:p>
@@ -3938,7 +3729,15 @@
         <w:t>+</w:t>
       </w:r>
       <w:r>
-        <w:t>) button to create a new tag and name it "Enemy" Make sure the capitalization matches what you wrote in your code.</w:t>
+        <w:t xml:space="preserve">) button to create a new tag and name </w:t>
+      </w:r>
+      <w:proofErr w:type="gramStart"/>
+      <w:r>
+        <w:t>it</w:t>
+      </w:r>
+      <w:proofErr w:type="gramEnd"/>
+      <w:r>
+        <w:t xml:space="preserve"> "Enemy" Make sure the capitalization matches what you wrote in your code.</w:t>
       </w:r>
     </w:p>
     <w:p>
@@ -3960,6 +3759,7 @@
         </w:numPr>
       </w:pPr>
       <w:r>
+        <w:lastRenderedPageBreak/>
         <w:t>In the </w:t>
       </w:r>
       <w:r>
@@ -4086,11 +3886,6 @@
       </w:r>
     </w:p>
     <w:p>
-      <w:r>
-        <w:t>Play Video</w:t>
-      </w:r>
-    </w:p>
-    <w:p>
       <w:pPr>
         <w:rPr>
           <w:b/>
@@ -4182,10 +3977,12 @@
       </w:r>
     </w:p>
     <w:p>
+      <w:proofErr w:type="gramStart"/>
       <w:r>
         <w:t>Destroy(</w:t>
       </w:r>
       <w:proofErr w:type="spellStart"/>
+      <w:proofErr w:type="gramEnd"/>
       <w:r>
         <w:t>GameObject.FindGameObjectWithTag</w:t>
       </w:r>
@@ -4206,7 +4003,6 @@
           <w:b/>
           <w:bCs/>
         </w:rPr>
-        <w:lastRenderedPageBreak/>
         <w:t>4. Test your completed game.</w:t>
       </w:r>
     </w:p>
@@ -4268,25 +4064,6 @@
       </w:r>
     </w:p>
     <w:p>
-      <w:r>
-        <w:t>Play Video</w:t>
-      </w:r>
-    </w:p>
-    <w:p>
-      <w:r>
-        <w:t>Mark step incomplete</w:t>
-      </w:r>
-    </w:p>
-    <w:p>
-      <w:r>
-        <w:rPr>
-          <w:b/>
-          <w:bCs/>
-        </w:rPr>
-        <w:t>Optional step</w:t>
-      </w:r>
-    </w:p>
-    <w:p>
       <w:pPr>
         <w:rPr>
           <w:b/>
@@ -4303,15 +4080,6 @@
     </w:p>
     <w:p>
       <w:r>
-        <w:rPr>
-          <w:b/>
-          <w:bCs/>
-        </w:rPr>
-        <w:t>Q&amp;A (0)</w:t>
-      </w:r>
-    </w:p>
-    <w:p>
-      <w:r>
         <w:t>If your scripts are not working as expected, below are examples of what your code should look like at this point. The comments have been added to make the code more readable.</w:t>
       </w:r>
     </w:p>
@@ -4377,12 +4145,17 @@
         <w:t xml:space="preserve">public class </w:t>
       </w:r>
       <w:proofErr w:type="spellStart"/>
+      <w:proofErr w:type="gramStart"/>
       <w:r>
         <w:t>PlayerController</w:t>
       </w:r>
       <w:proofErr w:type="spellEnd"/>
       <w:r>
-        <w:t xml:space="preserve"> : </w:t>
+        <w:t xml:space="preserve"> :</w:t>
+      </w:r>
+      <w:proofErr w:type="gramEnd"/>
+      <w:r>
+        <w:t xml:space="preserve"> </w:t>
       </w:r>
       <w:proofErr w:type="spellStart"/>
       <w:r>
@@ -4456,6 +4229,7 @@
     </w:p>
     <w:p>
       <w:r>
+        <w:lastRenderedPageBreak/>
         <w:t xml:space="preserve"> private float </w:t>
       </w:r>
       <w:proofErr w:type="spellStart"/>
@@ -4488,14 +4262,464 @@
     </w:p>
     <w:p>
       <w:r>
+        <w:t xml:space="preserve"> public float speed = 0;</w:t>
+      </w:r>
+    </w:p>
+    <w:p/>
+    <w:p>
+      <w:r>
+        <w:t xml:space="preserve"> // UI text component to display count of "</w:t>
+      </w:r>
+      <w:proofErr w:type="spellStart"/>
+      <w:r>
+        <w:t>PickUp</w:t>
+      </w:r>
+      <w:proofErr w:type="spellEnd"/>
+      <w:r>
+        <w:t>" objects collected.</w:t>
+      </w:r>
+    </w:p>
+    <w:p>
+      <w:r>
+        <w:t xml:space="preserve"> public </w:t>
+      </w:r>
+      <w:proofErr w:type="spellStart"/>
+      <w:r>
+        <w:t>TextMeshProUGUI</w:t>
+      </w:r>
+      <w:proofErr w:type="spellEnd"/>
+      <w:r>
+        <w:t xml:space="preserve"> </w:t>
+      </w:r>
+      <w:proofErr w:type="spellStart"/>
+      <w:r>
+        <w:t>countText</w:t>
+      </w:r>
+      <w:proofErr w:type="spellEnd"/>
+      <w:r>
+        <w:t>;</w:t>
+      </w:r>
+    </w:p>
+    <w:p/>
+    <w:p>
+      <w:r>
+        <w:t xml:space="preserve"> // UI object to display winning text.</w:t>
+      </w:r>
+    </w:p>
+    <w:p>
+      <w:r>
+        <w:t xml:space="preserve"> public </w:t>
+      </w:r>
+      <w:proofErr w:type="spellStart"/>
+      <w:r>
+        <w:t>GameObject</w:t>
+      </w:r>
+      <w:proofErr w:type="spellEnd"/>
+      <w:r>
+        <w:t xml:space="preserve"> </w:t>
+      </w:r>
+      <w:proofErr w:type="spellStart"/>
+      <w:r>
+        <w:t>winTextObject</w:t>
+      </w:r>
+      <w:proofErr w:type="spellEnd"/>
+      <w:r>
+        <w:t>;</w:t>
+      </w:r>
+    </w:p>
+    <w:p/>
+    <w:p>
+      <w:r>
+        <w:t xml:space="preserve"> // Start is called before the first frame update.</w:t>
+      </w:r>
+    </w:p>
+    <w:p>
+      <w:r>
+        <w:t xml:space="preserve"> void </w:t>
+      </w:r>
+      <w:proofErr w:type="gramStart"/>
+      <w:r>
+        <w:t>Start(</w:t>
+      </w:r>
+      <w:proofErr w:type="gramEnd"/>
+      <w:r>
+        <w:t>)</w:t>
+      </w:r>
+    </w:p>
+    <w:p>
+      <w:r>
+        <w:t xml:space="preserve">    {</w:t>
+      </w:r>
+    </w:p>
+    <w:p>
+      <w:r>
+        <w:t xml:space="preserve"> // Get and store the </w:t>
+      </w:r>
+      <w:proofErr w:type="spellStart"/>
+      <w:r>
+        <w:t>Rigidbody</w:t>
+      </w:r>
+      <w:proofErr w:type="spellEnd"/>
+      <w:r>
+        <w:t xml:space="preserve"> component attached to the player.</w:t>
+      </w:r>
+    </w:p>
+    <w:p>
+      <w:r>
+        <w:t xml:space="preserve">        </w:t>
+      </w:r>
+      <w:proofErr w:type="spellStart"/>
+      <w:r>
+        <w:t>rb</w:t>
+      </w:r>
+      <w:proofErr w:type="spellEnd"/>
+      <w:r>
+        <w:t xml:space="preserve"> = </w:t>
+      </w:r>
+      <w:proofErr w:type="spellStart"/>
+      <w:r>
+        <w:t>GetComponent</w:t>
+      </w:r>
+      <w:proofErr w:type="spellEnd"/>
+      <w:r>
+        <w:t>&lt;</w:t>
+      </w:r>
+      <w:proofErr w:type="spellStart"/>
+      <w:r>
+        <w:t>Rigidbody</w:t>
+      </w:r>
+      <w:proofErr w:type="spellEnd"/>
+      <w:proofErr w:type="gramStart"/>
+      <w:r>
+        <w:t>&gt;(</w:t>
+      </w:r>
+      <w:proofErr w:type="gramEnd"/>
+      <w:r>
+        <w:t>);</w:t>
+      </w:r>
+    </w:p>
+    <w:p/>
+    <w:p>
+      <w:r>
+        <w:t xml:space="preserve"> // Initialize count to zero.</w:t>
+      </w:r>
+    </w:p>
+    <w:p>
+      <w:r>
+        <w:t xml:space="preserve">        count = 0;</w:t>
+      </w:r>
+    </w:p>
+    <w:p/>
+    <w:p>
+      <w:r>
+        <w:t xml:space="preserve"> // Update the count display.</w:t>
+      </w:r>
+    </w:p>
+    <w:p>
+      <w:r>
+        <w:t xml:space="preserve">        </w:t>
+      </w:r>
+      <w:proofErr w:type="spellStart"/>
+      <w:proofErr w:type="gramStart"/>
+      <w:r>
+        <w:t>SetCountText</w:t>
+      </w:r>
+      <w:proofErr w:type="spellEnd"/>
+      <w:r>
+        <w:t>(</w:t>
+      </w:r>
+      <w:proofErr w:type="gramEnd"/>
+      <w:r>
+        <w:t>);</w:t>
+      </w:r>
+    </w:p>
+    <w:p/>
+    <w:p>
+      <w:r>
+        <w:t xml:space="preserve"> // Initially set the win text to be inactive.</w:t>
+      </w:r>
+    </w:p>
+    <w:p>
+      <w:r>
+        <w:t xml:space="preserve">        </w:t>
+      </w:r>
+      <w:proofErr w:type="spellStart"/>
+      <w:r>
+        <w:t>winTextObject.SetActive</w:t>
+      </w:r>
+      <w:proofErr w:type="spellEnd"/>
+      <w:r>
+        <w:t>(false);</w:t>
+      </w:r>
+    </w:p>
+    <w:p>
+      <w:r>
+        <w:t xml:space="preserve">    }</w:t>
+      </w:r>
+    </w:p>
+    <w:p>
+      <w:r>
+        <w:t xml:space="preserve"> </w:t>
+      </w:r>
+    </w:p>
+    <w:p>
+      <w:r>
+        <w:t xml:space="preserve"> // This function is called when a move input is detected.</w:t>
+      </w:r>
+    </w:p>
+    <w:p>
+      <w:r>
         <w:lastRenderedPageBreak/>
-        <w:t xml:space="preserve"> public float speed = 0;</w:t>
+        <w:t xml:space="preserve"> void </w:t>
+      </w:r>
+      <w:proofErr w:type="spellStart"/>
+      <w:proofErr w:type="gramStart"/>
+      <w:r>
+        <w:t>OnMove</w:t>
+      </w:r>
+      <w:proofErr w:type="spellEnd"/>
+      <w:r>
+        <w:t>(</w:t>
+      </w:r>
+      <w:proofErr w:type="spellStart"/>
+      <w:proofErr w:type="gramEnd"/>
+      <w:r>
+        <w:t>InputValue</w:t>
+      </w:r>
+      <w:proofErr w:type="spellEnd"/>
+      <w:r>
+        <w:t xml:space="preserve"> </w:t>
+      </w:r>
+      <w:proofErr w:type="spellStart"/>
+      <w:r>
+        <w:t>movementValue</w:t>
+      </w:r>
+      <w:proofErr w:type="spellEnd"/>
+      <w:r>
+        <w:t>)</w:t>
+      </w:r>
+    </w:p>
+    <w:p>
+      <w:r>
+        <w:t xml:space="preserve">    {</w:t>
+      </w:r>
+    </w:p>
+    <w:p>
+      <w:r>
+        <w:t xml:space="preserve"> // Convert the input value into a Vector2 for movement.</w:t>
+      </w:r>
+    </w:p>
+    <w:p>
+      <w:r>
+        <w:t xml:space="preserve">        Vector2 </w:t>
+      </w:r>
+      <w:proofErr w:type="spellStart"/>
+      <w:r>
+        <w:t>movementVector</w:t>
+      </w:r>
+      <w:proofErr w:type="spellEnd"/>
+      <w:r>
+        <w:t xml:space="preserve"> = </w:t>
+      </w:r>
+      <w:proofErr w:type="spellStart"/>
+      <w:r>
+        <w:t>movementValue.Get</w:t>
+      </w:r>
+      <w:proofErr w:type="spellEnd"/>
+      <w:r>
+        <w:t>&lt;Vector2</w:t>
+      </w:r>
+      <w:proofErr w:type="gramStart"/>
+      <w:r>
+        <w:t>&gt;(</w:t>
+      </w:r>
+      <w:proofErr w:type="gramEnd"/>
+      <w:r>
+        <w:t>);</w:t>
       </w:r>
     </w:p>
     <w:p/>
     <w:p>
       <w:r>
-        <w:t xml:space="preserve"> // UI text component to display count of "</w:t>
+        <w:t xml:space="preserve"> // Store the X and Y components of the movement.</w:t>
+      </w:r>
+    </w:p>
+    <w:p>
+      <w:r>
+        <w:t xml:space="preserve">        </w:t>
+      </w:r>
+      <w:proofErr w:type="spellStart"/>
+      <w:r>
+        <w:t>movementX</w:t>
+      </w:r>
+      <w:proofErr w:type="spellEnd"/>
+      <w:r>
+        <w:t xml:space="preserve"> = </w:t>
+      </w:r>
+      <w:proofErr w:type="spellStart"/>
+      <w:r>
+        <w:t>movementVector.x</w:t>
+      </w:r>
+      <w:proofErr w:type="spellEnd"/>
+      <w:r>
+        <w:t xml:space="preserve">; </w:t>
+      </w:r>
+    </w:p>
+    <w:p>
+      <w:r>
+        <w:t xml:space="preserve">        </w:t>
+      </w:r>
+      <w:proofErr w:type="spellStart"/>
+      <w:r>
+        <w:t>movementY</w:t>
+      </w:r>
+      <w:proofErr w:type="spellEnd"/>
+      <w:r>
+        <w:t xml:space="preserve"> = </w:t>
+      </w:r>
+      <w:proofErr w:type="spellStart"/>
+      <w:r>
+        <w:t>movementVector.y</w:t>
+      </w:r>
+      <w:proofErr w:type="spellEnd"/>
+      <w:r>
+        <w:t xml:space="preserve">; </w:t>
+      </w:r>
+    </w:p>
+    <w:p>
+      <w:r>
+        <w:t xml:space="preserve">    }</w:t>
+      </w:r>
+    </w:p>
+    <w:p/>
+    <w:p>
+      <w:r>
+        <w:t xml:space="preserve"> // </w:t>
+      </w:r>
+      <w:proofErr w:type="spellStart"/>
+      <w:r>
+        <w:t>FixedUpdate</w:t>
+      </w:r>
+      <w:proofErr w:type="spellEnd"/>
+      <w:r>
+        <w:t xml:space="preserve"> is called once per fixed frame-rate frame.</w:t>
+      </w:r>
+    </w:p>
+    <w:p>
+      <w:r>
+        <w:t xml:space="preserve"> void </w:t>
+      </w:r>
+      <w:proofErr w:type="spellStart"/>
+      <w:proofErr w:type="gramStart"/>
+      <w:r>
+        <w:t>FixedUpdate</w:t>
+      </w:r>
+      <w:proofErr w:type="spellEnd"/>
+      <w:r>
+        <w:t>(</w:t>
+      </w:r>
+      <w:proofErr w:type="gramEnd"/>
+      <w:r>
+        <w:t xml:space="preserve">) </w:t>
+      </w:r>
+    </w:p>
+    <w:p>
+      <w:r>
+        <w:t xml:space="preserve">    {</w:t>
+      </w:r>
+    </w:p>
+    <w:p>
+      <w:r>
+        <w:t xml:space="preserve"> // Create a 3D movement vector using the X and Y inputs.</w:t>
+      </w:r>
+    </w:p>
+    <w:p>
+      <w:r>
+        <w:t xml:space="preserve">        Vector3 movement = new Vector3 (</w:t>
+      </w:r>
+      <w:proofErr w:type="spellStart"/>
+      <w:r>
+        <w:t>movementX</w:t>
+      </w:r>
+      <w:proofErr w:type="spellEnd"/>
+      <w:r>
+        <w:t xml:space="preserve">, 0.0f, </w:t>
+      </w:r>
+      <w:proofErr w:type="spellStart"/>
+      <w:r>
+        <w:t>movementY</w:t>
+      </w:r>
+      <w:proofErr w:type="spellEnd"/>
+      <w:r>
+        <w:t>);</w:t>
+      </w:r>
+    </w:p>
+    <w:p/>
+    <w:p>
+      <w:r>
+        <w:t xml:space="preserve"> // Apply force to the </w:t>
+      </w:r>
+      <w:proofErr w:type="spellStart"/>
+      <w:r>
+        <w:t>Rigidbody</w:t>
+      </w:r>
+      <w:proofErr w:type="spellEnd"/>
+      <w:r>
+        <w:t xml:space="preserve"> to move the player.</w:t>
+      </w:r>
+    </w:p>
+    <w:p>
+      <w:r>
+        <w:t xml:space="preserve">        </w:t>
+      </w:r>
+      <w:proofErr w:type="spellStart"/>
+      <w:proofErr w:type="gramStart"/>
+      <w:r>
+        <w:t>rb.AddForce</w:t>
+      </w:r>
+      <w:proofErr w:type="spellEnd"/>
+      <w:proofErr w:type="gramEnd"/>
+      <w:r>
+        <w:t xml:space="preserve">(movement * speed); </w:t>
+      </w:r>
+    </w:p>
+    <w:p>
+      <w:r>
+        <w:t xml:space="preserve">    }</w:t>
+      </w:r>
+    </w:p>
+    <w:p/>
+    <w:p>
+      <w:r>
+        <w:t xml:space="preserve"> </w:t>
+      </w:r>
+    </w:p>
+    <w:p>
+      <w:r>
+        <w:t xml:space="preserve"> void </w:t>
+      </w:r>
+      <w:proofErr w:type="spellStart"/>
+      <w:proofErr w:type="gramStart"/>
+      <w:r>
+        <w:t>OnTriggerEnter</w:t>
+      </w:r>
+      <w:proofErr w:type="spellEnd"/>
+      <w:r>
+        <w:t>(</w:t>
+      </w:r>
+      <w:proofErr w:type="gramEnd"/>
+      <w:r>
+        <w:t xml:space="preserve">Collider other) </w:t>
+      </w:r>
+    </w:p>
+    <w:p>
+      <w:r>
+        <w:t xml:space="preserve">    {</w:t>
+      </w:r>
+    </w:p>
+    <w:p>
+      <w:r>
+        <w:t xml:space="preserve"> // Check if the object the player collided with has the "</w:t>
       </w:r>
       <w:proofErr w:type="spellStart"/>
       <w:r>
@@ -4503,51 +4727,500 @@
       </w:r>
       <w:proofErr w:type="spellEnd"/>
       <w:r>
+        <w:t>" tag.</w:t>
+      </w:r>
+    </w:p>
+    <w:p>
+      <w:r>
+        <w:t xml:space="preserve"> if (</w:t>
+      </w:r>
+      <w:proofErr w:type="spellStart"/>
+      <w:proofErr w:type="gramStart"/>
+      <w:r>
+        <w:t>other.gameObject.CompareTag</w:t>
+      </w:r>
+      <w:proofErr w:type="spellEnd"/>
+      <w:proofErr w:type="gramEnd"/>
+      <w:r>
+        <w:t>("</w:t>
+      </w:r>
+      <w:proofErr w:type="spellStart"/>
+      <w:r>
+        <w:t>PickUp</w:t>
+      </w:r>
+      <w:proofErr w:type="spellEnd"/>
+      <w:r>
+        <w:t xml:space="preserve">")) </w:t>
+      </w:r>
+    </w:p>
+    <w:p>
+      <w:r>
+        <w:t xml:space="preserve">        {</w:t>
+      </w:r>
+    </w:p>
+    <w:p>
+      <w:r>
+        <w:t xml:space="preserve"> // Deactivate the collided object (making it disappear).</w:t>
+      </w:r>
+    </w:p>
+    <w:p>
+      <w:r>
+        <w:t xml:space="preserve">            </w:t>
+      </w:r>
+      <w:proofErr w:type="spellStart"/>
+      <w:proofErr w:type="gramStart"/>
+      <w:r>
+        <w:t>other.gameObject.SetActive</w:t>
+      </w:r>
+      <w:proofErr w:type="spellEnd"/>
+      <w:proofErr w:type="gramEnd"/>
+      <w:r>
+        <w:t>(false);</w:t>
+      </w:r>
+    </w:p>
+    <w:p/>
+    <w:p>
+      <w:r>
+        <w:lastRenderedPageBreak/>
+        <w:t xml:space="preserve"> // Increment the count of "</w:t>
+      </w:r>
+      <w:proofErr w:type="spellStart"/>
+      <w:r>
+        <w:t>PickUp</w:t>
+      </w:r>
+      <w:proofErr w:type="spellEnd"/>
+      <w:r>
         <w:t>" objects collected.</w:t>
       </w:r>
     </w:p>
     <w:p>
       <w:r>
-        <w:t xml:space="preserve"> public </w:t>
+        <w:t xml:space="preserve">            count = count + 1;</w:t>
+      </w:r>
+    </w:p>
+    <w:p/>
+    <w:p>
+      <w:r>
+        <w:t xml:space="preserve"> // Update the count display.</w:t>
+      </w:r>
+    </w:p>
+    <w:p>
+      <w:r>
+        <w:t xml:space="preserve">            </w:t>
+      </w:r>
+      <w:proofErr w:type="spellStart"/>
+      <w:proofErr w:type="gramStart"/>
+      <w:r>
+        <w:t>SetCountText</w:t>
+      </w:r>
+      <w:proofErr w:type="spellEnd"/>
+      <w:r>
+        <w:t>(</w:t>
+      </w:r>
+      <w:proofErr w:type="gramEnd"/>
+      <w:r>
+        <w:t>);</w:t>
+      </w:r>
+    </w:p>
+    <w:p>
+      <w:r>
+        <w:t xml:space="preserve">        }</w:t>
+      </w:r>
+    </w:p>
+    <w:p>
+      <w:r>
+        <w:t xml:space="preserve">    }</w:t>
+      </w:r>
+    </w:p>
+    <w:p/>
+    <w:p>
+      <w:r>
+        <w:t xml:space="preserve"> // Function to update the displayed count of "</w:t>
+      </w:r>
+      <w:proofErr w:type="spellStart"/>
+      <w:r>
+        <w:t>PickUp</w:t>
+      </w:r>
+      <w:proofErr w:type="spellEnd"/>
+      <w:r>
+        <w:t>" objects collected.</w:t>
+      </w:r>
+    </w:p>
+    <w:p>
+      <w:r>
+        <w:t xml:space="preserve"> void </w:t>
+      </w:r>
+      <w:proofErr w:type="spellStart"/>
+      <w:proofErr w:type="gramStart"/>
+      <w:r>
+        <w:t>SetCountText</w:t>
+      </w:r>
+      <w:proofErr w:type="spellEnd"/>
+      <w:r>
+        <w:t>(</w:t>
+      </w:r>
+      <w:proofErr w:type="gramEnd"/>
+      <w:r>
+        <w:t xml:space="preserve">) </w:t>
+      </w:r>
+    </w:p>
+    <w:p>
+      <w:r>
+        <w:t xml:space="preserve">    {</w:t>
+      </w:r>
+    </w:p>
+    <w:p>
+      <w:r>
+        <w:t xml:space="preserve"> // Update the count text with the current count.</w:t>
+      </w:r>
+    </w:p>
+    <w:p>
+      <w:r>
+        <w:t xml:space="preserve">        </w:t>
+      </w:r>
+      <w:proofErr w:type="spellStart"/>
+      <w:r>
+        <w:t>countText.text</w:t>
+      </w:r>
+      <w:proofErr w:type="spellEnd"/>
+      <w:r>
+        <w:t xml:space="preserve"> = "Count: " + </w:t>
+      </w:r>
+      <w:proofErr w:type="spellStart"/>
+      <w:proofErr w:type="gramStart"/>
+      <w:r>
+        <w:t>count.ToString</w:t>
+      </w:r>
+      <w:proofErr w:type="spellEnd"/>
+      <w:proofErr w:type="gramEnd"/>
+      <w:r>
+        <w:t>();</w:t>
+      </w:r>
+    </w:p>
+    <w:p/>
+    <w:p>
+      <w:r>
+        <w:t xml:space="preserve"> // Check if the count has reached or exceeded the win condition.</w:t>
+      </w:r>
+    </w:p>
+    <w:p>
+      <w:r>
+        <w:t xml:space="preserve"> if (count &gt;= 12)</w:t>
+      </w:r>
+    </w:p>
+    <w:p>
+      <w:r>
+        <w:t xml:space="preserve">        {</w:t>
+      </w:r>
+    </w:p>
+    <w:p>
+      <w:r>
+        <w:t xml:space="preserve"> // Display the win text.</w:t>
+      </w:r>
+    </w:p>
+    <w:p>
+      <w:r>
+        <w:t xml:space="preserve">            </w:t>
+      </w:r>
+      <w:proofErr w:type="spellStart"/>
+      <w:r>
+        <w:t>winTextObject.SetActive</w:t>
+      </w:r>
+      <w:proofErr w:type="spellEnd"/>
+      <w:r>
+        <w:t>(true);</w:t>
+      </w:r>
+    </w:p>
+    <w:p/>
+    <w:p>
+      <w:r>
+        <w:t xml:space="preserve"> // Destroy the enemy </w:t>
+      </w:r>
+      <w:proofErr w:type="spellStart"/>
+      <w:r>
+        <w:t>GameObject</w:t>
+      </w:r>
+      <w:proofErr w:type="spellEnd"/>
+      <w:r>
+        <w:t>.</w:t>
+      </w:r>
+    </w:p>
+    <w:p>
+      <w:r>
+        <w:t xml:space="preserve">            </w:t>
+      </w:r>
+      <w:proofErr w:type="gramStart"/>
+      <w:r>
+        <w:t>Destroy(</w:t>
+      </w:r>
+      <w:proofErr w:type="spellStart"/>
+      <w:proofErr w:type="gramEnd"/>
+      <w:r>
+        <w:t>GameObject.FindGameObjectWithTag</w:t>
+      </w:r>
+      <w:proofErr w:type="spellEnd"/>
+      <w:r>
+        <w:t>("Enemy"));</w:t>
+      </w:r>
+    </w:p>
+    <w:p>
+      <w:r>
+        <w:t xml:space="preserve">        }</w:t>
+      </w:r>
+    </w:p>
+    <w:p>
+      <w:r>
+        <w:t xml:space="preserve">    }</w:t>
+      </w:r>
+    </w:p>
+    <w:p/>
+    <w:p>
+      <w:r>
+        <w:t xml:space="preserve">private void </w:t>
+      </w:r>
+      <w:proofErr w:type="spellStart"/>
+      <w:proofErr w:type="gramStart"/>
+      <w:r>
+        <w:t>OnCollisionEnter</w:t>
+      </w:r>
+      <w:proofErr w:type="spellEnd"/>
+      <w:r>
+        <w:t>(</w:t>
+      </w:r>
+      <w:proofErr w:type="gramEnd"/>
+      <w:r>
+        <w:t>Collision collision)</w:t>
+      </w:r>
+    </w:p>
+    <w:p>
+      <w:r>
+        <w:t>{</w:t>
+      </w:r>
+    </w:p>
+    <w:p>
+      <w:r>
+        <w:t xml:space="preserve"> if (</w:t>
+      </w:r>
+      <w:proofErr w:type="spellStart"/>
+      <w:proofErr w:type="gramStart"/>
+      <w:r>
+        <w:t>collision.gameObject.CompareTag</w:t>
+      </w:r>
+      <w:proofErr w:type="spellEnd"/>
+      <w:proofErr w:type="gramEnd"/>
+      <w:r>
+        <w:t>("Enemy"))</w:t>
+      </w:r>
+    </w:p>
+    <w:p>
+      <w:r>
+        <w:t xml:space="preserve">    {</w:t>
+      </w:r>
+    </w:p>
+    <w:p>
+      <w:r>
+        <w:lastRenderedPageBreak/>
+        <w:t xml:space="preserve"> // Destroy the current object</w:t>
+      </w:r>
+    </w:p>
+    <w:p>
+      <w:r>
+        <w:t xml:space="preserve">        Destroy(</w:t>
+      </w:r>
+      <w:proofErr w:type="spellStart"/>
+      <w:r>
+        <w:t>gameObject</w:t>
+      </w:r>
+      <w:proofErr w:type="spellEnd"/>
+      <w:r>
+        <w:t xml:space="preserve">); </w:t>
+      </w:r>
+    </w:p>
+    <w:p>
+      <w:r>
+        <w:t xml:space="preserve"> </w:t>
+      </w:r>
+    </w:p>
+    <w:p>
+      <w:r>
+        <w:t xml:space="preserve"> // Update the </w:t>
+      </w:r>
+      <w:proofErr w:type="spellStart"/>
+      <w:r>
+        <w:t>winText</w:t>
+      </w:r>
+      <w:proofErr w:type="spellEnd"/>
+      <w:r>
+        <w:t xml:space="preserve"> to display "You Lose!"</w:t>
+      </w:r>
+    </w:p>
+    <w:p>
+      <w:r>
+        <w:t xml:space="preserve">        </w:t>
+      </w:r>
+      <w:proofErr w:type="spellStart"/>
+      <w:proofErr w:type="gramStart"/>
+      <w:r>
+        <w:t>winTextObject.gameObject.SetActive</w:t>
+      </w:r>
+      <w:proofErr w:type="spellEnd"/>
+      <w:proofErr w:type="gramEnd"/>
+      <w:r>
+        <w:t>(true);</w:t>
+      </w:r>
+    </w:p>
+    <w:p>
+      <w:r>
+        <w:t xml:space="preserve">        </w:t>
+      </w:r>
+      <w:proofErr w:type="spellStart"/>
+      <w:r>
+        <w:t>winTextObject.GetComponent</w:t>
+      </w:r>
+      <w:proofErr w:type="spellEnd"/>
+      <w:r>
+        <w:t>&lt;</w:t>
       </w:r>
       <w:proofErr w:type="spellStart"/>
       <w:r>
         <w:t>TextMeshProUGUI</w:t>
       </w:r>
       <w:proofErr w:type="spellEnd"/>
+      <w:proofErr w:type="gramStart"/>
+      <w:r>
+        <w:t>&gt;(</w:t>
+      </w:r>
+      <w:proofErr w:type="gramEnd"/>
+      <w:r>
+        <w:t>).text = "You Lose!";</w:t>
+      </w:r>
+    </w:p>
+    <w:p>
       <w:r>
         <w:t xml:space="preserve"> </w:t>
       </w:r>
-      <w:proofErr w:type="spellStart"/>
-      <w:r>
-        <w:t>countText</w:t>
+    </w:p>
+    <w:p>
+      <w:r>
+        <w:t xml:space="preserve">    }</w:t>
+      </w:r>
+    </w:p>
+    <w:p/>
+    <w:p>
+      <w:r>
+        <w:t>}</w:t>
+      </w:r>
+    </w:p>
+    <w:p/>
+    <w:p/>
+    <w:p>
+      <w:r>
+        <w:t>}</w:t>
+      </w:r>
+    </w:p>
+    <w:p>
+      <w:pPr>
+        <w:rPr>
+          <w:b/>
+          <w:bCs/>
+        </w:rPr>
+      </w:pPr>
+      <w:proofErr w:type="spellStart"/>
+      <w:r>
+        <w:rPr>
+          <w:b/>
+          <w:bCs/>
+        </w:rPr>
+        <w:t>EnemyMovement.cs</w:t>
+      </w:r>
+      <w:proofErr w:type="spellEnd"/>
+    </w:p>
+    <w:p>
+      <w:r>
+        <w:t xml:space="preserve">using </w:t>
+      </w:r>
+      <w:proofErr w:type="spellStart"/>
+      <w:r>
+        <w:t>UnityEngine</w:t>
       </w:r>
       <w:proofErr w:type="spellEnd"/>
       <w:r>
         <w:t>;</w:t>
       </w:r>
     </w:p>
+    <w:p>
+      <w:r>
+        <w:t>using UnityEngine.AI;</w:t>
+      </w:r>
+    </w:p>
     <w:p/>
     <w:p>
       <w:r>
-        <w:t xml:space="preserve"> // UI object to display winning text.</w:t>
-      </w:r>
-    </w:p>
-    <w:p>
-      <w:r>
-        <w:t xml:space="preserve"> public </w:t>
-      </w:r>
-      <w:proofErr w:type="spellStart"/>
-      <w:r>
-        <w:t>GameObject</w:t>
-      </w:r>
-      <w:proofErr w:type="spellEnd"/>
+        <w:t xml:space="preserve">public class </w:t>
+      </w:r>
+      <w:proofErr w:type="spellStart"/>
+      <w:proofErr w:type="gramStart"/>
+      <w:r>
+        <w:t>EnemyMovement</w:t>
+      </w:r>
+      <w:proofErr w:type="spellEnd"/>
+      <w:r>
+        <w:t xml:space="preserve"> :</w:t>
+      </w:r>
+      <w:proofErr w:type="gramEnd"/>
       <w:r>
         <w:t xml:space="preserve"> </w:t>
       </w:r>
       <w:proofErr w:type="spellStart"/>
       <w:r>
-        <w:t>winTextObject</w:t>
+        <w:t>MonoBehaviour</w:t>
+      </w:r>
+      <w:proofErr w:type="spellEnd"/>
+    </w:p>
+    <w:p>
+      <w:r>
+        <w:t>{</w:t>
+      </w:r>
+    </w:p>
+    <w:p>
+      <w:r>
+        <w:t xml:space="preserve"> // Reference to the player's transform.</w:t>
+      </w:r>
+    </w:p>
+    <w:p>
+      <w:r>
+        <w:t xml:space="preserve"> public Transform player;</w:t>
+      </w:r>
+    </w:p>
+    <w:p/>
+    <w:p>
+      <w:r>
+        <w:t xml:space="preserve"> // Reference to the </w:t>
+      </w:r>
+      <w:proofErr w:type="spellStart"/>
+      <w:r>
+        <w:t>NavMeshAgent</w:t>
+      </w:r>
+      <w:proofErr w:type="spellEnd"/>
+      <w:r>
+        <w:t xml:space="preserve"> component for pathfinding.</w:t>
+      </w:r>
+    </w:p>
+    <w:p>
+      <w:r>
+        <w:t xml:space="preserve"> private </w:t>
+      </w:r>
+      <w:proofErr w:type="spellStart"/>
+      <w:r>
+        <w:t>NavMeshAgent</w:t>
+      </w:r>
+      <w:proofErr w:type="spellEnd"/>
+      <w:r>
+        <w:t xml:space="preserve"> </w:t>
+      </w:r>
+      <w:proofErr w:type="spellStart"/>
+      <w:r>
+        <w:t>navMeshAgent</w:t>
       </w:r>
       <w:proofErr w:type="spellEnd"/>
       <w:r>
@@ -4562,7 +5235,15 @@
     </w:p>
     <w:p>
       <w:r>
-        <w:t xml:space="preserve"> void Start()</w:t>
+        <w:t xml:space="preserve"> void </w:t>
+      </w:r>
+      <w:proofErr w:type="gramStart"/>
+      <w:r>
+        <w:t>Start(</w:t>
+      </w:r>
+      <w:proofErr w:type="gramEnd"/>
+      <w:r>
+        <w:t>)</w:t>
       </w:r>
     </w:p>
     <w:p>
@@ -4576,639 +5257,11 @@
       </w:r>
       <w:proofErr w:type="spellStart"/>
       <w:r>
-        <w:t>Rigidbody</w:t>
-      </w:r>
-      <w:proofErr w:type="spellEnd"/>
-      <w:r>
-        <w:t xml:space="preserve"> component attached to the player.</w:t>
-      </w:r>
-    </w:p>
-    <w:p>
-      <w:r>
-        <w:t xml:space="preserve">        </w:t>
-      </w:r>
-      <w:proofErr w:type="spellStart"/>
-      <w:r>
-        <w:t>rb</w:t>
-      </w:r>
-      <w:proofErr w:type="spellEnd"/>
-      <w:r>
-        <w:t xml:space="preserve"> = </w:t>
-      </w:r>
-      <w:proofErr w:type="spellStart"/>
-      <w:r>
-        <w:t>GetComponent</w:t>
-      </w:r>
-      <w:proofErr w:type="spellEnd"/>
-      <w:r>
-        <w:t>&lt;</w:t>
-      </w:r>
-      <w:proofErr w:type="spellStart"/>
-      <w:r>
-        <w:t>Rigidbody</w:t>
-      </w:r>
-      <w:proofErr w:type="spellEnd"/>
-      <w:r>
-        <w:t>&gt;();</w:t>
-      </w:r>
-    </w:p>
-    <w:p/>
-    <w:p>
-      <w:r>
-        <w:t xml:space="preserve"> // Initialize count to zero.</w:t>
-      </w:r>
-    </w:p>
-    <w:p>
-      <w:r>
-        <w:t xml:space="preserve">        count = 0;</w:t>
-      </w:r>
-    </w:p>
-    <w:p/>
-    <w:p>
-      <w:r>
-        <w:t xml:space="preserve"> // Update the count display.</w:t>
-      </w:r>
-    </w:p>
-    <w:p>
-      <w:r>
-        <w:t xml:space="preserve">        </w:t>
-      </w:r>
-      <w:proofErr w:type="spellStart"/>
-      <w:r>
-        <w:t>SetCountText</w:t>
-      </w:r>
-      <w:proofErr w:type="spellEnd"/>
-      <w:r>
-        <w:t>();</w:t>
-      </w:r>
-    </w:p>
-    <w:p/>
-    <w:p>
-      <w:r>
-        <w:t xml:space="preserve"> // Initially set the win text to be inactive.</w:t>
-      </w:r>
-    </w:p>
-    <w:p>
-      <w:r>
-        <w:t xml:space="preserve">        </w:t>
-      </w:r>
-      <w:proofErr w:type="spellStart"/>
-      <w:r>
-        <w:t>winTextObject.SetActive</w:t>
-      </w:r>
-      <w:proofErr w:type="spellEnd"/>
-      <w:r>
-        <w:t>(false);</w:t>
-      </w:r>
-    </w:p>
-    <w:p>
-      <w:r>
-        <w:t xml:space="preserve">    }</w:t>
-      </w:r>
-    </w:p>
-    <w:p>
-      <w:r>
-        <w:t xml:space="preserve"> </w:t>
-      </w:r>
-    </w:p>
-    <w:p>
-      <w:r>
-        <w:t xml:space="preserve"> // This function is called when a move input is detected.</w:t>
-      </w:r>
-    </w:p>
-    <w:p>
-      <w:r>
-        <w:t xml:space="preserve"> void </w:t>
-      </w:r>
-      <w:proofErr w:type="spellStart"/>
-      <w:r>
-        <w:t>OnMove</w:t>
-      </w:r>
-      <w:proofErr w:type="spellEnd"/>
-      <w:r>
-        <w:t>(</w:t>
-      </w:r>
-      <w:proofErr w:type="spellStart"/>
-      <w:r>
-        <w:t>InputValue</w:t>
-      </w:r>
-      <w:proofErr w:type="spellEnd"/>
-      <w:r>
-        <w:t xml:space="preserve"> </w:t>
-      </w:r>
-      <w:proofErr w:type="spellStart"/>
-      <w:r>
-        <w:t>movementValue</w:t>
-      </w:r>
-      <w:proofErr w:type="spellEnd"/>
-      <w:r>
-        <w:t>)</w:t>
-      </w:r>
-    </w:p>
-    <w:p>
-      <w:r>
-        <w:t xml:space="preserve">    {</w:t>
-      </w:r>
-    </w:p>
-    <w:p>
-      <w:r>
-        <w:t xml:space="preserve"> // Convert the input value into a Vector2 for movement.</w:t>
-      </w:r>
-    </w:p>
-    <w:p>
-      <w:r>
-        <w:t xml:space="preserve">        Vector2 </w:t>
-      </w:r>
-      <w:proofErr w:type="spellStart"/>
-      <w:r>
-        <w:t>movementVector</w:t>
-      </w:r>
-      <w:proofErr w:type="spellEnd"/>
-      <w:r>
-        <w:t xml:space="preserve"> = </w:t>
-      </w:r>
-      <w:proofErr w:type="spellStart"/>
-      <w:r>
-        <w:t>movementValue.Get</w:t>
-      </w:r>
-      <w:proofErr w:type="spellEnd"/>
-      <w:r>
-        <w:t>&lt;Vector2&gt;();</w:t>
-      </w:r>
-    </w:p>
-    <w:p/>
-    <w:p>
-      <w:r>
-        <w:t xml:space="preserve"> // Store the X and Y components of the movement.</w:t>
-      </w:r>
-    </w:p>
-    <w:p>
-      <w:r>
-        <w:t xml:space="preserve">        </w:t>
-      </w:r>
-      <w:proofErr w:type="spellStart"/>
-      <w:r>
-        <w:t>movementX</w:t>
-      </w:r>
-      <w:proofErr w:type="spellEnd"/>
-      <w:r>
-        <w:t xml:space="preserve"> = </w:t>
-      </w:r>
-      <w:proofErr w:type="spellStart"/>
-      <w:r>
-        <w:t>movementVector.x</w:t>
-      </w:r>
-      <w:proofErr w:type="spellEnd"/>
-      <w:r>
-        <w:t xml:space="preserve">; </w:t>
-      </w:r>
-    </w:p>
-    <w:p>
-      <w:r>
-        <w:t xml:space="preserve">        </w:t>
-      </w:r>
-      <w:proofErr w:type="spellStart"/>
-      <w:r>
-        <w:t>movementY</w:t>
-      </w:r>
-      <w:proofErr w:type="spellEnd"/>
-      <w:r>
-        <w:t xml:space="preserve"> = </w:t>
-      </w:r>
-      <w:proofErr w:type="spellStart"/>
-      <w:r>
-        <w:t>movementVector.y</w:t>
-      </w:r>
-      <w:proofErr w:type="spellEnd"/>
-      <w:r>
-        <w:t xml:space="preserve">; </w:t>
-      </w:r>
-    </w:p>
-    <w:p>
-      <w:r>
-        <w:t xml:space="preserve">    }</w:t>
-      </w:r>
-    </w:p>
-    <w:p/>
-    <w:p>
-      <w:r>
-        <w:t xml:space="preserve"> // </w:t>
-      </w:r>
-      <w:proofErr w:type="spellStart"/>
-      <w:r>
-        <w:t>FixedUpdate</w:t>
-      </w:r>
-      <w:proofErr w:type="spellEnd"/>
-      <w:r>
-        <w:t xml:space="preserve"> is called once per fixed frame-rate frame.</w:t>
-      </w:r>
-    </w:p>
-    <w:p>
-      <w:r>
-        <w:t xml:space="preserve"> void </w:t>
-      </w:r>
-      <w:proofErr w:type="spellStart"/>
-      <w:r>
-        <w:t>FixedUpdate</w:t>
-      </w:r>
-      <w:proofErr w:type="spellEnd"/>
-      <w:r>
-        <w:t xml:space="preserve">() </w:t>
-      </w:r>
-    </w:p>
-    <w:p>
-      <w:r>
-        <w:t xml:space="preserve">    {</w:t>
-      </w:r>
-    </w:p>
-    <w:p>
-      <w:r>
-        <w:t xml:space="preserve"> // Create a 3D movement vector using the X and Y inputs.</w:t>
-      </w:r>
-    </w:p>
-    <w:p>
-      <w:r>
-        <w:t xml:space="preserve">        Vector3 movement = new Vector3 (</w:t>
-      </w:r>
-      <w:proofErr w:type="spellStart"/>
-      <w:r>
-        <w:t>movementX</w:t>
-      </w:r>
-      <w:proofErr w:type="spellEnd"/>
-      <w:r>
-        <w:t xml:space="preserve">, 0.0f, </w:t>
-      </w:r>
-      <w:proofErr w:type="spellStart"/>
-      <w:r>
-        <w:t>movementY</w:t>
-      </w:r>
-      <w:proofErr w:type="spellEnd"/>
-      <w:r>
-        <w:t>);</w:t>
-      </w:r>
-    </w:p>
-    <w:p/>
-    <w:p>
-      <w:r>
-        <w:t xml:space="preserve"> // Apply force to the </w:t>
-      </w:r>
-      <w:proofErr w:type="spellStart"/>
-      <w:r>
-        <w:t>Rigidbody</w:t>
-      </w:r>
-      <w:proofErr w:type="spellEnd"/>
-      <w:r>
-        <w:t xml:space="preserve"> to move the player.</w:t>
-      </w:r>
-    </w:p>
-    <w:p>
-      <w:r>
-        <w:t xml:space="preserve">        </w:t>
-      </w:r>
-      <w:proofErr w:type="spellStart"/>
-      <w:r>
-        <w:t>rb.AddForce</w:t>
-      </w:r>
-      <w:proofErr w:type="spellEnd"/>
-      <w:r>
-        <w:t xml:space="preserve">(movement * speed); </w:t>
-      </w:r>
-    </w:p>
-    <w:p>
-      <w:r>
-        <w:t xml:space="preserve">    }</w:t>
-      </w:r>
-    </w:p>
-    <w:p/>
-    <w:p>
-      <w:r>
-        <w:t xml:space="preserve"> </w:t>
-      </w:r>
-    </w:p>
-    <w:p>
-      <w:r>
-        <w:t xml:space="preserve"> void </w:t>
-      </w:r>
-      <w:proofErr w:type="spellStart"/>
-      <w:r>
-        <w:t>OnTriggerEnter</w:t>
-      </w:r>
-      <w:proofErr w:type="spellEnd"/>
-      <w:r>
-        <w:t xml:space="preserve">(Collider other) </w:t>
-      </w:r>
-    </w:p>
-    <w:p>
-      <w:r>
-        <w:t xml:space="preserve">    {</w:t>
-      </w:r>
-    </w:p>
-    <w:p>
-      <w:r>
-        <w:t xml:space="preserve"> // Check if the object the player collided with has the "</w:t>
-      </w:r>
-      <w:proofErr w:type="spellStart"/>
-      <w:r>
-        <w:t>PickUp</w:t>
-      </w:r>
-      <w:proofErr w:type="spellEnd"/>
-      <w:r>
-        <w:t>" tag.</w:t>
-      </w:r>
-    </w:p>
-    <w:p>
-      <w:r>
-        <w:t xml:space="preserve"> if (</w:t>
-      </w:r>
-      <w:proofErr w:type="spellStart"/>
-      <w:r>
-        <w:t>other.gameObject.CompareTag</w:t>
-      </w:r>
-      <w:proofErr w:type="spellEnd"/>
-      <w:r>
-        <w:t>("</w:t>
-      </w:r>
-      <w:proofErr w:type="spellStart"/>
-      <w:r>
-        <w:t>PickUp</w:t>
-      </w:r>
-      <w:proofErr w:type="spellEnd"/>
-      <w:r>
-        <w:t xml:space="preserve">")) </w:t>
-      </w:r>
-    </w:p>
-    <w:p>
-      <w:r>
-        <w:t xml:space="preserve">        {</w:t>
-      </w:r>
-    </w:p>
-    <w:p>
-      <w:r>
-        <w:t xml:space="preserve"> // Deactivate the collided object (making it disappear).</w:t>
-      </w:r>
-    </w:p>
-    <w:p>
-      <w:r>
-        <w:t xml:space="preserve">            </w:t>
-      </w:r>
-      <w:proofErr w:type="spellStart"/>
-      <w:r>
-        <w:t>other.gameObject.SetActive</w:t>
-      </w:r>
-      <w:proofErr w:type="spellEnd"/>
-      <w:r>
-        <w:t>(false);</w:t>
-      </w:r>
-    </w:p>
-    <w:p/>
-    <w:p>
-      <w:r>
-        <w:t xml:space="preserve"> // Increment the count of "</w:t>
-      </w:r>
-      <w:proofErr w:type="spellStart"/>
-      <w:r>
-        <w:t>PickUp</w:t>
-      </w:r>
-      <w:proofErr w:type="spellEnd"/>
-      <w:r>
-        <w:t>" objects collected.</w:t>
-      </w:r>
-    </w:p>
-    <w:p>
-      <w:r>
-        <w:t xml:space="preserve">            count = count + 1;</w:t>
-      </w:r>
-    </w:p>
-    <w:p/>
-    <w:p>
-      <w:r>
-        <w:t xml:space="preserve"> // Update the count display.</w:t>
-      </w:r>
-    </w:p>
-    <w:p>
-      <w:r>
-        <w:lastRenderedPageBreak/>
-        <w:t xml:space="preserve">            </w:t>
-      </w:r>
-      <w:proofErr w:type="spellStart"/>
-      <w:r>
-        <w:t>SetCountText</w:t>
-      </w:r>
-      <w:proofErr w:type="spellEnd"/>
-      <w:r>
-        <w:t>();</w:t>
-      </w:r>
-    </w:p>
-    <w:p>
-      <w:r>
-        <w:t xml:space="preserve">        }</w:t>
-      </w:r>
-    </w:p>
-    <w:p>
-      <w:r>
-        <w:t xml:space="preserve">    }</w:t>
-      </w:r>
-    </w:p>
-    <w:p/>
-    <w:p>
-      <w:r>
-        <w:t xml:space="preserve"> // Function to update the displayed count of "</w:t>
-      </w:r>
-      <w:proofErr w:type="spellStart"/>
-      <w:r>
-        <w:t>PickUp</w:t>
-      </w:r>
-      <w:proofErr w:type="spellEnd"/>
-      <w:r>
-        <w:t>" objects collected.</w:t>
-      </w:r>
-    </w:p>
-    <w:p>
-      <w:r>
-        <w:t xml:space="preserve"> void </w:t>
-      </w:r>
-      <w:proofErr w:type="spellStart"/>
-      <w:r>
-        <w:t>SetCountText</w:t>
-      </w:r>
-      <w:proofErr w:type="spellEnd"/>
-      <w:r>
-        <w:t xml:space="preserve">() </w:t>
-      </w:r>
-    </w:p>
-    <w:p>
-      <w:r>
-        <w:t xml:space="preserve">    {</w:t>
-      </w:r>
-    </w:p>
-    <w:p>
-      <w:r>
-        <w:t xml:space="preserve"> // Update the count text with the current count.</w:t>
-      </w:r>
-    </w:p>
-    <w:p>
-      <w:r>
-        <w:t xml:space="preserve">        </w:t>
-      </w:r>
-      <w:proofErr w:type="spellStart"/>
-      <w:r>
-        <w:t>countText.text</w:t>
-      </w:r>
-      <w:proofErr w:type="spellEnd"/>
-      <w:r>
-        <w:t xml:space="preserve"> = "Count: " + </w:t>
-      </w:r>
-      <w:proofErr w:type="spellStart"/>
-      <w:r>
-        <w:t>count.ToString</w:t>
-      </w:r>
-      <w:proofErr w:type="spellEnd"/>
-      <w:r>
-        <w:t>();</w:t>
-      </w:r>
-    </w:p>
-    <w:p/>
-    <w:p>
-      <w:r>
-        <w:t xml:space="preserve"> // Check if the count has reached or exceeded the win condition.</w:t>
-      </w:r>
-    </w:p>
-    <w:p>
-      <w:r>
-        <w:t xml:space="preserve"> if (count &gt;= 12)</w:t>
-      </w:r>
-    </w:p>
-    <w:p>
-      <w:r>
-        <w:t xml:space="preserve">        {</w:t>
-      </w:r>
-    </w:p>
-    <w:p>
-      <w:r>
-        <w:t xml:space="preserve"> // Display the win text.</w:t>
-      </w:r>
-    </w:p>
-    <w:p>
-      <w:r>
-        <w:t xml:space="preserve">            </w:t>
-      </w:r>
-      <w:proofErr w:type="spellStart"/>
-      <w:r>
-        <w:t>winTextObject.SetActive</w:t>
-      </w:r>
-      <w:proofErr w:type="spellEnd"/>
-      <w:r>
-        <w:t>(true);</w:t>
-      </w:r>
-    </w:p>
-    <w:p/>
-    <w:p>
-      <w:r>
-        <w:t xml:space="preserve"> // Destroy the enemy </w:t>
-      </w:r>
-      <w:proofErr w:type="spellStart"/>
-      <w:r>
-        <w:t>GameObject</w:t>
-      </w:r>
-      <w:proofErr w:type="spellEnd"/>
-      <w:r>
-        <w:t>.</w:t>
-      </w:r>
-    </w:p>
-    <w:p>
-      <w:r>
-        <w:t xml:space="preserve">            Destroy(</w:t>
-      </w:r>
-      <w:proofErr w:type="spellStart"/>
-      <w:r>
-        <w:t>GameObject.FindGameObjectWithTag</w:t>
-      </w:r>
-      <w:proofErr w:type="spellEnd"/>
-      <w:r>
-        <w:t>("Enemy"));</w:t>
-      </w:r>
-    </w:p>
-    <w:p>
-      <w:r>
-        <w:t xml:space="preserve">        }</w:t>
-      </w:r>
-    </w:p>
-    <w:p>
-      <w:r>
-        <w:t xml:space="preserve">    }</w:t>
-      </w:r>
-    </w:p>
-    <w:p/>
-    <w:p>
-      <w:r>
-        <w:t xml:space="preserve">private void </w:t>
-      </w:r>
-      <w:proofErr w:type="spellStart"/>
-      <w:r>
-        <w:t>OnCollisionEnter</w:t>
-      </w:r>
-      <w:proofErr w:type="spellEnd"/>
-      <w:r>
-        <w:t>(Collision collision)</w:t>
-      </w:r>
-    </w:p>
-    <w:p>
-      <w:r>
-        <w:t>{</w:t>
-      </w:r>
-    </w:p>
-    <w:p>
-      <w:r>
-        <w:t xml:space="preserve"> if (</w:t>
-      </w:r>
-      <w:proofErr w:type="spellStart"/>
-      <w:r>
-        <w:t>collision.gameObject.CompareTag</w:t>
-      </w:r>
-      <w:proofErr w:type="spellEnd"/>
-      <w:r>
-        <w:t>("Enemy"))</w:t>
-      </w:r>
-    </w:p>
-    <w:p>
-      <w:r>
-        <w:t xml:space="preserve">    {</w:t>
-      </w:r>
-    </w:p>
-    <w:p>
-      <w:r>
-        <w:t xml:space="preserve"> // Destroy the current object</w:t>
-      </w:r>
-    </w:p>
-    <w:p>
-      <w:r>
-        <w:t xml:space="preserve">        Destroy(</w:t>
-      </w:r>
-      <w:proofErr w:type="spellStart"/>
-      <w:r>
-        <w:t>gameObject</w:t>
-      </w:r>
-      <w:proofErr w:type="spellEnd"/>
-      <w:r>
-        <w:t xml:space="preserve">); </w:t>
-      </w:r>
-    </w:p>
-    <w:p>
-      <w:r>
-        <w:t xml:space="preserve"> </w:t>
-      </w:r>
-    </w:p>
-    <w:p>
-      <w:r>
-        <w:t xml:space="preserve"> // Update the </w:t>
-      </w:r>
-      <w:proofErr w:type="spellStart"/>
-      <w:r>
-        <w:t>winText</w:t>
-      </w:r>
-      <w:proofErr w:type="spellEnd"/>
-      <w:r>
-        <w:t xml:space="preserve"> to display "You Lose!"</w:t>
+        <w:t>NavMeshAgent</w:t>
+      </w:r>
+      <w:proofErr w:type="spellEnd"/>
+      <w:r>
+        <w:t xml:space="preserve"> component attached to this object.</w:t>
       </w:r>
     </w:p>
     <w:p>
@@ -5218,20 +5271,15 @@
       </w:r>
       <w:proofErr w:type="spellStart"/>
       <w:r>
-        <w:t>winTextObject.gameObject.SetActive</w:t>
-      </w:r>
-      <w:proofErr w:type="spellEnd"/>
-      <w:r>
-        <w:t>(true);</w:t>
-      </w:r>
-    </w:p>
-    <w:p>
-      <w:r>
-        <w:t xml:space="preserve">        </w:t>
-      </w:r>
-      <w:proofErr w:type="spellStart"/>
-      <w:r>
-        <w:t>winTextObject.GetComponent</w:t>
+        <w:t>navMeshAgent</w:t>
+      </w:r>
+      <w:proofErr w:type="spellEnd"/>
+      <w:r>
+        <w:t xml:space="preserve"> = </w:t>
+      </w:r>
+      <w:proofErr w:type="spellStart"/>
+      <w:r>
+        <w:t>GetComponent</w:t>
       </w:r>
       <w:proofErr w:type="spellEnd"/>
       <w:r>
@@ -5239,17 +5287,268 @@
       </w:r>
       <w:proofErr w:type="spellStart"/>
       <w:r>
-        <w:t>TextMeshProUGUI</w:t>
-      </w:r>
-      <w:proofErr w:type="spellEnd"/>
-      <w:r>
-        <w:t>&gt;().text = "You Lose!";</w:t>
-      </w:r>
-    </w:p>
-    <w:p>
+        <w:t>NavMeshAgent</w:t>
+      </w:r>
+      <w:proofErr w:type="spellEnd"/>
+      <w:proofErr w:type="gramStart"/>
+      <w:r>
+        <w:t>&gt;(</w:t>
+      </w:r>
+      <w:proofErr w:type="gramEnd"/>
+      <w:r>
+        <w:t>);</w:t>
+      </w:r>
+    </w:p>
+    <w:p>
+      <w:r>
+        <w:t xml:space="preserve">    }</w:t>
+      </w:r>
+    </w:p>
+    <w:p/>
+    <w:p>
+      <w:r>
+        <w:t xml:space="preserve"> // Update is called once per frame.</w:t>
+      </w:r>
+    </w:p>
+    <w:p>
+      <w:r>
+        <w:t xml:space="preserve"> void </w:t>
+      </w:r>
+      <w:proofErr w:type="gramStart"/>
+      <w:r>
+        <w:t>Update(</w:t>
+      </w:r>
+      <w:proofErr w:type="gramEnd"/>
+      <w:r>
+        <w:t>)</w:t>
+      </w:r>
+    </w:p>
+    <w:p>
+      <w:r>
+        <w:t xml:space="preserve">    {</w:t>
+      </w:r>
+    </w:p>
+    <w:p>
+      <w:r>
+        <w:t xml:space="preserve"> // If there's a reference to the player...</w:t>
+      </w:r>
+    </w:p>
+    <w:p>
+      <w:r>
+        <w:t xml:space="preserve"> if (</w:t>
+      </w:r>
+      <w:proofErr w:type="gramStart"/>
+      <w:r>
+        <w:t>player !</w:t>
+      </w:r>
+      <w:proofErr w:type="gramEnd"/>
+      <w:r>
+        <w:t>= null)</w:t>
+      </w:r>
+    </w:p>
+    <w:p>
+      <w:r>
+        <w:t xml:space="preserve">        {    </w:t>
+      </w:r>
+    </w:p>
+    <w:p>
+      <w:r>
+        <w:t xml:space="preserve"> // Set the enemy's destination to the player's current position.</w:t>
+      </w:r>
+    </w:p>
+    <w:p>
+      <w:r>
+        <w:t xml:space="preserve">            </w:t>
+      </w:r>
+      <w:proofErr w:type="spellStart"/>
+      <w:r>
+        <w:t>navMeshAgent.SetDestination</w:t>
+      </w:r>
+      <w:proofErr w:type="spellEnd"/>
+      <w:r>
+        <w:t>(</w:t>
+      </w:r>
+      <w:proofErr w:type="spellStart"/>
+      <w:proofErr w:type="gramStart"/>
+      <w:r>
+        <w:t>player.position</w:t>
+      </w:r>
+      <w:proofErr w:type="spellEnd"/>
+      <w:proofErr w:type="gramEnd"/>
+      <w:r>
+        <w:t>);</w:t>
+      </w:r>
+    </w:p>
+    <w:p>
+      <w:r>
+        <w:t xml:space="preserve">        }</w:t>
+      </w:r>
+    </w:p>
+    <w:p>
+      <w:r>
+        <w:t xml:space="preserve">    }</w:t>
+      </w:r>
+    </w:p>
+    <w:p>
+      <w:r>
+        <w:t>}</w:t>
+      </w:r>
+    </w:p>
+    <w:p/>
+    <w:p>
+      <w:r>
+        <w:t xml:space="preserve">9. </w:t>
+      </w:r>
+      <w:proofErr w:type="spellStart"/>
+      <w:r>
+        <w:t>NavMeshPath</w:t>
+      </w:r>
+      <w:proofErr w:type="spellEnd"/>
+      <w:r>
+        <w:t xml:space="preserve">: </w:t>
+      </w:r>
+      <w:r>
+        <w:t>Calculate a path between two points and store the resulting path.</w:t>
+      </w:r>
+    </w:p>
+    <w:p>
+      <w:r>
+        <w:t>Use this function to avoid gameplay delays by planning a path before it is needed. You can also use this function to check if a target position is reachable before moving the agent.</w:t>
+      </w:r>
+      <w:r>
+        <w:br/>
+      </w:r>
+      <w:r>
+        <w:br/>
+        <w:t xml:space="preserve">This function is synchronous. It performs path finding immediately which can adversely affect the frame rate when processing very long paths. It is recommended to only perform a few </w:t>
+      </w:r>
+      <w:proofErr w:type="gramStart"/>
+      <w:r>
+        <w:t>path</w:t>
+      </w:r>
+      <w:proofErr w:type="gramEnd"/>
+      <w:r>
+        <w:t xml:space="preserve"> finds per frame when, for example, evaluating distances to cover points.</w:t>
+      </w:r>
+    </w:p>
+    <w:p/>
+    <w:p>
+      <w:r>
+        <w:t>Note: Attach this script to your Enemy game object!</w:t>
+      </w:r>
+    </w:p>
+    <w:p/>
+    <w:p>
+      <w:r>
+        <w:t xml:space="preserve">using </w:t>
+      </w:r>
+      <w:proofErr w:type="spellStart"/>
+      <w:r>
+        <w:t>UnityEngine</w:t>
+      </w:r>
+      <w:proofErr w:type="spellEnd"/>
+      <w:r>
+        <w:t>;</w:t>
+      </w:r>
+    </w:p>
+    <w:p>
+      <w:r>
+        <w:t>using UnityEngine.AI;</w:t>
+      </w:r>
+    </w:p>
+    <w:p/>
+    <w:p>
+      <w:r>
+        <w:t xml:space="preserve">public class </w:t>
+      </w:r>
+      <w:proofErr w:type="spellStart"/>
+      <w:proofErr w:type="gramStart"/>
+      <w:r>
+        <w:t>ShowGoldenPath</w:t>
+      </w:r>
+      <w:proofErr w:type="spellEnd"/>
+      <w:r>
+        <w:t xml:space="preserve"> :</w:t>
+      </w:r>
+      <w:proofErr w:type="gramEnd"/>
       <w:r>
         <w:t xml:space="preserve"> </w:t>
       </w:r>
+      <w:proofErr w:type="spellStart"/>
+      <w:r>
+        <w:t>MonoBehaviour</w:t>
+      </w:r>
+      <w:proofErr w:type="spellEnd"/>
+    </w:p>
+    <w:p>
+      <w:r>
+        <w:t>{</w:t>
+      </w:r>
+    </w:p>
+    <w:p>
+      <w:r>
+        <w:lastRenderedPageBreak/>
+        <w:t xml:space="preserve">    public Transform target;</w:t>
+      </w:r>
+    </w:p>
+    <w:p>
+      <w:r>
+        <w:t xml:space="preserve">    private </w:t>
+      </w:r>
+      <w:proofErr w:type="spellStart"/>
+      <w:r>
+        <w:t>NavMeshPath</w:t>
+      </w:r>
+      <w:proofErr w:type="spellEnd"/>
+      <w:r>
+        <w:t xml:space="preserve"> path;</w:t>
+      </w:r>
+    </w:p>
+    <w:p>
+      <w:r>
+        <w:t xml:space="preserve">    private float elapsed = 0.0f;</w:t>
+      </w:r>
+    </w:p>
+    <w:p>
+      <w:r>
+        <w:t xml:space="preserve">    void </w:t>
+      </w:r>
+      <w:proofErr w:type="gramStart"/>
+      <w:r>
+        <w:t>Start(</w:t>
+      </w:r>
+      <w:proofErr w:type="gramEnd"/>
+      <w:r>
+        <w:t>)</w:t>
+      </w:r>
+    </w:p>
+    <w:p>
+      <w:r>
+        <w:t xml:space="preserve">    {</w:t>
+      </w:r>
+    </w:p>
+    <w:p>
+      <w:r>
+        <w:t xml:space="preserve">        path = new </w:t>
+      </w:r>
+      <w:proofErr w:type="spellStart"/>
+      <w:proofErr w:type="gramStart"/>
+      <w:r>
+        <w:t>NavMeshPath</w:t>
+      </w:r>
+      <w:proofErr w:type="spellEnd"/>
+      <w:r>
+        <w:t>(</w:t>
+      </w:r>
+      <w:proofErr w:type="gramEnd"/>
+      <w:r>
+        <w:t>);</w:t>
+      </w:r>
+    </w:p>
+    <w:p>
+      <w:r>
+        <w:t xml:space="preserve">        elapsed = 0.0f;</w:t>
+      </w:r>
     </w:p>
     <w:p>
       <w:r>
@@ -5259,40 +5558,34 @@
     <w:p/>
     <w:p>
       <w:r>
-        <w:t>}</w:t>
-      </w:r>
-    </w:p>
-    <w:p/>
-    <w:p/>
-    <w:p>
-      <w:r>
-        <w:t>}</w:t>
-      </w:r>
-    </w:p>
-    <w:p>
-      <w:pPr>
-        <w:rPr>
-          <w:b/>
-          <w:bCs/>
-        </w:rPr>
-      </w:pPr>
-      <w:proofErr w:type="spellStart"/>
-      <w:r>
-        <w:rPr>
-          <w:b/>
-          <w:bCs/>
-        </w:rPr>
-        <w:t>EnemyMovement.cs</w:t>
-      </w:r>
-      <w:proofErr w:type="spellEnd"/>
-    </w:p>
-    <w:p>
-      <w:r>
-        <w:t xml:space="preserve">using </w:t>
-      </w:r>
-      <w:proofErr w:type="spellStart"/>
-      <w:r>
-        <w:t>UnityEngine</w:t>
+        <w:t xml:space="preserve">    void </w:t>
+      </w:r>
+      <w:proofErr w:type="gramStart"/>
+      <w:r>
+        <w:t>Update(</w:t>
+      </w:r>
+      <w:proofErr w:type="gramEnd"/>
+      <w:r>
+        <w:t>)</w:t>
+      </w:r>
+    </w:p>
+    <w:p>
+      <w:r>
+        <w:t xml:space="preserve">    {</w:t>
+      </w:r>
+    </w:p>
+    <w:p>
+      <w:r>
+        <w:t xml:space="preserve">        // Update the way to the goal every second.</w:t>
+      </w:r>
+    </w:p>
+    <w:p>
+      <w:r>
+        <w:t xml:space="preserve">        elapsed += </w:t>
+      </w:r>
+      <w:proofErr w:type="spellStart"/>
+      <w:r>
+        <w:t>Time.deltaTime</w:t>
       </w:r>
       <w:proofErr w:type="spellEnd"/>
       <w:r>
@@ -5301,202 +5594,185 @@
     </w:p>
     <w:p>
       <w:r>
-        <w:t>using UnityEngine.AI;</w:t>
-      </w:r>
-    </w:p>
-    <w:p/>
-    <w:p>
-      <w:r>
-        <w:t xml:space="preserve">public class </w:t>
-      </w:r>
-      <w:proofErr w:type="spellStart"/>
-      <w:r>
-        <w:t>EnemyMovement</w:t>
-      </w:r>
-      <w:proofErr w:type="spellEnd"/>
-      <w:r>
-        <w:t xml:space="preserve"> : </w:t>
-      </w:r>
-      <w:proofErr w:type="spellStart"/>
-      <w:r>
-        <w:t>MonoBehaviour</w:t>
-      </w:r>
-      <w:proofErr w:type="spellEnd"/>
-    </w:p>
-    <w:p>
-      <w:r>
-        <w:t>{</w:t>
-      </w:r>
-    </w:p>
-    <w:p>
-      <w:r>
-        <w:t xml:space="preserve"> // Reference to the player's transform.</w:t>
-      </w:r>
-    </w:p>
-    <w:p>
-      <w:r>
-        <w:t xml:space="preserve"> public Transform player;</w:t>
-      </w:r>
-    </w:p>
-    <w:p/>
-    <w:p>
-      <w:r>
-        <w:t xml:space="preserve"> // Reference to the </w:t>
-      </w:r>
-      <w:proofErr w:type="spellStart"/>
-      <w:r>
-        <w:t>NavMeshAgent</w:t>
-      </w:r>
-      <w:proofErr w:type="spellEnd"/>
-      <w:r>
-        <w:t xml:space="preserve"> component for pathfinding.</w:t>
-      </w:r>
-    </w:p>
-    <w:p>
-      <w:r>
-        <w:t xml:space="preserve"> private </w:t>
-      </w:r>
-      <w:proofErr w:type="spellStart"/>
-      <w:r>
-        <w:t>NavMeshAgent</w:t>
-      </w:r>
-      <w:proofErr w:type="spellEnd"/>
-      <w:r>
-        <w:t xml:space="preserve"> </w:t>
-      </w:r>
-      <w:proofErr w:type="spellStart"/>
-      <w:r>
-        <w:t>navMeshAgent</w:t>
-      </w:r>
-      <w:proofErr w:type="spellEnd"/>
-      <w:r>
-        <w:t>;</w:t>
-      </w:r>
-    </w:p>
-    <w:p/>
-    <w:p>
-      <w:r>
-        <w:t xml:space="preserve"> // Start is called before the first frame update.</w:t>
-      </w:r>
-    </w:p>
-    <w:p>
-      <w:r>
-        <w:t xml:space="preserve"> void Start()</w:t>
-      </w:r>
-    </w:p>
-    <w:p>
-      <w:r>
-        <w:t xml:space="preserve">    {</w:t>
-      </w:r>
-    </w:p>
-    <w:p>
-      <w:r>
-        <w:t xml:space="preserve"> // Get and store the </w:t>
-      </w:r>
-      <w:proofErr w:type="spellStart"/>
-      <w:r>
-        <w:t>NavMeshAgent</w:t>
-      </w:r>
-      <w:proofErr w:type="spellEnd"/>
-      <w:r>
-        <w:t xml:space="preserve"> component attached to this object.</w:t>
-      </w:r>
-    </w:p>
-    <w:p>
-      <w:r>
-        <w:t xml:space="preserve">        </w:t>
-      </w:r>
-      <w:proofErr w:type="spellStart"/>
-      <w:r>
-        <w:t>navMeshAgent</w:t>
-      </w:r>
-      <w:proofErr w:type="spellEnd"/>
-      <w:r>
-        <w:t xml:space="preserve"> = </w:t>
-      </w:r>
-      <w:proofErr w:type="spellStart"/>
-      <w:r>
-        <w:t>GetComponent</w:t>
-      </w:r>
-      <w:proofErr w:type="spellEnd"/>
-      <w:r>
-        <w:t>&lt;</w:t>
-      </w:r>
-      <w:proofErr w:type="spellStart"/>
-      <w:r>
-        <w:t>NavMeshAgent</w:t>
-      </w:r>
-      <w:proofErr w:type="spellEnd"/>
-      <w:r>
-        <w:t>&gt;();</w:t>
-      </w:r>
-    </w:p>
-    <w:p>
-      <w:r>
-        <w:t xml:space="preserve">    }</w:t>
-      </w:r>
-    </w:p>
-    <w:p/>
-    <w:p>
-      <w:r>
-        <w:t xml:space="preserve"> // Update is called once per frame.</w:t>
-      </w:r>
-    </w:p>
-    <w:p>
-      <w:r>
-        <w:lastRenderedPageBreak/>
-        <w:t xml:space="preserve"> void Update()</w:t>
-      </w:r>
-    </w:p>
-    <w:p>
-      <w:r>
-        <w:t xml:space="preserve">    {</w:t>
-      </w:r>
-    </w:p>
-    <w:p>
-      <w:r>
-        <w:t xml:space="preserve"> // If there's a reference to the player...</w:t>
-      </w:r>
-    </w:p>
-    <w:p>
-      <w:r>
-        <w:t xml:space="preserve"> if (player != null)</w:t>
-      </w:r>
-    </w:p>
-    <w:p>
-      <w:r>
-        <w:t xml:space="preserve">        {    </w:t>
-      </w:r>
-    </w:p>
-    <w:p>
-      <w:r>
-        <w:t xml:space="preserve"> // Set the enemy's destination to the player's current position.</w:t>
+        <w:t xml:space="preserve">        if (elapsed &gt; 1.0f)</w:t>
+      </w:r>
+    </w:p>
+    <w:p>
+      <w:r>
+        <w:t xml:space="preserve">        {</w:t>
+      </w:r>
+    </w:p>
+    <w:p>
+      <w:r>
+        <w:t xml:space="preserve">            elapsed -= 1.0f;</w:t>
       </w:r>
     </w:p>
     <w:p>
       <w:r>
         <w:t xml:space="preserve">            </w:t>
       </w:r>
-      <w:proofErr w:type="spellStart"/>
-      <w:r>
-        <w:t>navMeshAgent.SetDestination</w:t>
+      <w:proofErr w:type="gramStart"/>
+      <w:r>
+        <w:t>if(target !</w:t>
+      </w:r>
+      <w:proofErr w:type="gramEnd"/>
+      <w:r>
+        <w:t>= null)</w:t>
+      </w:r>
+    </w:p>
+    <w:p>
+      <w:r>
+        <w:t xml:space="preserve">            {</w:t>
+      </w:r>
+    </w:p>
+    <w:p>
+      <w:r>
+        <w:t xml:space="preserve">                </w:t>
+      </w:r>
+      <w:proofErr w:type="spellStart"/>
+      <w:r>
+        <w:t>NavMesh.CalculatePath</w:t>
       </w:r>
       <w:proofErr w:type="spellEnd"/>
       <w:r>
         <w:t>(</w:t>
       </w:r>
       <w:proofErr w:type="spellStart"/>
-      <w:r>
-        <w:t>player.position</w:t>
+      <w:proofErr w:type="gramStart"/>
+      <w:r>
+        <w:t>transform.position</w:t>
+      </w:r>
+      <w:proofErr w:type="spellEnd"/>
+      <w:proofErr w:type="gramEnd"/>
+      <w:r>
+        <w:t xml:space="preserve">, </w:t>
+      </w:r>
+      <w:proofErr w:type="spellStart"/>
+      <w:proofErr w:type="gramStart"/>
+      <w:r>
+        <w:t>target.position</w:t>
+      </w:r>
+      <w:proofErr w:type="spellEnd"/>
+      <w:proofErr w:type="gramEnd"/>
+      <w:r>
+        <w:t xml:space="preserve">, </w:t>
+      </w:r>
+      <w:proofErr w:type="spellStart"/>
+      <w:r>
+        <w:t>NavMesh.AllAreas</w:t>
+      </w:r>
+      <w:proofErr w:type="spellEnd"/>
+      <w:r>
+        <w:t>, path);</w:t>
+      </w:r>
+    </w:p>
+    <w:p>
+      <w:r>
+        <w:t xml:space="preserve">            }</w:t>
+      </w:r>
+    </w:p>
+    <w:p>
+      <w:r>
+        <w:t xml:space="preserve">        }</w:t>
+      </w:r>
+    </w:p>
+    <w:p>
+      <w:r>
+        <w:t xml:space="preserve">        for (int </w:t>
+      </w:r>
+      <w:proofErr w:type="spellStart"/>
+      <w:r>
+        <w:t>i</w:t>
+      </w:r>
+      <w:proofErr w:type="spellEnd"/>
+      <w:r>
+        <w:t xml:space="preserve"> = 0; </w:t>
+      </w:r>
+      <w:proofErr w:type="spellStart"/>
+      <w:r>
+        <w:t>i</w:t>
+      </w:r>
+      <w:proofErr w:type="spellEnd"/>
+      <w:r>
+        <w:t xml:space="preserve"> &lt; </w:t>
+      </w:r>
+      <w:proofErr w:type="spellStart"/>
+      <w:proofErr w:type="gramStart"/>
+      <w:r>
+        <w:t>path.corners</w:t>
+      </w:r>
+      <w:proofErr w:type="gramEnd"/>
+      <w:r>
+        <w:t>.Length</w:t>
+      </w:r>
+      <w:proofErr w:type="spellEnd"/>
+      <w:r>
+        <w:t xml:space="preserve"> - 1; </w:t>
+      </w:r>
+      <w:proofErr w:type="spellStart"/>
+      <w:r>
+        <w:t>i</w:t>
+      </w:r>
+      <w:proofErr w:type="spellEnd"/>
+      <w:r>
+        <w:t>++)</w:t>
+      </w:r>
+    </w:p>
+    <w:p>
+      <w:r>
+        <w:t xml:space="preserve">            </w:t>
+      </w:r>
+      <w:proofErr w:type="spellStart"/>
+      <w:r>
+        <w:t>Debug.DrawLine</w:t>
+      </w:r>
+      <w:proofErr w:type="spellEnd"/>
+      <w:r>
+        <w:t>(</w:t>
+      </w:r>
+      <w:proofErr w:type="spellStart"/>
+      <w:proofErr w:type="gramStart"/>
+      <w:r>
+        <w:t>path.corners</w:t>
+      </w:r>
+      <w:proofErr w:type="spellEnd"/>
+      <w:proofErr w:type="gramEnd"/>
+      <w:r>
+        <w:t>[</w:t>
+      </w:r>
+      <w:proofErr w:type="spellStart"/>
+      <w:r>
+        <w:t>i</w:t>
+      </w:r>
+      <w:proofErr w:type="spellEnd"/>
+      <w:r>
+        <w:t xml:space="preserve">], </w:t>
+      </w:r>
+      <w:proofErr w:type="spellStart"/>
+      <w:proofErr w:type="gramStart"/>
+      <w:r>
+        <w:t>path.corners</w:t>
+      </w:r>
+      <w:proofErr w:type="spellEnd"/>
+      <w:proofErr w:type="gramEnd"/>
+      <w:r>
+        <w:t>[</w:t>
+      </w:r>
+      <w:proofErr w:type="spellStart"/>
+      <w:r>
+        <w:t>i</w:t>
+      </w:r>
+      <w:proofErr w:type="spellEnd"/>
+      <w:r>
+        <w:t xml:space="preserve"> + 1], </w:t>
+      </w:r>
+      <w:proofErr w:type="spellStart"/>
+      <w:r>
+        <w:t>Color.red</w:t>
       </w:r>
       <w:proofErr w:type="spellEnd"/>
       <w:r>
         <w:t>);</w:t>
-      </w:r>
-    </w:p>
-    <w:p>
-      <w:r>
-        <w:t xml:space="preserve">        }</w:t>
       </w:r>
     </w:p>
     <w:p>
@@ -10536,6 +10812,7 @@
   <w:style w:type="character" w:default="1" w:styleId="DefaultParagraphFont">
     <w:name w:val="Default Paragraph Font"/>
     <w:uiPriority w:val="1"/>
+    <w:semiHidden/>
     <w:unhideWhenUsed/>
   </w:style>
   <w:style w:type="table" w:default="1" w:styleId="TableNormal">
@@ -10872,6 +11149,19 @@
       <w:shd w:val="clear" w:color="auto" w:fill="E1DFDD"/>
     </w:rPr>
   </w:style>
+  <w:style w:type="paragraph" w:styleId="NormalWeb">
+    <w:name w:val="Normal (Web)"/>
+    <w:basedOn w:val="Normal"/>
+    <w:uiPriority w:val="99"/>
+    <w:semiHidden/>
+    <w:unhideWhenUsed/>
+    <w:rsid w:val="002138EB"/>
+    <w:rPr>
+      <w:rFonts w:ascii="Times New Roman" w:hAnsi="Times New Roman" w:cs="Times New Roman"/>
+      <w:sz w:val="24"/>
+      <w:szCs w:val="24"/>
+    </w:rPr>
+  </w:style>
 </w:styles>
 </file>
 
